--- a/public/word1.docx
+++ b/public/word1.docx
@@ -482,6 +482,7 @@
     <w:sdt>
       <w:sdtPr>
         <w:rPr>
+          <w:i w:val="0"/>
           <w:sz w:val="24"/>
         </w:rPr>
         <w:id w:val="-1269077724"/>
@@ -489,11 +490,6 @@
           <w:docPartGallery w:val="Table of Contents"/>
         </w:docPartObj>
       </w:sdtPr>
-      <w:sdtEndPr>
-        <w:rPr>
-          <w:i w:val="0"/>
-        </w:rPr>
-      </w:sdtEndPr>
       <w:sdtContent>
         <w:p>
           <w:pPr>
@@ -5231,7 +5227,13 @@
         <w:ind w:right="0" w:hanging="360"/>
       </w:pPr>
       <w:r>
-        <w:t xml:space="preserve">Papież Benedykt XVI naucza: </w:t>
+        <w:t xml:space="preserve">Papież Benedykt </w:t>
+      </w:r>
+      <w:r>
+        <w:t>szesnasty</w:t>
+      </w:r>
+      <w:r>
+        <w:t xml:space="preserve"> naucza: </w:t>
       </w:r>
       <w:r>
         <w:rPr>

--- a/public/word1.docx
+++ b/public/word1.docx
@@ -514,7 +514,7 @@
           <w:r>
             <w:fldChar w:fldCharType="separate"/>
           </w:r>
-          <w:hyperlink w:anchor="_Toc214730414" w:history="1">
+          <w:hyperlink w:anchor="_Toc214884290" w:history="1">
             <w:r>
               <w:rPr>
                 <w:rStyle w:val="Hipercze"/>
@@ -541,7 +541,7 @@
                 <w:noProof/>
                 <w:webHidden/>
               </w:rPr>
-              <w:instrText xml:space="preserve"> PAGEREF _Toc214730414 \h </w:instrText>
+              <w:instrText xml:space="preserve"> PAGEREF _Toc214884290 \h </w:instrText>
             </w:r>
             <w:r>
               <w:rPr>
@@ -586,7 +586,7 @@
               <w:sz w:val="24"/>
             </w:rPr>
           </w:pPr>
-          <w:hyperlink w:anchor="_Toc214730415" w:history="1">
+          <w:hyperlink w:anchor="_Toc214884291" w:history="1">
             <w:r>
               <w:rPr>
                 <w:rStyle w:val="Hipercze"/>
@@ -613,7 +613,7 @@
                 <w:noProof/>
                 <w:webHidden/>
               </w:rPr>
-              <w:instrText xml:space="preserve"> PAGEREF _Toc214730415 \h </w:instrText>
+              <w:instrText xml:space="preserve"> PAGEREF _Toc214884291 \h </w:instrText>
             </w:r>
             <w:r>
               <w:rPr>
@@ -658,7 +658,7 @@
               <w:sz w:val="24"/>
             </w:rPr>
           </w:pPr>
-          <w:hyperlink w:anchor="_Toc214730416" w:history="1">
+          <w:hyperlink w:anchor="_Toc214884292" w:history="1">
             <w:r>
               <w:rPr>
                 <w:rStyle w:val="Hipercze"/>
@@ -685,7 +685,7 @@
                 <w:noProof/>
                 <w:webHidden/>
               </w:rPr>
-              <w:instrText xml:space="preserve"> PAGEREF _Toc214730416 \h </w:instrText>
+              <w:instrText xml:space="preserve"> PAGEREF _Toc214884292 \h </w:instrText>
             </w:r>
             <w:r>
               <w:rPr>
@@ -730,7 +730,7 @@
               <w:sz w:val="24"/>
             </w:rPr>
           </w:pPr>
-          <w:hyperlink w:anchor="_Toc214730417" w:history="1">
+          <w:hyperlink w:anchor="_Toc214884293" w:history="1">
             <w:r>
               <w:rPr>
                 <w:rStyle w:val="Hipercze"/>
@@ -757,7 +757,7 @@
                 <w:noProof/>
                 <w:webHidden/>
               </w:rPr>
-              <w:instrText xml:space="preserve"> PAGEREF _Toc214730417 \h </w:instrText>
+              <w:instrText xml:space="preserve"> PAGEREF _Toc214884293 \h </w:instrText>
             </w:r>
             <w:r>
               <w:rPr>
@@ -802,7 +802,7 @@
               <w:sz w:val="24"/>
             </w:rPr>
           </w:pPr>
-          <w:hyperlink w:anchor="_Toc214730418" w:history="1">
+          <w:hyperlink w:anchor="_Toc214884294" w:history="1">
             <w:r>
               <w:rPr>
                 <w:rStyle w:val="Hipercze"/>
@@ -829,7 +829,7 @@
                 <w:noProof/>
                 <w:webHidden/>
               </w:rPr>
-              <w:instrText xml:space="preserve"> PAGEREF _Toc214730418 \h </w:instrText>
+              <w:instrText xml:space="preserve"> PAGEREF _Toc214884294 \h </w:instrText>
             </w:r>
             <w:r>
               <w:rPr>
@@ -874,7 +874,7 @@
               <w:sz w:val="24"/>
             </w:rPr>
           </w:pPr>
-          <w:hyperlink w:anchor="_Toc214730419" w:history="1">
+          <w:hyperlink w:anchor="_Toc214884295" w:history="1">
             <w:r>
               <w:rPr>
                 <w:rStyle w:val="Hipercze"/>
@@ -901,7 +901,7 @@
                 <w:noProof/>
                 <w:webHidden/>
               </w:rPr>
-              <w:instrText xml:space="preserve"> PAGEREF _Toc214730419 \h </w:instrText>
+              <w:instrText xml:space="preserve"> PAGEREF _Toc214884295 \h </w:instrText>
             </w:r>
             <w:r>
               <w:rPr>
@@ -946,7 +946,7 @@
               <w:sz w:val="24"/>
             </w:rPr>
           </w:pPr>
-          <w:hyperlink w:anchor="_Toc214730420" w:history="1">
+          <w:hyperlink w:anchor="_Toc214884296" w:history="1">
             <w:r>
               <w:rPr>
                 <w:rStyle w:val="Hipercze"/>
@@ -973,7 +973,7 @@
                 <w:noProof/>
                 <w:webHidden/>
               </w:rPr>
-              <w:instrText xml:space="preserve"> PAGEREF _Toc214730420 \h </w:instrText>
+              <w:instrText xml:space="preserve"> PAGEREF _Toc214884296 \h </w:instrText>
             </w:r>
             <w:r>
               <w:rPr>
@@ -1018,7 +1018,7 @@
               <w:sz w:val="24"/>
             </w:rPr>
           </w:pPr>
-          <w:hyperlink w:anchor="_Toc214730421" w:history="1">
+          <w:hyperlink w:anchor="_Toc214884297" w:history="1">
             <w:r>
               <w:rPr>
                 <w:rStyle w:val="Hipercze"/>
@@ -1045,7 +1045,7 @@
                 <w:noProof/>
                 <w:webHidden/>
               </w:rPr>
-              <w:instrText xml:space="preserve"> PAGEREF _Toc214730421 \h </w:instrText>
+              <w:instrText xml:space="preserve"> PAGEREF _Toc214884297 \h </w:instrText>
             </w:r>
             <w:r>
               <w:rPr>
@@ -1090,7 +1090,7 @@
               <w:sz w:val="24"/>
             </w:rPr>
           </w:pPr>
-          <w:hyperlink w:anchor="_Toc214730422" w:history="1">
+          <w:hyperlink w:anchor="_Toc214884298" w:history="1">
             <w:r>
               <w:rPr>
                 <w:rStyle w:val="Hipercze"/>
@@ -1117,7 +1117,7 @@
                 <w:noProof/>
                 <w:webHidden/>
               </w:rPr>
-              <w:instrText xml:space="preserve"> PAGEREF _Toc214730422 \h </w:instrText>
+              <w:instrText xml:space="preserve"> PAGEREF _Toc214884298 \h </w:instrText>
             </w:r>
             <w:r>
               <w:rPr>
@@ -1191,12 +1191,13 @@
       <w:pPr>
         <w:pStyle w:val="Nagwek1"/>
       </w:pPr>
-      <w:bookmarkStart w:id="0" w:name="_Toc214730414"/>
+      <w:bookmarkStart w:id="0" w:name="_Toc214884290"/>
       <w:r>
         <w:t>Wprowadzenie</w:t>
       </w:r>
       <w:bookmarkEnd w:id="0"/>
     </w:p>
+    <w:p/>
     <w:p>
       <w:pPr>
         <w:spacing w:after="11" w:line="266" w:lineRule="auto"/>
@@ -1206,26 +1207,86 @@
         <w:rPr>
           <w:sz w:val="28"/>
         </w:rPr>
-        <w:t xml:space="preserve">Pod koniec XX i w pierwszych trzech dekadach XXI wieku kolejni papieże poświęcili wiele miejsca nauczaniu o nadziei. W 1994 roku św. Jan Paweł II wydał książkę zatytułowaną </w:t>
-      </w:r>
-      <w:r>
-        <w:rPr>
-          <w:i/>
+        <w:t xml:space="preserve">Pod koniec </w:t>
+      </w:r>
+      <w:r>
+        <w:rPr>
           <w:sz w:val="28"/>
         </w:rPr>
+        <w:t>dwudziestego</w:t>
+      </w:r>
+      <w:r>
+        <w:rPr>
+          <w:sz w:val="28"/>
+        </w:rPr>
+        <w:t xml:space="preserve"> i w pierwszych trzech dekadach </w:t>
+      </w:r>
+      <w:r>
+        <w:rPr>
+          <w:sz w:val="28"/>
+        </w:rPr>
+        <w:t>dwudziestego pierwszego</w:t>
+      </w:r>
+      <w:r>
+        <w:rPr>
+          <w:sz w:val="28"/>
+        </w:rPr>
+        <w:t xml:space="preserve"> wieku kolejni papieże poświęcili wiele miejsca nauczaniu o nadziei. W 1994 roku </w:t>
+      </w:r>
+      <w:r>
+        <w:rPr>
+          <w:sz w:val="28"/>
+        </w:rPr>
+        <w:t>święty</w:t>
+      </w:r>
+      <w:r>
+        <w:rPr>
+          <w:sz w:val="28"/>
+        </w:rPr>
+        <w:t xml:space="preserve"> Jan Paweł </w:t>
+      </w:r>
+      <w:r>
+        <w:rPr>
+          <w:sz w:val="28"/>
+        </w:rPr>
+        <w:t>drugi</w:t>
+      </w:r>
+      <w:r>
+        <w:rPr>
+          <w:sz w:val="28"/>
+        </w:rPr>
+        <w:t xml:space="preserve"> wydał książkę zatytułowaną </w:t>
+      </w:r>
+      <w:r>
+        <w:rPr>
+          <w:i/>
+          <w:sz w:val="28"/>
+        </w:rPr>
         <w:t>Przekroczyć próg nadziei</w:t>
       </w:r>
       <w:r>
         <w:rPr>
           <w:sz w:val="28"/>
         </w:rPr>
-        <w:t xml:space="preserve">. Jego następca, Benedykt XVI, zaplanował trzy encykliki, a więc dokumenty o bardzo wysokiej randze, poświęcone trzem cnotom teologalnym. Pod swoim imieniem ogłosił dwie z nich: </w:t>
-      </w:r>
-      <w:r>
-        <w:rPr>
-          <w:i/>
+        <w:t xml:space="preserve">. Jego następca, Benedykt </w:t>
+      </w:r>
+      <w:r>
+        <w:rPr>
           <w:sz w:val="28"/>
         </w:rPr>
+        <w:t>szesnasty</w:t>
+      </w:r>
+      <w:r>
+        <w:rPr>
+          <w:sz w:val="28"/>
+        </w:rPr>
+        <w:t xml:space="preserve">, zaplanował trzy encykliki, a więc dokumenty o bardzo wysokiej randze, poświęcone trzem cnotom teologalnym. Pod swoim imieniem ogłosił dwie z nich: </w:t>
+      </w:r>
+      <w:r>
+        <w:rPr>
+          <w:i/>
+          <w:sz w:val="28"/>
+        </w:rPr>
         <w:t xml:space="preserve">Deus caritas est </w:t>
       </w:r>
       <w:r>
@@ -1252,12 +1313,19 @@
           <w:i/>
           <w:sz w:val="28"/>
         </w:rPr>
-        <w:t xml:space="preserve">Spe salvi </w:t>
-      </w:r>
-      <w:r>
-        <w:rPr>
+        <w:t>spe</w:t>
+      </w:r>
+      <w:r>
+        <w:rPr>
+          <w:i/>
           <w:sz w:val="28"/>
         </w:rPr>
+        <w:t xml:space="preserve"> salvi </w:t>
+      </w:r>
+      <w:r>
+        <w:rPr>
+          <w:sz w:val="28"/>
+        </w:rPr>
         <w:t xml:space="preserve">– </w:t>
       </w:r>
       <w:r>
@@ -1271,7 +1339,7 @@
         <w:rPr>
           <w:sz w:val="28"/>
         </w:rPr>
-        <w:t xml:space="preserve"> (2007) – por. Rz 8,24. Trzecia – </w:t>
+        <w:t xml:space="preserve"> (2007) – Rz 8,24. Trzecia – </w:t>
       </w:r>
       <w:r>
         <w:rPr>
@@ -1297,32 +1365,87 @@
         <w:rPr>
           <w:sz w:val="28"/>
         </w:rPr>
-        <w:t xml:space="preserve"> (2013) została ogłoszona po abdykacji Benedykta XVI pod imieniem papieża Franciszka i jest często nazywa encykliką pisaną „na cztery ręce”, gdyż pracowali nad nią obydwaj papieże. Papież Franciszek w swoim nauczaniu wiele miejsca poświęcił nadziei. Niecały rok przed śmiercią ogłosił Jubileusz Roku 2025, który przeżywamy pod hasłem </w:t>
-      </w:r>
-      <w:r>
-        <w:rPr>
-          <w:i/>
+        <w:t xml:space="preserve"> (2013) została ogłoszona po abdykacji Benedykta </w:t>
+      </w:r>
+      <w:r>
+        <w:rPr>
           <w:sz w:val="28"/>
         </w:rPr>
+        <w:t>szesnastego</w:t>
+      </w:r>
+      <w:r>
+        <w:rPr>
+          <w:sz w:val="28"/>
+        </w:rPr>
+        <w:t xml:space="preserve"> pod imieniem papieża Franciszka i jest często nazywa encykliką pisaną „na cztery ręce”, gdyż pracowali nad nią obydwaj papieże. Papież Franciszek w swoim nauczaniu wiele miejsca poświęcił nadziei. Niecały rok przed śmiercią ogłosił Jubileusz Roku </w:t>
+      </w:r>
+      <w:r>
+        <w:rPr>
+          <w:sz w:val="28"/>
+        </w:rPr>
+        <w:t>dwa tysiące dwudziestego piątego</w:t>
+      </w:r>
+      <w:r>
+        <w:rPr>
+          <w:sz w:val="28"/>
+        </w:rPr>
+        <w:t xml:space="preserve">, który przeżywamy pod hasłem </w:t>
+      </w:r>
+      <w:r>
+        <w:rPr>
+          <w:i/>
+          <w:sz w:val="28"/>
+        </w:rPr>
         <w:t>Pielgrzymi nadziei</w:t>
       </w:r>
       <w:r>
         <w:rPr>
           <w:sz w:val="28"/>
         </w:rPr>
-        <w:t xml:space="preserve">. Bulla ogłaszająca Jubileusz ukazała się 9 maja 2024 roku i nosi tytuł </w:t>
-      </w:r>
-      <w:r>
-        <w:rPr>
-          <w:i/>
+        <w:t xml:space="preserve">. Bulla ogłaszająca Jubileusz ukazała się </w:t>
+      </w:r>
+      <w:r>
+        <w:rPr>
           <w:sz w:val="28"/>
         </w:rPr>
-        <w:t>Spes non confundit</w:t>
+        <w:t xml:space="preserve">dziewiątego </w:t>
       </w:r>
       <w:r>
         <w:rPr>
           <w:sz w:val="28"/>
         </w:rPr>
+        <w:t xml:space="preserve">maja </w:t>
+      </w:r>
+      <w:r>
+        <w:rPr>
+          <w:sz w:val="28"/>
+        </w:rPr>
+        <w:t>dwatysiące dwudziestego czwartego</w:t>
+      </w:r>
+      <w:r>
+        <w:rPr>
+          <w:sz w:val="28"/>
+        </w:rPr>
+        <w:t xml:space="preserve"> roku i nosi tytuł </w:t>
+      </w:r>
+      <w:r>
+        <w:rPr>
+          <w:i/>
+          <w:sz w:val="28"/>
+        </w:rPr>
+        <w:t>s</w:t>
+      </w:r>
+      <w:r>
+        <w:rPr>
+          <w:i/>
+          <w:sz w:val="28"/>
+        </w:rPr>
+        <w:t>pes non confundit</w:t>
+      </w:r>
+      <w:r>
+        <w:rPr>
+          <w:sz w:val="28"/>
+        </w:rPr>
         <w:t xml:space="preserve"> – </w:t>
       </w:r>
       <w:r>
@@ -1349,7 +1472,37 @@
         <w:rPr>
           <w:sz w:val="28"/>
         </w:rPr>
-        <w:t xml:space="preserve">). Niespełna trzy miesiące przez śmiercią Franciszka, a konkretnie 14 stycznia 2025 roku, ukazała się jego autobiografia napisana na podstawie  wywiadu-rzeki przeprowadzonego z papieżem przez dziennikarza Carlo Musso. Książka ta nosi  tytuł </w:t>
+        <w:t xml:space="preserve">). Niespełna trzy miesiące przez śmiercią Franciszka, a konkretnie </w:t>
+      </w:r>
+      <w:r>
+        <w:rPr>
+          <w:sz w:val="28"/>
+        </w:rPr>
+        <w:t>czternastego</w:t>
+      </w:r>
+      <w:r>
+        <w:rPr>
+          <w:sz w:val="28"/>
+        </w:rPr>
+        <w:t xml:space="preserve"> stycznia </w:t>
+      </w:r>
+      <w:r>
+        <w:rPr>
+          <w:sz w:val="28"/>
+        </w:rPr>
+        <w:t>dwa tysiące dwudziestego piątego</w:t>
+      </w:r>
+      <w:r>
+        <w:rPr>
+          <w:sz w:val="28"/>
+        </w:rPr>
+        <w:t xml:space="preserve"> </w:t>
+      </w:r>
+      <w:r>
+        <w:rPr>
+          <w:sz w:val="28"/>
+        </w:rPr>
+        <w:t xml:space="preserve">roku, ukazała się jego autobiografia napisana na podstawie  wywiadu-rzeki przeprowadzonego z papieżem przez dziennikarza Carlo Musso. Książka ta nosi  tytuł </w:t>
       </w:r>
       <w:r>
         <w:rPr>
@@ -1374,7 +1527,55 @@
         <w:rPr>
           <w:sz w:val="28"/>
         </w:rPr>
-        <w:t xml:space="preserve">Papież Leon XIV również naucza o nadziei, podejmując motywy z nauczania swoich poprzedników. Komentując historię ślepca Bartymeusza (por. Mk 10,40-52) podczas audiencji generalnej 11 czerwca 2025 roku, papież powiedział: „Nigdy nie należy tracić nadziei, nawet gdy czujemy się zagubieni”. </w:t>
+        <w:t xml:space="preserve">Papież Leon </w:t>
+      </w:r>
+      <w:r>
+        <w:rPr>
+          <w:sz w:val="28"/>
+        </w:rPr>
+        <w:t>czternasty</w:t>
+      </w:r>
+      <w:r>
+        <w:rPr>
+          <w:sz w:val="28"/>
+        </w:rPr>
+        <w:t xml:space="preserve"> również naucza o nadziei, podejmując motywy z nauczania swoich poprzedników. Komentując historię ślepca Bartymeusza (</w:t>
+      </w:r>
+      <w:r>
+        <w:rPr>
+          <w:sz w:val="28"/>
+        </w:rPr>
+        <w:t>Marek</w:t>
+      </w:r>
+      <w:r>
+        <w:rPr>
+          <w:sz w:val="28"/>
+        </w:rPr>
+        <w:t xml:space="preserve"> 10,40-52) podczas audiencji generalnej </w:t>
+      </w:r>
+      <w:r>
+        <w:rPr>
+          <w:sz w:val="28"/>
+        </w:rPr>
+        <w:t>jedynastego</w:t>
+      </w:r>
+      <w:r>
+        <w:rPr>
+          <w:sz w:val="28"/>
+        </w:rPr>
+        <w:t xml:space="preserve"> czerwca </w:t>
+      </w:r>
+      <w:r>
+        <w:rPr>
+          <w:sz w:val="28"/>
+        </w:rPr>
+        <w:t>dwa tysiące dwudziestego piątego</w:t>
+      </w:r>
+      <w:r>
+        <w:rPr>
+          <w:sz w:val="28"/>
+        </w:rPr>
+        <w:t xml:space="preserve"> roku, papież powiedział: „Nigdy nie należy tracić nadziei, nawet gdy czujemy się zagubieni”. </w:t>
       </w:r>
     </w:p>
     <w:p>
@@ -1386,14 +1587,69 @@
         <w:rPr>
           <w:sz w:val="28"/>
         </w:rPr>
-        <w:t xml:space="preserve">Katolicka Odnowa w Duchu Świętym opiera swoją formację na Słowie Bożym i nauczaniu Kościoła. Stara się również płynąć z głównym nurtem jego życia. Z tego powodu w Roku Jubileuszowym 2025 Odnowa Archidiecezji Wrocławskiej za przedmiot swoich rozważań rekolekcyjnych (4–10 sierpnia 2025 roku) obrała tekst Rz 5,1-5, z którego pochodzą tytułowe słowa Bulli papieża Franciszka – </w:t>
-      </w:r>
-      <w:r>
-        <w:rPr>
-          <w:i/>
+        <w:t xml:space="preserve">Katolicka Odnowa w Duchu Świętym opiera swoją formację na Słowie Bożym i nauczaniu Kościoła. Stara się również płynąć z głównym nurtem jego życia. Z tego powodu w Roku Jubileuszowym </w:t>
+      </w:r>
+      <w:r>
+        <w:rPr>
           <w:sz w:val="28"/>
         </w:rPr>
-        <w:t>Spes non confundit</w:t>
+        <w:t>dwa tysiące dwudziest</w:t>
+      </w:r>
+      <w:r>
+        <w:rPr>
+          <w:sz w:val="28"/>
+        </w:rPr>
+        <w:t>ym</w:t>
+      </w:r>
+      <w:r>
+        <w:rPr>
+          <w:sz w:val="28"/>
+        </w:rPr>
+        <w:t xml:space="preserve"> piąt</w:t>
+      </w:r>
+      <w:r>
+        <w:rPr>
+          <w:sz w:val="28"/>
+        </w:rPr>
+        <w:t xml:space="preserve">ym </w:t>
+      </w:r>
+      <w:r>
+        <w:rPr>
+          <w:sz w:val="28"/>
+        </w:rPr>
+        <w:t xml:space="preserve">Odnowa Archidiecezji Wrocławskiej za przedmiot swoich rozważań rekolekcyjnych (4–10 sierpnia </w:t>
+      </w:r>
+      <w:r>
+        <w:rPr>
+          <w:sz w:val="28"/>
+        </w:rPr>
+        <w:t>dwa tysiące dwudziestego piątego</w:t>
+      </w:r>
+      <w:r>
+        <w:rPr>
+          <w:sz w:val="28"/>
+        </w:rPr>
+        <w:t xml:space="preserve"> </w:t>
+      </w:r>
+      <w:r>
+        <w:rPr>
+          <w:sz w:val="28"/>
+        </w:rPr>
+        <w:t xml:space="preserve">roku) obrała tekst Rz 5,1-5, z którego pochodzą tytułowe słowa Bulli papieża Franciszka – </w:t>
+      </w:r>
+      <w:r>
+        <w:rPr>
+          <w:i/>
+          <w:sz w:val="28"/>
+        </w:rPr>
+        <w:t>s</w:t>
+      </w:r>
+      <w:r>
+        <w:rPr>
+          <w:i/>
+          <w:sz w:val="28"/>
+        </w:rPr>
+        <w:t>pes non confundit</w:t>
       </w:r>
       <w:r>
         <w:rPr>
@@ -1418,7 +1674,7 @@
         <w:spacing w:after="405"/>
         <w:ind w:right="7"/>
       </w:pPr>
-      <w:bookmarkStart w:id="1" w:name="_Toc214730415"/>
+      <w:bookmarkStart w:id="1" w:name="_Toc214884291"/>
       <w:r>
         <w:lastRenderedPageBreak/>
         <w:t>Metoda pracy z materiałami</w:t>
@@ -1723,7 +1979,7 @@
         <w:pStyle w:val="Nagwek1"/>
         <w:ind w:right="8"/>
       </w:pPr>
-      <w:bookmarkStart w:id="2" w:name="_Toc214730416"/>
+      <w:bookmarkStart w:id="2" w:name="_Toc214884292"/>
       <w:r>
         <w:lastRenderedPageBreak/>
         <w:t>Część 1. Trzy cnoty teologalne: wiara, nadzieja i miłość</w:t>
@@ -1760,7 +2016,23 @@
           <w:b/>
           <w:sz w:val="28"/>
         </w:rPr>
-        <w:t xml:space="preserve">Katecheza wprowadzająca </w:t>
+        <w:t>Katecheza wprowadzająca</w:t>
+      </w:r>
+      <w:r>
+        <w:rPr>
+          <w:rFonts w:ascii="Arial" w:eastAsia="Arial" w:hAnsi="Arial" w:cs="Arial"/>
+          <w:b/>
+          <w:sz w:val="28"/>
+        </w:rPr>
+        <w:t>.</w:t>
+      </w:r>
+      <w:r>
+        <w:rPr>
+          <w:rFonts w:ascii="Arial" w:eastAsia="Arial" w:hAnsi="Arial" w:cs="Arial"/>
+          <w:b/>
+          <w:sz w:val="28"/>
+        </w:rPr>
+        <w:t xml:space="preserve"> </w:t>
       </w:r>
     </w:p>
     <w:p>
@@ -1809,7 +2081,16 @@
         <w:t xml:space="preserve">logos </w:t>
       </w:r>
       <w:r>
-        <w:t xml:space="preserve">– ‘słowo’). Cnoty te jako pewnego rodzaju sprawności budują naszą relację z Bogiem. Ich początkiem, motywem i przedmiotem jest Bóg (KKK 1812). </w:t>
+        <w:t>– ‘słowo’). Cnoty te jako pewnego rodzaju sprawności budują naszą relację z Bogiem. Ich początkiem, motywem i przedmiotem jest Bóg (</w:t>
+      </w:r>
+      <w:r>
+        <w:t>Katechizm Kościoła Katolickiego</w:t>
+      </w:r>
+      <w:r>
+        <w:t xml:space="preserve"> </w:t>
+      </w:r>
+      <w:r>
+        <w:t xml:space="preserve">1812). </w:t>
       </w:r>
     </w:p>
     <w:p>
@@ -1836,7 +2117,16 @@
         <w:t>Wiara</w:t>
       </w:r>
       <w:r>
-        <w:t xml:space="preserve"> jest cnotą teologalną, dzięki której wierzymy w Boga oraz w to wszystko, co On nam powiedział i objawił, a co Kościół święty podaje nam do wierzenia, ponieważ Bóg jest samą prawdą. Wiara zawiera w sobie dwa ważne aspekty: 1) wierzymy w Boga oraz w to, co nam objawił; i 2) wierzymy Bogu (KKK 1814). </w:t>
+        <w:t xml:space="preserve"> jest cnotą teologalną, dzięki której wierzymy w Boga oraz w to wszystko, co On nam powiedział i objawił, a co Kościół święty podaje nam do wierzenia, ponieważ Bóg jest samą prawdą. Wiara zawiera w sobie dwa ważne aspekty: 1) wierzymy w Boga oraz w to, co nam objawił; i 2) wierzymy Bogu (</w:t>
+      </w:r>
+      <w:r>
+        <w:t>Katechizm Kościoła Katolickiego</w:t>
+      </w:r>
+      <w:r>
+        <w:t xml:space="preserve"> </w:t>
+      </w:r>
+      <w:r>
+        <w:t xml:space="preserve">1814). </w:t>
       </w:r>
     </w:p>
     <w:p>
@@ -1863,7 +2153,16 @@
         <w:t>Nadzieja</w:t>
       </w:r>
       <w:r>
-        <w:t xml:space="preserve"> jest cnotą teologalną, dzięki której pragniemy jako naszego szczęścia Królestwa niebieskiego oraz życia wiecznego, pokładając ufność w obietnicach Chrystusa i opierając się nie na naszych siłach, ale na pomocy łaski Ducha Świętego (KKK 1817). </w:t>
+        <w:t xml:space="preserve"> jest cnotą teologalną, dzięki której pragniemy jako naszego szczęścia Królestwa niebieskiego oraz życia wiecznego, pokładając ufność w obietnicach Chrystusa i opierając się nie na naszych siłach, ale na pomocy łaski Ducha Świętego (</w:t>
+      </w:r>
+      <w:r>
+        <w:t>Katechizm Kościoła Katolickiego</w:t>
+      </w:r>
+      <w:r>
+        <w:t xml:space="preserve"> </w:t>
+      </w:r>
+      <w:r>
+        <w:t xml:space="preserve">1817). </w:t>
       </w:r>
     </w:p>
     <w:p>
@@ -1889,7 +2188,16 @@
         <w:t>Miłość</w:t>
       </w:r>
       <w:r>
-        <w:t xml:space="preserve"> jest cnotą teologalną, dzięki której miłujemy Boga nade wszystko dla Niego samego, a naszych bliźnich jak siebie samych ze względu na miłość Boga (KKK 1822). </w:t>
+        <w:t xml:space="preserve"> jest cnotą teologalną, dzięki której miłujemy Boga nade wszystko dla Niego samego, a naszych bliźnich jak siebie samych ze względu na miłość Boga (</w:t>
+      </w:r>
+      <w:r>
+        <w:t>Katechizm Kościoła Katolickiego</w:t>
+      </w:r>
+      <w:r>
+        <w:t xml:space="preserve"> </w:t>
+      </w:r>
+      <w:r>
+        <w:t xml:space="preserve">1822). </w:t>
       </w:r>
     </w:p>
     <w:p>
@@ -1901,7 +2209,13 @@
         <w:ind w:right="0" w:hanging="360"/>
       </w:pPr>
       <w:r>
-        <w:t xml:space="preserve">„Cnoty teologalne są ze sobą wewnętrznie powiązane i tworzą ścisłą jedność życia łaski w człowieku. Jakkolwiek omawia się każdą cnotę teologalną z osobna, uwzględniając to, co jest jej właściwe, zawsze należy jednak pamiętać, że ostatecznie chodzi o miłość, która wierzy i ufa. Tylko miłość czyni wiarę i nadzieję cnotami w pełnym znaczeniu. Całe życie moralne chrześcijanina kierują wspólnie ku Bogu trzy cnoty teologalne. Św. Tomasz zauważa: «Wiara ukazuje cel, nadzieja każe do niego dążyć, miłość jednoczy z nim» (Św. Tomasz, </w:t>
+        <w:t>„Cnoty teologalne są ze sobą wewnętrznie powiązane i tworzą ścisłą jedność życia łaski w człowieku. Jakkolwiek omawia się każdą cnotę teologalną z osobna, uwzględniając to, co jest jej właściwe, zawsze należy jednak pamiętać, że ostatecznie chodzi o miłość, która wierzy i ufa. Tylko miłość czyni wiarę i nadzieję cnotami w pełnym znaczeniu. Całe życie moralne chrześcijanina kierują wspólnie ku Bogu trzy cnoty teologalne. Św. Tomasz zauważa: «Wiara ukazuje cel, nadzieja każe do niego dążyć, miłość jednoczy z nim» (Św</w:t>
+      </w:r>
+      <w:r>
+        <w:t>ięty</w:t>
+      </w:r>
+      <w:r>
+        <w:t xml:space="preserve"> Tomasz, </w:t>
       </w:r>
       <w:r>
         <w:rPr>
@@ -2118,6 +2432,7 @@
         <w:rPr>
           <w:sz w:val="20"/>
         </w:rPr>
+        <w:lastRenderedPageBreak/>
         <w:t xml:space="preserve">Część 1. Trzy cnoty teologalne: wiara, nadzieja i miłość </w:t>
       </w:r>
     </w:p>
@@ -2235,7 +2550,6 @@
         <w:rPr>
           <w:i/>
         </w:rPr>
-        <w:lastRenderedPageBreak/>
         <w:t xml:space="preserve">wytrwałość, a wytrwałość – wypróbowaną cnotę, wypróbowana zaś cnota – </w:t>
       </w:r>
       <w:r>
@@ -2300,7 +2614,13 @@
         <w:t xml:space="preserve">w owym czasie byliście poza Chrystusem, obcy względem społeczności Izraela i bez udziału w przymierzach obietnicy, nie mający nadziei ani Boga na tym świecie </w:t>
       </w:r>
       <w:r>
-        <w:t xml:space="preserve">(Ef 2,12). Prawdziwa nadzieja jest tylko w Bogu! Jeśli ktoś wierzy w Boga, to ta wiara rodzi nadzieję i pozwala stawić czoło teraźniejszości (por. SS 1). </w:t>
+        <w:t>(Ef</w:t>
+      </w:r>
+      <w:r>
+        <w:t>ezjan</w:t>
+      </w:r>
+      <w:r>
+        <w:t xml:space="preserve">2,12). Prawdziwa nadzieja jest tylko w Bogu! Jeśli ktoś wierzy w Boga, to ta wiara rodzi nadzieję i pozwala stawić czoło teraźniejszości (por. SS 1). </w:t>
       </w:r>
     </w:p>
     <w:p>
@@ -2330,7 +2650,23 @@
           <w:b/>
           <w:sz w:val="28"/>
         </w:rPr>
-        <w:t xml:space="preserve">Teksty do osobistego studium i medytacji </w:t>
+        <w:t>Teksty do osobistego studium i medytacji</w:t>
+      </w:r>
+      <w:r>
+        <w:rPr>
+          <w:rFonts w:ascii="Arial" w:eastAsia="Arial" w:hAnsi="Arial" w:cs="Arial"/>
+          <w:b/>
+          <w:sz w:val="28"/>
+        </w:rPr>
+        <w:t>.</w:t>
+      </w:r>
+      <w:r>
+        <w:rPr>
+          <w:rFonts w:ascii="Arial" w:eastAsia="Arial" w:hAnsi="Arial" w:cs="Arial"/>
+          <w:b/>
+          <w:sz w:val="28"/>
+        </w:rPr>
+        <w:t xml:space="preserve"> </w:t>
       </w:r>
     </w:p>
     <w:p>
@@ -2343,28 +2679,23 @@
         <w:rPr>
           <w:b/>
         </w:rPr>
-        <w:t xml:space="preserve">Biblia: Rz 5,1-5; Ef 2,11-14 </w:t>
-      </w:r>
-    </w:p>
-    <w:p>
-      <w:pPr>
-        <w:spacing w:after="0" w:line="259" w:lineRule="auto"/>
-        <w:ind w:left="0" w:right="0" w:firstLine="0"/>
-        <w:jc w:val="left"/>
-      </w:pPr>
-      <w:r>
-        <w:rPr>
-          <w:sz w:val="28"/>
-        </w:rPr>
+        <w:t>Biblia: Rz 5,1-5; Ef</w:t>
+      </w:r>
+      <w:r>
+        <w:rPr>
+          <w:b/>
+        </w:rPr>
+        <w:t>ezjan</w:t>
+      </w:r>
+      <w:r>
+        <w:rPr>
+          <w:b/>
+        </w:rPr>
+        <w:t xml:space="preserve"> 2,11-14 </w:t>
+      </w:r>
+      <w:r>
         <w:t xml:space="preserve"> </w:t>
       </w:r>
-    </w:p>
-    <w:p>
-      <w:pPr>
-        <w:spacing w:after="9" w:line="266" w:lineRule="auto"/>
-        <w:ind w:left="4376" w:right="2423" w:hanging="317"/>
-        <w:jc w:val="left"/>
-      </w:pPr>
       <w:r>
         <w:t xml:space="preserve">ENCYKLIKA </w:t>
       </w:r>
@@ -2379,7 +2710,7 @@
         <w:rPr>
           <w:b/>
         </w:rPr>
-        <w:t xml:space="preserve">BENEDYKTA XVI </w:t>
+        <w:t>BENEDYKTA XVI</w:t>
       </w:r>
     </w:p>
     <w:p>
@@ -2444,7 +2775,13 @@
         <w:t>SPE SALVI facti sumus</w:t>
       </w:r>
       <w:r>
-        <w:t xml:space="preserve">» – w nadziei już jesteśmy zbawieni (Rz 8,24), mówi św. Paweł Rzymianom, a także nam. «Odkupienie», zbawienie, zgodnie z wiarą chrześcijańską, nie jest jedynie zwyczajnym wydarzeniem. Odkupienie zostało nam ofiarowane w tym sensie, że została nam dana nadzieja, nadzieja niezawodna, mocą której możemy stawić czoło naszej teraźniejszości: teraźniejszość, nawet uciążliwą, można przeżywać i akceptować, jeśli ma jakiś cel i jeśli tego celu możemy być pewni, jeśli jest to cel tak wielki, że usprawiedliwia trud drogi.  W tym kontekście rodzi się od razu pytanie: jakiego rodzaju jest ta nadzieja, skoro może uzasadniać stwierdzenie, według którego, poczynając od niej, i tylko dlatego, że ona istnieje, jesteśmy odkupieni? I o jaką chodzi tu pewność? </w:t>
+        <w:t xml:space="preserve">» – w nadziei już jesteśmy zbawieni (Rz 8,24), mówi </w:t>
+      </w:r>
+      <w:r>
+        <w:t>święty</w:t>
+      </w:r>
+      <w:r>
+        <w:t xml:space="preserve"> Paweł Rzymianom, a także nam. «Odkupienie», zbawienie, zgodnie z wiarą chrześcijańską, nie jest jedynie zwyczajnym wydarzeniem. Odkupienie zostało nam ofiarowane w tym sensie, że została nam dana nadzieja, nadzieja niezawodna, mocą której możemy stawić czoło naszej teraźniejszości: teraźniejszość, nawet uciążliwą, można przeżywać i akceptować, jeśli ma jakiś cel i jeśli tego celu możemy być pewni, jeśli jest to cel tak wielki, że usprawiedliwia trud drogi.  W tym kontekście rodzi się od razu pytanie: jakiego rodzaju jest ta nadzieja, skoro może uzasadniać stwierdzenie, według którego, poczynając od niej, i tylko dlatego, że ona istnieje, jesteśmy odkupieni? I o jaką chodzi tu pewność? </w:t>
       </w:r>
     </w:p>
     <w:p>
@@ -2468,7 +2805,22 @@
         <w:ind w:right="0"/>
       </w:pPr>
       <w:r>
-        <w:t xml:space="preserve">Zanim podejmiemy te nurtujące nas dzisiaj pytania, musimy uważniej wsłuchać się w świadectwo Biblii  o nadziei. «Nadzieja» rzeczywiście stanowi centralne słowo wiary biblijnej – do tego stopnia, że w niektórych tekstach słowa «wiara» i «nadzieja» wydają się być używane zamiennie; i tak List do Hebrajczyków z «wiarą pełną» ściśle łączy «niewzruszone wyznanie nadziei» (por. 10,22.23). Również gdy Pierwszy List św. Piotra wzywa chrześcijan, by byli zawsze gotowi do dawania odpowiedzi na temat logosu – sensu i racji ich nadziei (por. 3,15), «nadzieja» odpowiada «wierze». To, na ile świadomość pierwszych chrześcijan, że otrzymali w darze niezawodną nadzieję, była decydująca, jest widoczne również tam, gdzie chrześcijańska egzystencja jest zestawiona z ich życiem, zanim przyjęli wiarę, lub z sytuacją wyznawców innych religii. Paweł przypomina Efezjanom, że zanim spotkali Chrystusa, byli jakby «nie mający nadziei ani Boga na tym świecie» (Ef 2,12). Oczywiście wie, że mieli oni bogów, że mieli religię, ale ich bogowie okazali się wątpliwi, a z ich pełnych sprzeczności mitów nie płynęła żadna nadzieja. Pomimo że mieli bogów, «nie mieli Boga» i w konsekwencji żyli w mrocznym świecie, bez jasnej przyszłości. </w:t>
+        <w:t xml:space="preserve">Zanim podejmiemy te nurtujące nas dzisiaj pytania, musimy uważniej wsłuchać się w świadectwo Biblii  o nadziei. «Nadzieja» rzeczywiście stanowi centralne słowo wiary biblijnej – do tego stopnia, że w niektórych tekstach słowa «wiara» i «nadzieja» wydają się być używane zamiennie; i tak List do Hebrajczyków z «wiarą pełną» ściśle łączy «niewzruszone wyznanie nadziei» (10,22.23). Również gdy Pierwszy List </w:t>
+      </w:r>
+      <w:r>
+        <w:t>święty</w:t>
+      </w:r>
+      <w:r>
+        <w:t xml:space="preserve"> </w:t>
+      </w:r>
+      <w:r>
+        <w:t>Piotra wzywa chrześcijan, by byli zawsze gotowi do dawania odpowiedzi na temat logosu – sensu i racji ich nadziei (3,15), «nadzieja» odpowiada «wierze». To, na ile świadomość pierwszych chrześcijan, że otrzymali w darze niezawodną nadzieję, była decydująca, jest widoczne również tam, gdzie chrześcijańska egzystencja jest zestawiona z ich życiem, zanim przyjęli wiarę, lub z sytuacją wyznawców innych religii. Paweł przypomina Efezjanom, że zanim spotkali Chrystusa, byli jakby «nie mający nadziei ani Boga na tym świecie» (Ef</w:t>
+      </w:r>
+      <w:r>
+        <w:t>ezjan</w:t>
+      </w:r>
+      <w:r>
+        <w:t xml:space="preserve"> 2,12). Oczywiście wie, że mieli oni bogów, że mieli religię, ale ich bogowie okazali się wątpliwi, a z ich pełnych sprzeczności mitów nie płynęła żadna nadzieja. Pomimo że mieli bogów, «nie mieli Boga» i w konsekwencji żyli w mrocznym świecie, bez jasnej przyszłości. </w:t>
       </w:r>
       <w:r>
         <w:rPr>
@@ -2603,7 +2955,13 @@
         <w:ind w:left="-5" w:right="0"/>
       </w:pPr>
       <w:r>
-        <w:t xml:space="preserve"> W tym samym sensie mówi on do Tesaloniczan: Nie powinniście smucić się, «jak wszyscy ci, którzy nie mają nadziei» (1 Tes 4,13). Także tu jawi się jako element wyróżniający chrześcijan fakt, że oni mają przyszłość: nie wiedzą dokładnie, co ich czeka, ale ogólnie wiedzą, że ich życie nie kończy się pustką. Tylko wtedy, gdy przyszłość jest pewna jako rzeczywistość pozytywna, można żyć w teraźniejszości. Tak więc możemy stwierdzić: chrześcijaństwo nie było jedynie «dobrą nowiną» – przekazem treści do tej pory nieznanych. Używając naszego języka, trzeba powiedzieć, że chrześcijańskie orędzie nie tylko «informuje», ale również «sprawia». Oznacza to, że Ewangelia nie jest jedynie przekazem treści, które mogą być poznane, ale jest przesłaniem, które tworzy fakty i zmienia życie. Mroczne wrota czasu, przyszłości, zostały otwarte na oścież. Kto ma nadzieję, żyje inaczej; zostało mu dane nowe życie. </w:t>
+        <w:t xml:space="preserve"> W tym samym sensie mówi on do Tesaloniczan: Nie powinniście smucić się, «jak wszyscy ci, którzy nie mają nadziei» (1 Tes</w:t>
+      </w:r>
+      <w:r>
+        <w:t>aloniczan</w:t>
+      </w:r>
+      <w:r>
+        <w:t xml:space="preserve"> 4,13). Także tu jawi się jako element wyróżniający chrześcijan fakt, że oni mają przyszłość: nie wiedzą dokładnie, co ich czeka, ale ogólnie wiedzą, że ich życie nie kończy się pustką. Tylko wtedy, gdy przyszłość jest pewna jako rzeczywistość pozytywna, można żyć w teraźniejszości. Tak więc możemy stwierdzić: chrześcijaństwo nie było jedynie «dobrą nowiną» – przekazem treści do tej pory nieznanych. Używając naszego języka, trzeba powiedzieć, że chrześcijańskie orędzie nie tylko «informuje», ale również «sprawia». Oznacza to, że Ewangelia nie jest jedynie przekazem treści, które mogą być poznane, ale jest przesłaniem, które tworzy fakty i zmienia życie. Mroczne wrota czasu, przyszłości, zostały otwarte na oścież. Kto ma nadzieję, żyje inaczej; zostało mu dane nowe życie. </w:t>
       </w:r>
     </w:p>
     <w:p>
@@ -2650,7 +3008,10 @@
         <w:jc w:val="center"/>
       </w:pPr>
       <w:r>
-        <w:t xml:space="preserve">BULLA PAPIEŻA FRANCISZKA OGŁASZAJĄCA JUBILEUSZ ZWYCZAJNY ROKU 2025 </w:t>
+        <w:t xml:space="preserve">BULLA PAPIEŻA FRANCISZKA OGŁASZAJĄCA JUBILEUSZ ZWYCZAJNY ROKU </w:t>
+      </w:r>
+      <w:r>
+        <w:t>dwa tysiące dwudziestego piątego</w:t>
       </w:r>
     </w:p>
     <w:p>
@@ -2753,7 +3114,23 @@
           <w:b/>
           <w:sz w:val="28"/>
         </w:rPr>
-        <w:t xml:space="preserve">Pytania do modlitwy osobistej i dzielenia w małej grupie </w:t>
+        <w:t>Pytania do modlitwy osobistej i dzielenia w małej grupie</w:t>
+      </w:r>
+      <w:r>
+        <w:rPr>
+          <w:rFonts w:ascii="Arial" w:eastAsia="Arial" w:hAnsi="Arial" w:cs="Arial"/>
+          <w:b/>
+          <w:sz w:val="28"/>
+        </w:rPr>
+        <w:t>.</w:t>
+      </w:r>
+      <w:r>
+        <w:rPr>
+          <w:rFonts w:ascii="Arial" w:eastAsia="Arial" w:hAnsi="Arial" w:cs="Arial"/>
+          <w:b/>
+          <w:sz w:val="28"/>
+        </w:rPr>
+        <w:t xml:space="preserve"> </w:t>
       </w:r>
     </w:p>
     <w:p>
@@ -2810,7 +3187,7 @@
         <w:pStyle w:val="Nagwek1"/>
         <w:ind w:right="8"/>
       </w:pPr>
-      <w:bookmarkStart w:id="3" w:name="_Toc214730417"/>
+      <w:bookmarkStart w:id="3" w:name="_Toc214884293"/>
       <w:r>
         <w:lastRenderedPageBreak/>
         <w:t>Część 2. Rz 5,1-5 w kontekście całego Listu do Rzymian</w:t>
@@ -2847,7 +3224,23 @@
           <w:b/>
           <w:sz w:val="28"/>
         </w:rPr>
-        <w:t xml:space="preserve">Katecheza wprowadzająca </w:t>
+        <w:t>Katecheza wprowadzająca</w:t>
+      </w:r>
+      <w:r>
+        <w:rPr>
+          <w:rFonts w:ascii="Arial" w:eastAsia="Arial" w:hAnsi="Arial" w:cs="Arial"/>
+          <w:b/>
+          <w:sz w:val="28"/>
+        </w:rPr>
+        <w:t>.</w:t>
+      </w:r>
+      <w:r>
+        <w:rPr>
+          <w:rFonts w:ascii="Arial" w:eastAsia="Arial" w:hAnsi="Arial" w:cs="Arial"/>
+          <w:b/>
+          <w:sz w:val="28"/>
+        </w:rPr>
+        <w:t xml:space="preserve"> </w:t>
       </w:r>
     </w:p>
     <w:p>
@@ -3046,6 +3439,18 @@
       <w:r>
         <w:t xml:space="preserve">Po tym wykładzie Paweł sięga po przykład/dowód z Księgi Rodzaju – pokazuje, że Abraham został usprawiedliwiony, zanim jeszcze Prawo zostało przekazane Mojżeszowi (4,1-25) – usprawiedliwienie dokonuje się więc niezależnie od wypełniania uczynków Prawa. </w:t>
       </w:r>
+      <w:r>
+        <w:br w:type="page"/>
+      </w:r>
+    </w:p>
+    <w:p>
+      <w:pPr>
+        <w:numPr>
+          <w:ilvl w:val="1"/>
+          <w:numId w:val="4"/>
+        </w:numPr>
+        <w:ind w:right="0" w:hanging="360"/>
+      </w:pPr>
     </w:p>
     <w:p>
       <w:pPr>
@@ -3191,7 +3596,6 @@
         <w:rPr>
           <w:b/>
         </w:rPr>
-        <w:lastRenderedPageBreak/>
         <w:t xml:space="preserve">Rz 5,1–8,39. </w:t>
       </w:r>
       <w:r>
@@ -3205,7 +3609,7 @@
           <w:numId w:val="5"/>
         </w:numPr>
         <w:spacing w:after="37" w:line="267" w:lineRule="auto"/>
-        <w:ind w:right="0" w:hanging="360"/>
+        <w:ind w:left="567" w:right="0" w:hanging="567"/>
       </w:pPr>
       <w:r>
         <w:rPr>
@@ -3221,7 +3625,7 @@
           <w:numId w:val="5"/>
         </w:numPr>
         <w:spacing w:after="31"/>
-        <w:ind w:right="0" w:hanging="360"/>
+        <w:ind w:left="567" w:right="0" w:hanging="567"/>
       </w:pPr>
       <w:r>
         <w:t xml:space="preserve">Następnie Apostoł obszernie tłumaczy, czym jest to nowe życie w pokoju z Bogiem, życie ożywiane przez działanie Ducha Świętego (5,12–8,39). </w:t>
@@ -3233,7 +3637,7 @@
           <w:ilvl w:val="2"/>
           <w:numId w:val="5"/>
         </w:numPr>
-        <w:ind w:right="0" w:hanging="360"/>
+        <w:ind w:left="567" w:right="0" w:hanging="567"/>
       </w:pPr>
       <w:r>
         <w:t xml:space="preserve">Obejmuje ono potrójne uwolnienie: </w:t>
@@ -3242,7 +3646,7 @@
     <w:p>
       <w:pPr>
         <w:spacing w:after="4" w:line="267" w:lineRule="auto"/>
-        <w:ind w:left="1777" w:right="0"/>
+        <w:ind w:left="567" w:right="0" w:hanging="567"/>
         <w:jc w:val="left"/>
       </w:pPr>
       <w:r>
@@ -3264,7 +3668,7 @@
     <w:p>
       <w:pPr>
         <w:spacing w:after="31"/>
-        <w:ind w:left="2127" w:right="0" w:hanging="360"/>
+        <w:ind w:left="567" w:right="0" w:hanging="425"/>
       </w:pPr>
       <w:r>
         <w:rPr>
@@ -3294,7 +3698,7 @@
     <w:p>
       <w:pPr>
         <w:spacing w:after="31"/>
-        <w:ind w:left="2127" w:right="0" w:hanging="360"/>
+        <w:ind w:left="567" w:right="0" w:hanging="567"/>
       </w:pPr>
       <w:r>
         <w:rPr>
@@ -3318,7 +3722,7 @@
           <w:ilvl w:val="2"/>
           <w:numId w:val="5"/>
         </w:numPr>
-        <w:ind w:right="0" w:hanging="360"/>
+        <w:ind w:left="567" w:right="0" w:hanging="567"/>
       </w:pPr>
       <w:r>
         <w:t xml:space="preserve">Jest to życie w mocy Ducha Świętego, w wolności dzieci Bożych, przeznaczonych do chwały (8,1-39). </w:t>
@@ -3638,9 +4042,7 @@
     </w:p>
     <w:p>
       <w:pPr>
-        <w:spacing w:after="1040" w:line="259" w:lineRule="auto"/>
-        <w:ind w:left="0" w:right="0" w:firstLine="0"/>
-        <w:jc w:val="left"/>
+        <w:pStyle w:val="Nagwek1"/>
       </w:pPr>
       <w:r>
         <w:rPr>
@@ -3649,24 +4051,9 @@
         <w:lastRenderedPageBreak/>
         <w:t xml:space="preserve"> </w:t>
       </w:r>
-    </w:p>
-    <w:p>
-      <w:pPr>
-        <w:pStyle w:val="Nagwek1"/>
-        <w:ind w:right="8"/>
-      </w:pPr>
-      <w:bookmarkStart w:id="4" w:name="_Toc214730418"/>
-      <w:r>
-        <w:t xml:space="preserve">Część 3. </w:t>
-      </w:r>
-      <w:r>
-        <w:rPr>
-          <w:i/>
-        </w:rPr>
-        <w:t>Dostąpiwszy więc usprawiedliwienia dzięki wierze, zachowajmy pokój z Bogiem przez Pana naszego, Jezusa Chrystusa</w:t>
-      </w:r>
-      <w:r>
-        <w:t xml:space="preserve"> (Rz 5,1)</w:t>
+      <w:bookmarkStart w:id="4" w:name="_Toc214884294"/>
+      <w:r>
+        <w:t>Część 3. Dostąpiwszy więc usprawiedliwienia dzięki wierze, zachowajmy pokój z Bogiem przez Pana naszego, Jezusa Chrystusa (Rz 5,1)</w:t>
       </w:r>
       <w:bookmarkEnd w:id="4"/>
       <w:r>
@@ -3952,7 +4339,7 @@
     <w:p>
       <w:pPr>
         <w:spacing w:after="4" w:line="267" w:lineRule="auto"/>
-        <w:ind w:left="939" w:right="0"/>
+        <w:ind w:left="567" w:right="0" w:hanging="567"/>
         <w:jc w:val="left"/>
       </w:pPr>
       <w:r>
@@ -3978,7 +4365,7 @@
           <w:numId w:val="8"/>
         </w:numPr>
         <w:spacing w:after="30" w:line="271" w:lineRule="auto"/>
-        <w:ind w:right="0" w:hanging="360"/>
+        <w:ind w:left="567" w:right="0" w:hanging="567"/>
       </w:pPr>
       <w:r>
         <w:rPr>
@@ -3996,7 +4383,16 @@
         <w:t>sprawiedliwość Jego względem grzechów popełnionych dawniej – za dni cierpliwości Bożej – wyrażała się w odpuszczaniu ich</w:t>
       </w:r>
       <w:r>
-        <w:t xml:space="preserve"> [Rz 3,2526]; por. KKK 1987; 1990). </w:t>
+        <w:t xml:space="preserve"> [Rz 3,2526]; </w:t>
+      </w:r>
+      <w:r>
+        <w:t>Katechizm Kościoła Katolickiego</w:t>
+      </w:r>
+      <w:r>
+        <w:t xml:space="preserve"> </w:t>
+      </w:r>
+      <w:r>
+        <w:t xml:space="preserve">1987; 1990). </w:t>
       </w:r>
     </w:p>
     <w:p>
@@ -4006,7 +4402,7 @@
           <w:numId w:val="8"/>
         </w:numPr>
         <w:spacing w:after="30"/>
-        <w:ind w:right="0" w:hanging="360"/>
+        <w:ind w:left="567" w:right="0" w:hanging="567"/>
       </w:pPr>
       <w:r>
         <w:rPr>
@@ -4024,12 +4420,21 @@
         <w:t>On sam jest sprawiedliwy i usprawiedliwia</w:t>
       </w:r>
       <w:r>
-        <w:t xml:space="preserve"> (Rz 3,26). Po usunięciu grzechu Bóg przywrócił pierwotny, rajski porządek w relacji Bóg – człowiek. Na nowo obdarzył człowieka łaską, swoimi darami (wśród nich są cnoty teologalne) i nowym życiem tu na ziemi oraz obietnicą życia wiecznego (zob. Rz 5,12-21).  A więc od momentu przebaczenia grzechów możemy żyć w pokoju z Bogiem w miłości,  z nadzieją życia wiecznego (por. KKK 1990-1991). </w:t>
-      </w:r>
-    </w:p>
-    <w:p>
-      <w:pPr>
-        <w:ind w:left="939" w:right="0"/>
+        <w:t xml:space="preserve"> (Rz 3,26). Po usunięciu grzechu Bóg przywrócił pierwotny, rajski porządek w relacji Bóg – człowiek. Na nowo obdarzył człowieka łaską, swoimi darami (wśród nich są cnoty teologalne) i nowym życiem tu na ziemi oraz obietnicą życia wiecznego (zob. Rz 5,12-21).  A więc od momentu przebaczenia grzechów możemy żyć w pokoju z Bogiem w miłości,  z nadzieją życia wiecznego (</w:t>
+      </w:r>
+      <w:r>
+        <w:t>Katechizm Kościoła Katolickiego</w:t>
+      </w:r>
+      <w:r>
+        <w:t xml:space="preserve"> </w:t>
+      </w:r>
+      <w:r>
+        <w:t xml:space="preserve">1990-1991). </w:t>
+      </w:r>
+    </w:p>
+    <w:p>
+      <w:pPr>
+        <w:ind w:left="567" w:right="0" w:hanging="567"/>
       </w:pPr>
       <w:r>
         <w:rPr>
@@ -4054,7 +4459,7 @@
           <w:numId w:val="9"/>
         </w:numPr>
         <w:spacing w:after="31"/>
-        <w:ind w:right="2630" w:hanging="360"/>
+        <w:ind w:left="567" w:right="2630" w:hanging="567"/>
       </w:pPr>
       <w:r>
         <w:t xml:space="preserve">Niezależenie od uczynków Prawa. </w:t>
@@ -4081,7 +4486,7 @@
           <w:ilvl w:val="2"/>
           <w:numId w:val="9"/>
         </w:numPr>
-        <w:ind w:right="2630" w:hanging="360"/>
+        <w:ind w:left="567" w:right="2630" w:hanging="567"/>
       </w:pPr>
       <w:r>
         <w:t xml:space="preserve">Przez wiarę w odkupieńczą moc śmierci Chrystusa. W Rz 3,25 Paweł pisze, że Bóg uczynił (ustanowił) Chrystusa </w:t>
@@ -4093,25 +4498,20 @@
         <w:t>hilastrionem</w:t>
       </w:r>
       <w:r>
-        <w:t xml:space="preserve"> (przebłagalnią), czyli pokrywą spoczywającą na Arce </w:t>
-      </w:r>
-    </w:p>
-    <w:p>
-      <w:pPr>
-        <w:spacing w:after="25" w:line="259" w:lineRule="auto"/>
-        <w:ind w:right="-7"/>
-        <w:jc w:val="right"/>
-      </w:pPr>
-      <w:r>
-        <w:t xml:space="preserve">Przymierza (Wj 25,17-22), na którą w Dniu Przebłagania wylewało się krew cielca i kozła </w:t>
-      </w:r>
-    </w:p>
-    <w:p>
-      <w:pPr>
-        <w:ind w:left="2019" w:right="0"/>
-      </w:pPr>
-      <w:r>
-        <w:lastRenderedPageBreak/>
+        <w:t xml:space="preserve"> (przebłagalnią), czyli pokrywą spoczywającą na Arce Przymierza (Wj 25,17-22), na którą w Dniu Przebłagania </w:t>
+      </w:r>
+      <w:r>
+        <w:t>w</w:t>
+      </w:r>
+      <w:r>
+        <w:t xml:space="preserve">ylewało się krew cielca i kozła </w:t>
+      </w:r>
+    </w:p>
+    <w:p>
+      <w:pPr>
+        <w:ind w:left="567" w:right="0" w:hanging="567"/>
+      </w:pPr>
+      <w:r>
         <w:t xml:space="preserve">ofiarnego i w ten sposób dokonywało się co roku odpuszczenie grzechów Izraelitów (Kpł 16). Przez swoją śmierć takiego przebłagania dokonał Chrystus, przelewając własną krew na odpuszczenie wszystkich grzechów raz na zawsze (Hbr 9; por. KKK 1992). </w:t>
       </w:r>
     </w:p>
@@ -4124,7 +4524,11 @@
         <w:ind w:right="0" w:hanging="360"/>
       </w:pPr>
       <w:r>
-        <w:t xml:space="preserve">Osobiste przeżycie nawrócenia i usprawiedliwienia przez wiarę jest bardzo ważnym doświadczeniem życia chrześcijańskiego. Przyjęcie daru usprawiedliwienia (za darmo) przez akt wiary, że przez swoją śmierć Jezus zapłacił za mój grzech i pojednał mnie z Bogiem, ma wartość wyzwalającą. Od tego momentu nie musimy już zasługiwać na odkupienie dobrymi czynami jak niewolnicy, bo zostało nam ono podarowane. Teraz jako prawdziwe dzieci Boga unikamy grzechu i czynimy dobro, aby nie ranić Boga, naszego Ojca, oraz odpłacić mu za Jego miłość naszą miłością. Możemy w ten sposób żyć w wolności (zob. Rz 8,14-15). Każdy chrześcijanin powinien osobiście przejść przez doświadczenie usprawiedliwienia, bo to w nim odkrywa się miłość Boga. „Usprawiedliwienie jest </w:t>
+        <w:t xml:space="preserve">Osobiste przeżycie nawrócenia i usprawiedliwienia przez wiarę jest bardzo ważnym doświadczeniem życia chrześcijańskiego. Przyjęcie daru usprawiedliwienia (za darmo) przez akt wiary, że przez swoją śmierć Jezus </w:t>
+      </w:r>
+      <w:r>
+        <w:lastRenderedPageBreak/>
+        <w:t xml:space="preserve">zapłacił za mój grzech i pojednał mnie z Bogiem, ma wartość wyzwalającą. Od tego momentu nie musimy już zasługiwać na odkupienie dobrymi czynami jak niewolnicy, bo zostało nam ono podarowane. Teraz jako prawdziwe dzieci Boga unikamy grzechu i czynimy dobro, aby nie ranić Boga, naszego Ojca, oraz odpłacić mu za Jego miłość naszą miłością. Możemy w ten sposób żyć w wolności (zob. Rz 8,14-15). Każdy chrześcijanin powinien osobiście przejść przez doświadczenie usprawiedliwienia, bo to w nim odkrywa się miłość Boga. „Usprawiedliwienie jest </w:t>
       </w:r>
       <w:r>
         <w:rPr>
@@ -4133,7 +4537,13 @@
         <w:t>najdoskonalszym dziełem miłości Bożej</w:t>
       </w:r>
       <w:r>
-        <w:t xml:space="preserve">” (KKK 1994). Doświadczenie to najczęściej przeżywa się w połączeniu z sakramentami. Jest ono udziałem tych, którzy nawracają się i przyjmują chrzest (por. Dz 2,37-38). Osoby, które przyjęły chrzest jako małe dzieci, nie miały możliwości świadomego przeżycia tego aktu. Można go jednak doświadczyć podczas przyjmowania innych sakramentów, np. sakramentu pokuty, jak również w innych okolicznościach, np. podczas osobistej modlitwy, słuchania słowa Bożego, modlitwy oddania życia Jezusowi itd. </w:t>
+        <w:t>” (</w:t>
+      </w:r>
+      <w:r>
+        <w:t>Katechizm Kościoła Katolickiego</w:t>
+      </w:r>
+      <w:r>
+        <w:t xml:space="preserve"> 1994). Doświadczenie to najczęściej przeżywa się w połączeniu z sakramentami. Jest ono udziałem tych, którzy nawracają się i przyjmują chrzest (por. Dz 2,37-38). Osoby, które przyjęły chrzest jako małe dzieci, nie miały możliwości świadomego przeżycia tego aktu. Można go jednak doświadczyć podczas przyjmowania innych sakramentów, np. sakramentu pokuty, jak również w innych okolicznościach, np. podczas osobistej modlitwy, słuchania słowa Bożego, modlitwy oddania życia Jezusowi itd. </w:t>
       </w:r>
     </w:p>
     <w:p>
@@ -4759,7 +5169,13 @@
         <w:t>Ja jestem drogą i prawdą, i życiem. Nikt nie przychodzi do Ojca inaczej jak tylko przeze Mnie</w:t>
       </w:r>
       <w:r>
-        <w:t xml:space="preserve"> (J 14,6). </w:t>
+        <w:t xml:space="preserve"> (J</w:t>
+      </w:r>
+      <w:r>
+        <w:t>an</w:t>
+      </w:r>
+      <w:r>
+        <w:t xml:space="preserve"> 14,6). </w:t>
       </w:r>
     </w:p>
     <w:p>
@@ -4772,7 +5188,13 @@
         <w:ind w:right="0" w:hanging="360"/>
       </w:pPr>
       <w:r>
-        <w:t xml:space="preserve">Jezus jest jedynym pośrednikiem między Bogiem a nami i to tylko przez Niego otrzymujemy wszelkie łaski, w tym usprawiedliwienie i życie w pokoju z Bogiem (zob. 1 Tm 2,5; Hbr 8,6; 9,15). </w:t>
+        <w:t>Jezus jest jedynym pośrednikiem między Bogiem a nami i to tylko przez Niego otrzymujemy wszelkie łaski, w tym usprawiedliwienie i życie w pokoju z Bogiem (zob. 1 Tm 2,5; H</w:t>
+      </w:r>
+      <w:r>
+        <w:t>ebrajczyków</w:t>
+      </w:r>
+      <w:r>
+        <w:t xml:space="preserve"> 8,6; 9,15). </w:t>
       </w:r>
     </w:p>
     <w:p>
@@ -4822,7 +5244,13 @@
         <w:t xml:space="preserve"> bowiem jest naszym pokojem…</w:t>
       </w:r>
       <w:r>
-        <w:t xml:space="preserve"> (Ef 2,14-17). </w:t>
+        <w:t xml:space="preserve"> (Ef</w:t>
+      </w:r>
+      <w:r>
+        <w:t>ezjan</w:t>
+      </w:r>
+      <w:r>
+        <w:t xml:space="preserve"> 2,14-17). </w:t>
       </w:r>
     </w:p>
     <w:p>
@@ -5038,9 +5466,7 @@
     </w:p>
     <w:p>
       <w:pPr>
-        <w:spacing w:after="1040" w:line="259" w:lineRule="auto"/>
-        <w:ind w:left="0" w:right="0" w:firstLine="0"/>
-        <w:jc w:val="left"/>
+        <w:pStyle w:val="Nagwek1"/>
       </w:pPr>
       <w:r>
         <w:rPr>
@@ -5049,24 +5475,9 @@
         <w:lastRenderedPageBreak/>
         <w:t xml:space="preserve"> </w:t>
       </w:r>
-    </w:p>
-    <w:p>
-      <w:pPr>
-        <w:pStyle w:val="Nagwek1"/>
-        <w:ind w:right="7"/>
-      </w:pPr>
-      <w:bookmarkStart w:id="5" w:name="_Toc214730419"/>
-      <w:r>
-        <w:t xml:space="preserve">Część 4. […] </w:t>
-      </w:r>
-      <w:r>
-        <w:rPr>
-          <w:i/>
-        </w:rPr>
-        <w:t>dzięki Niemu uzyskaliśmy na podstawie wiary dostęp do tej łaski, w której trwamy, i chlubimy się nadzieją chwały Bożej</w:t>
-      </w:r>
-      <w:r>
-        <w:t xml:space="preserve"> (Rz 5,2)</w:t>
+      <w:bookmarkStart w:id="5" w:name="_Toc214884295"/>
+      <w:r>
+        <w:t>Część 4. […] dzięki Niemu uzyskaliśmy na podstawie wiary dostęp do tej łaski, w której trwamy, i chlubimy się nadzieją chwały Bożej (Rz 5,2)</w:t>
       </w:r>
       <w:bookmarkEnd w:id="5"/>
       <w:r>
@@ -5100,7 +5511,23 @@
           <w:b/>
           <w:sz w:val="28"/>
         </w:rPr>
-        <w:t xml:space="preserve">Katecheza wprowadzająca </w:t>
+        <w:t>Katecheza wprowadzająca</w:t>
+      </w:r>
+      <w:r>
+        <w:rPr>
+          <w:rFonts w:ascii="Arial" w:eastAsia="Arial" w:hAnsi="Arial" w:cs="Arial"/>
+          <w:b/>
+          <w:sz w:val="28"/>
+        </w:rPr>
+        <w:t>.</w:t>
+      </w:r>
+      <w:r>
+        <w:rPr>
+          <w:rFonts w:ascii="Arial" w:eastAsia="Arial" w:hAnsi="Arial" w:cs="Arial"/>
+          <w:b/>
+          <w:sz w:val="28"/>
+        </w:rPr>
+        <w:t xml:space="preserve"> </w:t>
       </w:r>
     </w:p>
     <w:p>
@@ -5202,7 +5629,13 @@
         <w:t>do tej łaski</w:t>
       </w:r>
       <w:r>
-        <w:t xml:space="preserve">, czyli do usprawiedliwienia i życia w pokoju z Bogiem, otrzymaliśmy przez Jezusa Chrystusa na podstawie wiary (zob. wyżej, cz. 3, katecheza). </w:t>
+        <w:t>, czyli do usprawiedliwienia i życia w pokoju z Bogiem, otrzymaliśmy przez Jezusa Chrystusa na podstawie wiary (zob</w:t>
+      </w:r>
+      <w:r>
+        <w:t>acz</w:t>
+      </w:r>
+      <w:r>
+        <w:t xml:space="preserve"> wyżej, cz. 3, katecheza). </w:t>
       </w:r>
     </w:p>
     <w:p>
@@ -5354,7 +5787,7 @@
         <w:t xml:space="preserve">A teraz Ty, Ojcze, otocz Mnie u siebie tą chwałą, którą miałem u Ciebie wpierw, zanim świat powstał </w:t>
       </w:r>
       <w:r>
-        <w:t xml:space="preserve">(J 17,5; por. J 11,4). </w:t>
+        <w:t xml:space="preserve">(J 17,5; J 11,4). </w:t>
       </w:r>
       <w:r>
         <w:rPr>
@@ -5437,7 +5870,13 @@
         <w:t xml:space="preserve"> Chrystusa </w:t>
       </w:r>
       <w:r>
-        <w:t>(2 Kor 4,6; por. J 1,14).</w:t>
+        <w:t>(2 Kor</w:t>
+      </w:r>
+      <w:r>
+        <w:t>yntian</w:t>
+      </w:r>
+      <w:r>
+        <w:t xml:space="preserve"> 4,6; por. J 1,14).</w:t>
       </w:r>
       <w:r>
         <w:rPr>
@@ -5525,7 +5964,13 @@
         <w:t>Sądzę bowiem, że cierpień teraźniejszych nie można stawiać na równi z chwałą, która ma się w nas objawić</w:t>
       </w:r>
       <w:r>
-        <w:t xml:space="preserve"> (Rz 8,18; por. 2 Kor 4,17). </w:t>
+        <w:t xml:space="preserve"> (Rz 8,18; 2 Kor</w:t>
+      </w:r>
+      <w:r>
+        <w:t>yntian</w:t>
+      </w:r>
+      <w:r>
+        <w:t xml:space="preserve"> 4,17). </w:t>
       </w:r>
       <w:r>
         <w:rPr>
@@ -5534,7 +5979,13 @@
         <w:t>Przeto czy jecie, czy pijecie, czy cokolwiek innego czynicie, wszystko na chwałę Bożą czyńcie</w:t>
       </w:r>
       <w:r>
-        <w:t xml:space="preserve"> (1 Kor 10,31). </w:t>
+        <w:t xml:space="preserve"> (1 Kor</w:t>
+      </w:r>
+      <w:r>
+        <w:t>yntian</w:t>
+      </w:r>
+      <w:r>
+        <w:t xml:space="preserve"> 10,31). </w:t>
       </w:r>
     </w:p>
     <w:p>
@@ -5562,7 +6013,13 @@
         <w:t>da wam światłe oczy serca, byście wiedzieli, czym jest nadzieja, do której On wzywa, czym bogactwo chwały Jego dziedzictwa wśród świętych</w:t>
       </w:r>
       <w:r>
-        <w:t xml:space="preserve"> (Ef 1,18). </w:t>
+        <w:t xml:space="preserve"> (Ef</w:t>
+      </w:r>
+      <w:r>
+        <w:t>ezjan</w:t>
+      </w:r>
+      <w:r>
+        <w:t xml:space="preserve"> 1,18). </w:t>
       </w:r>
       <w:r>
         <w:rPr>
@@ -5571,7 +6028,13 @@
         <w:t>Gdy się ukaże Chrystus, nasze Życie, wtedy i wy razem z Nim ukażecie się w chwale</w:t>
       </w:r>
       <w:r>
-        <w:t xml:space="preserve"> (Kol 3,4). </w:t>
+        <w:t xml:space="preserve"> (Kol</w:t>
+      </w:r>
+      <w:r>
+        <w:t>osan</w:t>
+      </w:r>
+      <w:r>
+        <w:t xml:space="preserve"> 3,4). </w:t>
       </w:r>
     </w:p>
     <w:p>
@@ -5583,7 +6046,64 @@
         <w:ind w:right="0" w:hanging="360"/>
       </w:pPr>
       <w:r>
-        <w:t xml:space="preserve">Wniosek: Chwała Boża to wewnętrzne życie osób Trójcy Świętej (por. Dz 7,55; KKK 257). Człowiek miał udział w tym życiu (por. KKK 293n), ale utracił je na skutek grzechu (Rz 3,23; por. KKK 705). Bóg posłał na świat Jezusa, aby Ten przez swoje Wcielenie, nauczanie, działalność, śmierć, zmartwychwstanie, wniebowstąpienie i zesłanie Ducha Świętego na nowo otworzył nam możliwość udziału w tym życiu (por. KKK 280; 374). Jezus Chrystus przez swoje wniebowstąpienie wprowadził do chwały Bożej również odkupioną ludzką naturę (por. KKK 659). Doświadczenie chwały Bożej możliwe jest w ograniczonym stopniu (por. J 11,4.40; Rz 8,18) już tu na ziemi – jest to nowe życie, które otrzymaliśmy w Chrystusie (por. Rz 6,4; 1 Kor 10,31). Kiedyś będziemy mieli udział w pełni chwały Bożej na wieki – będzie to nasze </w:t>
+        <w:t>Wniosek: Chwała Boża to wewnętrzne życie osób Trójcy Świętej (Dz</w:t>
+      </w:r>
+      <w:r>
+        <w:t>ieje</w:t>
+      </w:r>
+      <w:r>
+        <w:t xml:space="preserve"> 7,55; </w:t>
+      </w:r>
+      <w:r>
+        <w:t>Katechizm Kościoła Katolickiego</w:t>
+      </w:r>
+      <w:r>
+        <w:t xml:space="preserve"> </w:t>
+      </w:r>
+      <w:r>
+        <w:t>257). Człowiek miał udział w tym życiu (</w:t>
+      </w:r>
+      <w:r>
+        <w:t>Katechizm Kościoła Katolickiego</w:t>
+      </w:r>
+      <w:r>
+        <w:t xml:space="preserve"> </w:t>
+      </w:r>
+      <w:r>
+        <w:t xml:space="preserve">293n), ale utracił je na skutek grzechu (Rz 3,23; </w:t>
+      </w:r>
+      <w:r>
+        <w:t>Katechizm Kościoła Katolickiego</w:t>
+      </w:r>
+      <w:r>
+        <w:t xml:space="preserve"> </w:t>
+      </w:r>
+      <w:r>
+        <w:t>705). Bóg posłał na świat Jezusa, aby Ten przez swoje Wcielenie, nauczanie, działalność, śmierć, zmartwychwstanie, wniebowstąpienie i zesłanie Ducha Świętego na nowo otworzył nam możliwość udziału w tym życiu (</w:t>
+      </w:r>
+      <w:r>
+        <w:t>Katechizm Kościoła Katolickiego</w:t>
+      </w:r>
+      <w:r>
+        <w:t xml:space="preserve"> </w:t>
+      </w:r>
+      <w:r>
+        <w:t>280; 374). Jezus Chrystus przez swoje wniebowstąpienie wprowadził do chwały Bożej również odkupioną ludzką naturę (</w:t>
+      </w:r>
+      <w:r>
+        <w:t>Katechizm Kościoła Katolickiego</w:t>
+      </w:r>
+      <w:r>
+        <w:t xml:space="preserve"> </w:t>
+      </w:r>
+      <w:r>
+        <w:t>659). Doświadczenie chwały Bożej możliwe jest w ograniczonym stopniu (J 11,4.40; Rz 8,18) już tu na ziemi – jest to nowe życie, które otrzymaliśmy w Chrystusie (por. Rz 6,4; 1 Kor</w:t>
+      </w:r>
+      <w:r>
+        <w:t>yntian</w:t>
+      </w:r>
+      <w:r>
+        <w:t xml:space="preserve"> 10,31). Kiedyś będziemy mieli udział w pełni chwały Bożej na wieki – będzie to nasze </w:t>
       </w:r>
       <w:r>
         <w:rPr>
@@ -5592,7 +6112,28 @@
         <w:t>życie wieczne</w:t>
       </w:r>
       <w:r>
-        <w:t xml:space="preserve"> z Bogiem w niebie (Ef 1,18; Kol 3,4; 2 Tm 2,10; Tt 2,13; 1 P 5,1; 5,4; por. KKK 326; 1821).</w:t>
+        <w:t xml:space="preserve"> z Bogiem w niebie (Ef</w:t>
+      </w:r>
+      <w:r>
+        <w:t>ezjan</w:t>
+      </w:r>
+      <w:r>
+        <w:t xml:space="preserve"> 1,18; Kol</w:t>
+      </w:r>
+      <w:r>
+        <w:t>osan</w:t>
+      </w:r>
+      <w:r>
+        <w:t xml:space="preserve"> 3,4; 2 Tm 2,10; Tt 2,13; 1 P 5,1; 5,4; </w:t>
+      </w:r>
+      <w:r>
+        <w:t>Katechizm Kościoła Katolickiego</w:t>
+      </w:r>
+      <w:r>
+        <w:t xml:space="preserve"> </w:t>
+      </w:r>
+      <w:r>
+        <w:t>326; 1821).</w:t>
       </w:r>
       <w:r>
         <w:rPr>
@@ -5634,7 +6175,13 @@
         <w:ind w:right="0" w:hanging="360"/>
       </w:pPr>
       <w:r>
-        <w:t xml:space="preserve">Papież Benedykt XVI naucza: </w:t>
+        <w:t xml:space="preserve">Papież Benedykt </w:t>
+      </w:r>
+      <w:r>
+        <w:t>szesnasty</w:t>
+      </w:r>
+      <w:r>
+        <w:t xml:space="preserve"> naucza: </w:t>
       </w:r>
       <w:r>
         <w:rPr>
@@ -5837,11 +6384,8 @@
         <w:ind w:right="0" w:hanging="360"/>
       </w:pPr>
       <w:r>
-        <w:t xml:space="preserve">Przedmiotem chluby w Rz 5,2 jest nadzieja na pełny udział w chwale Bożej, czyli ostatecznie na życie wieczne z Bogiem. Chlubienie się nadzieją oznacza, że w naszej nadziei zawiera się </w:t>
-      </w:r>
-      <w:r>
         <w:lastRenderedPageBreak/>
-        <w:t xml:space="preserve">pewność, że życie wieczne rzeczywiście na nas oczekuje i że jest ono dla nas osiągalne. Chlubiąc się nadzieją chwały Bożej, w jakiś sposób świadczymy, że życie wieczne już jest naszym udziałem. </w:t>
+        <w:t xml:space="preserve">Przedmiotem chluby w Rz 5,2 jest nadzieja na pełny udział w chwale Bożej, czyli ostatecznie na życie wieczne z Bogiem. Chlubienie się nadzieją oznacza, że w naszej nadziei zawiera się pewność, że życie wieczne rzeczywiście na nas oczekuje i że jest ono dla nas osiągalne. Chlubiąc się nadzieją chwały Bożej, w jakiś sposób świadczymy, że życie wieczne już jest naszym udziałem. </w:t>
       </w:r>
     </w:p>
     <w:p>
@@ -5894,7 +6438,13 @@
         <w:ind w:right="0" w:hanging="360"/>
       </w:pPr>
       <w:r>
-        <w:t xml:space="preserve">W chlubieniu się jest też element pewności, że to coś, co jest przedmiotem naszej chluby, nie zawiedzie nas i nie będziemy się wstydzić przed innymi, że nasza nadzieja okazała się fałszywa (por. 2 Kor 7,14; 9,2-4). </w:t>
+        <w:t>W chlubieniu się jest też element pewności, że to coś, co jest przedmiotem naszej chluby, nie zawiedzie nas i nie będziemy się wstydzić przed innymi, że nasza nadzieja okazała się fałszywa (2 Kor</w:t>
+      </w:r>
+      <w:r>
+        <w:t>yntian</w:t>
+      </w:r>
+      <w:r>
+        <w:t xml:space="preserve"> 7,14; 9,2-4). </w:t>
       </w:r>
     </w:p>
     <w:p>
@@ -5973,7 +6523,13 @@
         <w:rPr>
           <w:b/>
         </w:rPr>
-        <w:t>BENEDYKTA XVI</w:t>
+        <w:t xml:space="preserve">BENEDYKTA </w:t>
+      </w:r>
+      <w:r>
+        <w:rPr>
+          <w:b/>
+        </w:rPr>
+        <w:t>szesnastego</w:t>
       </w:r>
     </w:p>
     <w:p>
@@ -6031,22 +6587,14 @@
           <w:ilvl w:val="0"/>
           <w:numId w:val="14"/>
         </w:numPr>
-        <w:ind w:right="0"/>
-      </w:pPr>
-      <w:r>
-        <w:t xml:space="preserve">Do tej pory mówiliśmy o wierze i nadziei w Nowym Testamencie i początkach chrześcijaństwa. Wciąż było jednak jasne, że nie mówimy tylko o przeszłości; cała refleksja dotyczy życia i umierania człowieka w ogóle,  a zatem interesuje również nas – tu i teraz. Niemniej musimy zapytać wprost: czy wiara chrześcijańska jest także dla nas dzisiaj nadzieją, która przemienia i podtrzymuje nasze życie? Czy jest ona dla nas «sprawcza» – czyli czy jest przesłaniem, które kształtuje w nowy sposób samo życie, czy też jest już tylko «informacją», którą z upływem czasu odłożyliśmy na bok i która wydaje się ustępować informacjom bardziej aktualnym? Poszukując odpowiedzi, pragnę wyjść od klasycznej formy dialogu, poprzez który obrzęd Chrztu wyrażał przyjęcie noworodka do wspólnoty wierzących i jego odrodzenie w Chrystusie. Kapłan pytał najpierw, jakie imię rodzice wybrali dla dziecka, i kontynuował: «O co prosisz Kościół Boży?». Odpowiedź: «O wiarę». «Co daje ci wiara?». «Życie wieczne». W tym dialogu rodzice prosili dla dziecka o dostęp do wiary, wspólnotę z wierzącymi, gdyż w wierze upatrywali klucza do «życia wiecznego». Z tym bowiem, tak wczoraj, jak i dziś, mamy do czynienia w Chrzcie, poprzez który stajemy się chrześcijanami: nie tylko z włączeniem do wspólnoty, nie zwyczajnie z przyjęciem do Kościoła. Rodzice oczekują czegoś więcej dla dziecka przyjmującego Chrzest: oczekują, że wiara, do której przynależą materialność Kościoła i jego sakramentów, da mu życie – życie wieczne. Wiara jest substancją nadziei. Tu jednak pojawia się pytanie: czy naprawdę tego chcemy – żyć wiecznie? Być może wiele osób odrzuca dziś wiarę, gdyż życie wieczne nie wydaje się im rzeczą pożądaną. Nie chcą życia wiecznego, lecz obecnego,  a wiara w życie wieczne wydaje się im w tym przeszkodą. Kontynuować życie na wieczność – bez końca, jawi się bardziej jako wyrok niż dar. Oczywiście chciałoby się odsunąć śmierć jak najdalej. Ale żyć zawsze, bez końca – to w sumie może być tylko nudne i ostatecznie nie do zniesienia. Jest to dokładnie to, o czym na przykład mówi Ojciec Kościoła Ambroży w przemówieniu z okazji pogrzebu swego brata Satyra: «To prawda, że śmierć nie należała do natury; Bóg bowiem od początku nie ustanowił śmierci, ale dał ją jako środek zaradczy [...]. Z powodu </w:t>
-      </w:r>
-      <w:r>
-        <w:br w:type="page"/>
-      </w:r>
-    </w:p>
-    <w:p>
-      <w:pPr>
         <w:ind w:left="0" w:right="0" w:firstLine="0"/>
       </w:pPr>
       <w:r>
+        <w:t xml:space="preserve">Do tej pory mówiliśmy o wierze i nadziei w Nowym Testamencie i początkach chrześcijaństwa. Wciąż było jednak jasne, że nie mówimy tylko o przeszłości; cała refleksja dotyczy życia i umierania człowieka w ogóle,  a zatem interesuje również nas – tu i teraz. Niemniej musimy zapytać wprost: czy wiara chrześcijańska jest także dla nas dzisiaj nadzieją, która przemienia i podtrzymuje nasze życie? Czy jest ona dla nas «sprawcza» – czyli czy jest przesłaniem, które kształtuje w nowy sposób samo życie, czy też jest już tylko «informacją», którą z upływem czasu odłożyliśmy na bok i która wydaje się ustępować informacjom bardziej aktualnym? Poszukując odpowiedzi, pragnę wyjść od klasycznej formy dialogu, poprzez który obrzęd Chrztu wyrażał przyjęcie noworodka do wspólnoty wierzących i jego odrodzenie w Chrystusie. Kapłan pytał najpierw, jakie imię rodzice wybrali dla dziecka, i kontynuował: «O co prosisz Kościół Boży?». Odpowiedź: «O wiarę». «Co daje ci wiara?». «Życie wieczne». W tym dialogu rodzice prosili dla dziecka o dostęp do wiary, wspólnotę z wierzącymi, gdyż w wierze upatrywali klucza do «życia wiecznego». Z tym bowiem, tak wczoraj, jak i dziś, mamy do czynienia w Chrzcie, poprzez który stajemy się chrześcijanami: nie tylko z włączeniem do wspólnoty, nie zwyczajnie z przyjęciem do Kościoła. Rodzice oczekują czegoś więcej dla dziecka przyjmującego Chrzest: oczekują, że wiara, do której przynależą materialność Kościoła i jego sakramentów, da mu życie – życie wieczne. Wiara jest substancją nadziei. Tu jednak pojawia się pytanie: czy naprawdę tego chcemy – żyć wiecznie? Być może wiele osób odrzuca dziś wiarę, gdyż życie wieczne nie wydaje się im rzeczą pożądaną. Nie chcą życia wiecznego, lecz obecnego,  a wiara w życie wieczne wydaje się im w tym przeszkodą. Kontynuować życie na wieczność – bez końca, jawi się bardziej jako wyrok niż dar. Oczywiście chciałoby się odsunąć śmierć jak najdalej. Ale żyć zawsze, bez końca – to w sumie może być tylko nudne i ostatecznie nie do zniesienia. Jest to dokładnie to, o czym na przykład mówi Ojciec Kościoła Ambroży w przemówieniu z okazji pogrzebu swego brata Satyra: «To </w:t>
+      </w:r>
+      <w:r>
         <w:lastRenderedPageBreak/>
-        <w:t xml:space="preserve">wykroczenia życie ludzkie stało się nędzne, upływało w codziennym trudzie i nieznośnym płaczu. Trzeba było położyć kres złu, aby śmierć przywróciła to, co utraciło życie. Nieśmiertelność jest raczej ciężarem niż korzyścią, jeżeli nie rozświetla jej łaska». Już wcześniej Ambroży powiedział: «Nie należy płakać nad śmiercią, gdyż prowadzi ona do zbawienia». </w:t>
+        <w:t xml:space="preserve">prawda, że śmierć nie należała do natury; Bóg bowiem od początku nie ustanowił śmierci, ale dał ją jako środek zaradczy [...]. Z powodu wykroczenia życie ludzkie stało się nędzne, upływało w codziennym trudzie i nieznośnym płaczu. Trzeba było położyć kres złu, aby śmierć przywróciła to, co utraciło życie. Nieśmiertelność jest raczej ciężarem niż korzyścią, jeżeli nie rozświetla jej łaska». Już wcześniej Ambroży powiedział: «Nie należy płakać nad śmiercią, gdyż prowadzi ona do zbawienia». </w:t>
       </w:r>
     </w:p>
     <w:p>
@@ -6058,7 +6606,7 @@
         <w:ind w:right="0"/>
       </w:pPr>
       <w:r>
-        <w:t>Niezależnie od tego, co dokładnie chciał powiedzieć św. Ambroży w tych słowach – prawdą jest, że gdyby śmierć została wyeliminowana lub odsunięta w nieskończoność, ziemia i ludzkość znalazłyby się w sytuacji niemożliwej i nie przyniosłoby to korzyści również samej jednostce. Oczywiście jest pewna sprzeczność w naszym postępowaniu, która wiąże się z wewnętrzną sprzecznością naszej egzystencji. Z jednej strony nie chcemy umierać; zwłaszcza ci, którzy nas kochają nie chcą naszej śmierci. Z drugiej jednak, nie pragniemy też istnieć w nieskończoność, a także ziemia nie została stworzona z taką perspektywą. Czego więc tak naprawdę chcemy? Ta paradoksalność naszej własnej postawy rodzi głębsze pytanie: czym w rzeczywistości jest «życie»? Co w rzeczywistości oznacza «wieczność»? Są chwile, w których niespodziewanie zaczynamy rozumieć: tak, to właśnie jest to – prawdziwe «życie» – takie powinno być. Przeciwnie, to, co na co dzień nazywamy «życiem», w rzeczywistości nim nie jest. Augustyn w swoim długim liście o modlitwie, skierowanym do Proby, bogatej wdowy rzymskiej, matki trzech konsulów, napisał kiedyś: W gruncie rzeczy pragniemy tylko jednej rzeczy – «szczęśliwego życia», życia, które po prostu jest życiem, po prostu «szczęścia». Ostatecznie w modlitwie nie prosimy  o nic innego. Nie dążymy do niczego innego – tylko o to chodzi. Potem jednak Augustyn mówi: patrząc lepiej, wcale nie wiemy, czego pragniemy, czego właściwie chcemy. Nie znamy bowiem tej rzeczywistości; także  w tych momentach, w których myślimy, że jej dotykamy, nie osiągamy jej naprawdę. «Nie wiemy, o co byłoby stosowne prosić», wyznaje słowami św. Pawła (por. Rz 8, 26). Wiemy jedynie, że to nie jest to. Niemniej,  w naszej niewiedzy wiemy, że ta rzeczywistość musi istnieć. «Jest zatem w nas, aby tak powiedzieć, światła ignorancja (</w:t>
+        <w:t>Niezależnie od tego, co dokładnie chciał powiedzieć św. Ambroży w tych słowach – prawdą jest, że gdyby śmierć została wyeliminowana lub odsunięta w nieskończoność, ziemia i ludzkość znalazłyby się w sytuacji niemożliwej i nie przyniosłoby to korzyści również samej jednostce. Oczywiście jest pewna sprzeczność w naszym postępowaniu, która wiąże się z wewnętrzną sprzecznością naszej egzystencji. Z jednej strony nie chcemy umierać; zwłaszcza ci, którzy nas kochają nie chcą naszej śmierci. Z drugiej jednak, nie pragniemy też istnieć w nieskończoność, a także ziemia nie została stworzona z taką perspektywą. Czego więc tak naprawdę chcemy? Ta paradoksalność naszej własnej postawy rodzi głębsze pytanie: czym w rzeczywistości jest «życie»? Co w rzeczywistości oznacza «wieczność»? Są chwile, w których niespodziewanie zaczynamy rozumieć: tak, to właśnie jest to – prawdziwe «życie» – takie powinno być. Przeciwnie, to, co na co dzień nazywamy «życiem», w rzeczywistości nim nie jest. Augustyn w swoim długim liście o modlitwie, skierowanym do Proby, bogatej wdowy rzymskiej, matki trzech konsulów, napisał kiedyś: W gruncie rzeczy pragniemy tylko jednej rzeczy – «szczęśliwego życia», życia, które po prostu jest życiem, po prostu «szczęścia». Ostatecznie w modlitwie nie prosimy  o nic innego. Nie dążymy do niczego innego – tylko o to chodzi. Potem jednak Augustyn mówi: patrząc lepiej, wcale nie wiemy, czego pragniemy, czego właściwie chcemy. Nie znamy bowiem tej rzeczywistości; także  w tych momentach, w których myślimy, że jej dotykamy, nie osiągamy jej naprawdę. «Nie wiemy, o co byłoby stosowne prosić», wyznaje słowami św. Pawła (Rz 8, 26). Wiemy jedynie, że to nie jest to. Niemniej,  w naszej niewiedzy wiemy, że ta rzeczywistość musi istnieć. «Jest zatem w nas, aby tak powiedzieć, światła ignorancja (</w:t>
       </w:r>
       <w:r>
         <w:rPr>
@@ -6203,7 +6751,7 @@
         <w:pStyle w:val="Nagwek1"/>
         <w:ind w:right="8"/>
       </w:pPr>
-      <w:bookmarkStart w:id="6" w:name="_Toc214730420"/>
+      <w:bookmarkStart w:id="6" w:name="_Toc214884296"/>
       <w:r>
         <w:lastRenderedPageBreak/>
         <w:t xml:space="preserve">Część 5. […] </w:t>
@@ -6296,7 +6844,19 @@
         <w:rPr>
           <w:b/>
         </w:rPr>
-        <w:t xml:space="preserve">Chwała Boża (cd.) </w:t>
+        <w:t>Chwała Boża (</w:t>
+      </w:r>
+      <w:r>
+        <w:rPr>
+          <w:b/>
+        </w:rPr>
+        <w:t>ciąg dalszy)</w:t>
+      </w:r>
+      <w:r>
+        <w:rPr>
+          <w:b/>
+        </w:rPr>
+        <w:t xml:space="preserve"> </w:t>
       </w:r>
     </w:p>
     <w:p>
@@ -6326,7 +6886,16 @@
         <w:t xml:space="preserve">parusia </w:t>
       </w:r>
       <w:r>
-        <w:t xml:space="preserve">znaczy ‘przyjście’ i ‘obecność’), zmartwychwstaniu, sądowi ostatecznemu i życiu wiecznemu z Bogiem w niebie. To jest przedmiot naszej nadziei (por. KKK 1821). </w:t>
+        <w:t>znaczy ‘przyjście’ i ‘obecność’), zmartwychwstaniu, sądowi ostatecznemu i życiu wiecznemu z Bogiem w niebie. To jest przedmiot naszej nadziei (</w:t>
+      </w:r>
+      <w:r>
+        <w:t>Katechizm Kościoła Katolickiego</w:t>
+      </w:r>
+      <w:r>
+        <w:t xml:space="preserve"> </w:t>
+      </w:r>
+      <w:r>
+        <w:t xml:space="preserve">1821). </w:t>
       </w:r>
     </w:p>
     <w:p>
@@ -6380,7 +6949,13 @@
         <w:t xml:space="preserve"> Ojca swego razem z aniołami swoimi  i wtedy odda każdemu według jego postępowania</w:t>
       </w:r>
       <w:r>
-        <w:t xml:space="preserve"> (Mt 16,27). </w:t>
+        <w:t xml:space="preserve"> (M</w:t>
+      </w:r>
+      <w:r>
+        <w:t>ateusz</w:t>
+      </w:r>
+      <w:r>
+        <w:t xml:space="preserve"> 16,27). </w:t>
       </w:r>
       <w:r>
         <w:rPr>
@@ -6396,7 +6971,13 @@
         <w:t>chwałą</w:t>
       </w:r>
       <w:r>
-        <w:t xml:space="preserve"> (Mt 24,30). </w:t>
+        <w:t xml:space="preserve"> (M</w:t>
+      </w:r>
+      <w:r>
+        <w:t>ateusz</w:t>
+      </w:r>
+      <w:r>
+        <w:t xml:space="preserve"> 24,30). </w:t>
       </w:r>
       <w:r>
         <w:rPr>
@@ -6418,7 +6999,22 @@
         <w:t>, a z Nim wszyscy aniołowie…</w:t>
       </w:r>
       <w:r>
-        <w:t xml:space="preserve"> (Mt 25,31-32; por. KKK 769). </w:t>
+        <w:t xml:space="preserve"> (</w:t>
+      </w:r>
+      <w:r>
+        <w:t>Mateusz</w:t>
+      </w:r>
+      <w:r>
+        <w:t xml:space="preserve"> 25,31-32; </w:t>
+      </w:r>
+      <w:r>
+        <w:t>Katechizm Kościoła Katolickiego</w:t>
+      </w:r>
+      <w:r>
+        <w:t xml:space="preserve"> </w:t>
+      </w:r>
+      <w:r>
+        <w:t xml:space="preserve">769). </w:t>
       </w:r>
     </w:p>
     <w:p>
@@ -6465,7 +7061,13 @@
         <w:t xml:space="preserve"> tą mocą, jaką może On także wszystko, co jest, sobie podporządkować</w:t>
       </w:r>
       <w:r>
-        <w:t xml:space="preserve"> (Flp 3,20-21). </w:t>
+        <w:t xml:space="preserve"> (F</w:t>
+      </w:r>
+      <w:r>
+        <w:t>ilipian</w:t>
+      </w:r>
+      <w:r>
+        <w:t xml:space="preserve"> 3,20-21). </w:t>
       </w:r>
       <w:r>
         <w:rPr>
@@ -6516,7 +7118,22 @@
         <w:t>4</w:t>
       </w:r>
       <w:r>
-        <w:t xml:space="preserve"> (1 Kor 15,42-43; por. KKK 1003). </w:t>
+        <w:t xml:space="preserve"> (1 Kor</w:t>
+      </w:r>
+      <w:r>
+        <w:t>yntian</w:t>
+      </w:r>
+      <w:r>
+        <w:t xml:space="preserve"> 15,42-43; </w:t>
+      </w:r>
+      <w:r>
+        <w:t>Katechizm Kościoła Katolickiego</w:t>
+      </w:r>
+      <w:r>
+        <w:t xml:space="preserve"> </w:t>
+      </w:r>
+      <w:r>
+        <w:t xml:space="preserve">1003). </w:t>
       </w:r>
     </w:p>
     <w:p>
@@ -6557,7 +7174,13 @@
         <w:t>, wy, którzy poszliście za Mną, zasiądziecie również na dwunastu tronach, aby sądzić dwanaście szczepów Izraela</w:t>
       </w:r>
       <w:r>
-        <w:t xml:space="preserve"> (Mt 19,28). </w:t>
+        <w:t xml:space="preserve"> (</w:t>
+      </w:r>
+      <w:r>
+        <w:t>Mateusz</w:t>
+      </w:r>
+      <w:r>
+        <w:t xml:space="preserve">19,28). </w:t>
       </w:r>
       <w:r>
         <w:rPr>
@@ -6610,7 +7233,22 @@
         <w:t xml:space="preserve"> od drugich, jak pasterz oddziela owce od kozłów</w:t>
       </w:r>
       <w:r>
-        <w:t xml:space="preserve"> (Mt 25,31-32; por. KKK 1042). </w:t>
+        <w:t xml:space="preserve"> (M</w:t>
+      </w:r>
+      <w:r>
+        <w:t>ateusz</w:t>
+      </w:r>
+      <w:r>
+        <w:t xml:space="preserve"> 25,31-32; </w:t>
+      </w:r>
+      <w:r>
+        <w:t>Katechizm Kościoła Katolickiego</w:t>
+      </w:r>
+      <w:r>
+        <w:t xml:space="preserve"> </w:t>
+      </w:r>
+      <w:r>
+        <w:t xml:space="preserve">1042). </w:t>
       </w:r>
     </w:p>
     <w:p>
@@ -6629,7 +7267,19 @@
         <w:t xml:space="preserve">Życie wieczne z Bogiem w niebie </w:t>
       </w:r>
       <w:r>
-        <w:t xml:space="preserve">(zob. cz. 4, katecheza II.1): </w:t>
+        <w:t>(zob</w:t>
+      </w:r>
+      <w:r>
+        <w:t xml:space="preserve">acz </w:t>
+      </w:r>
+      <w:r>
+        <w:t>cz</w:t>
+      </w:r>
+      <w:r>
+        <w:t>ęść</w:t>
+      </w:r>
+      <w:r>
+        <w:t xml:space="preserve"> 4, katecheza II.1): </w:t>
       </w:r>
       <w:r>
         <w:rPr>
@@ -6817,6 +7467,7 @@
         <w:rPr>
           <w:b/>
         </w:rPr>
+        <w:lastRenderedPageBreak/>
         <w:t xml:space="preserve"> </w:t>
       </w:r>
     </w:p>
@@ -6843,7 +7494,6 @@
         <w:rPr>
           <w:b/>
         </w:rPr>
-        <w:lastRenderedPageBreak/>
         <w:t xml:space="preserve">Powrót Pana w chwale jako przedmiot nadziei </w:t>
       </w:r>
       <w:r>
@@ -7268,7 +7918,11 @@
         <w:t>Jeżeli tylko w tym życiu w Chrystusie nadzieję pokładamy, jesteśmy bardziej od wszystkich ludzi godni politowania</w:t>
       </w:r>
       <w:r>
-        <w:t xml:space="preserve"> (1 Kor 15,19). Czyli: gdybyśmy liczyli na to, że wiara w Chrystusa zapewni nam obfite życie, bez cierpienia i prześladowań – to łatwo się przekonać, że tak nie jest; gdybyśmy </w:t>
+        <w:t xml:space="preserve"> (1 Kor 15,19). Czyli: gdybyśmy liczyli na to, że wiara </w:t>
+      </w:r>
+      <w:r>
+        <w:lastRenderedPageBreak/>
+        <w:t xml:space="preserve">w Chrystusa zapewni nam obfite życie, bez cierpienia i prześladowań – to łatwo się przekonać, że tak nie jest; gdybyśmy </w:t>
       </w:r>
     </w:p>
     <w:p>
@@ -7276,7 +7930,6 @@
         <w:ind w:left="370" w:right="0"/>
       </w:pPr>
       <w:r>
-        <w:lastRenderedPageBreak/>
         <w:t xml:space="preserve">na to się nastawili, to byśmy się zawiedli i byli godni pożałowania; opinię Pawła potwierdza historia wielu męczenników (por. Ap 2,13). </w:t>
       </w:r>
     </w:p>
@@ -7654,7 +8307,14 @@
         <w:rPr>
           <w:i/>
         </w:rPr>
-        <w:t xml:space="preserve">wiara w Sąd Ostateczny jest przede wszystkim i nade wszystko </w:t>
+        <w:t xml:space="preserve">wiara w Sąd Ostateczny jest przede wszystkim i nade </w:t>
+      </w:r>
+      <w:r>
+        <w:rPr>
+          <w:i/>
+        </w:rPr>
+        <w:lastRenderedPageBreak/>
+        <w:t xml:space="preserve">wszystko </w:t>
       </w:r>
       <w:r>
         <w:rPr>
@@ -7689,7 +8349,6 @@
         <w:ind w:right="0" w:hanging="360"/>
       </w:pPr>
       <w:r>
-        <w:lastRenderedPageBreak/>
         <w:t>Franciszek naucza</w:t>
       </w:r>
       <w:r>
@@ -8023,6 +8682,7 @@
         <w:rPr>
           <w:i/>
         </w:rPr>
+        <w:lastRenderedPageBreak/>
         <w:t>Pójdźcie, błogosławieni u Ojca mojego, weźcie w posiadanie królestwo, przygotowane wam od założenia świata!</w:t>
       </w:r>
       <w:r>
@@ -8057,7 +8717,6 @@
         <w:ind w:right="0" w:hanging="360"/>
       </w:pPr>
       <w:r>
-        <w:lastRenderedPageBreak/>
         <w:t xml:space="preserve">Ta rzeczywistość będzie naszym ostatecznym i wiecznym udziałem w Bożej chwale, której nadzieją się chlubimy: </w:t>
       </w:r>
       <w:r>
@@ -8315,11 +8974,11 @@
         <w:ind w:left="-5" w:right="0"/>
       </w:pPr>
       <w:r>
-        <w:t xml:space="preserve">47. Niektórzy współcześni teolodzy uważają, że ogniem, który spala a równocześnie zbawia, jest sam Chrystus, Sędzia i Zbawiciel. Spotkanie z Nim jest decydującym aktem Sądu. Pod Jego spojrzeniem topnieje wszelki fałsz. Spotkanie z Nim przepala nas, przekształca i uwalnia, abyśmy odzyskali własną tożsamość. To, co zostało zbudowane w ciągu życia, może wówczas okazać się suchą słomą, samą pyszałkowatością, i zawalić się. Jednak  w bólu tego spotkania, w którym to, co nieczyste i chore w naszym istnieniu, jasno jawi się przed nami, jest zbawienie. Jego wejrzenie, dotknięcie Jego Serca uzdrawia nas przez bolesną niewątpliwie przemianę, niczym </w:t>
+        <w:t xml:space="preserve">47. Niektórzy współcześni teolodzy uważają, że ogniem, który spala a równocześnie zbawia, jest sam Chrystus, Sędzia i Zbawiciel. Spotkanie z Nim jest decydującym aktem Sądu. Pod Jego spojrzeniem topnieje wszelki fałsz. Spotkanie z Nim przepala nas, przekształca i uwalnia, abyśmy odzyskali własną tożsamość. To, co zostało zbudowane w ciągu życia, może wówczas okazać się suchą słomą, samą pyszałkowatością, i zawalić się. Jednak  </w:t>
       </w:r>
       <w:r>
         <w:lastRenderedPageBreak/>
-        <w:t>«przejście przez ogień». Jest to jednak błogosławione cierpienie, w którym święta moc Jego miłości przenika nas jak ogień, abyśmy w końcu całkowicie należeli do siebie, a przez to całkowicie do Boga. Jawi się tu również wzajemne przenikanie się sprawiedliwości i łaski: nasz sposób życia nie jest bez znaczenia, ale nasz brud nie plami nas na wieczność, jeśli pozostaliśmy przynajmniej ukierunkowani na Chrystusa, na prawdę i na miłość. Ten brud został już bowiem wypalony w Męce Chrystusa. W chwili Sądu Ostatecznego doświadczamy i przyjmujemy, że Jego miłość przewyższa całe zło świata i zło w nas. Ból miłości staje się naszym zbawieniem i naszą radością. Jest jasne, że nie możemy mierzyć «trwania» tego przemieniającego wypalania miarami czasu naszego świata. Przemieniający «moment» tego spotkania wymyka się ziemskim miarom czasu – jest czasem serca, czasem «przejścia» do komunii z Bogiem w Ciele Chrystusa. Sąd Boży jest nadzieją, zarówno dlatego, że jest sprawiedliwością, jak i dlatego, że jest łaską. Gdyby był tylko łaską, tak że wszystko, co ziemskie, byłoby bez znaczenia, Bóg byłby nam winien odpowiedź na pytanie o sprawiedliwość – decydujące dla nas pytanie wobec historii i samego Boga. Gdyby był tylko sprawiedliwością, byłby ostatecznie dla nas wszystkich jedynie przyczyną lęku. Wcielenie Boga w Chrystusie tak bardzo połączyło sprawiedliwość i łaskę, że sprawiedliwość jest ustanowiona ze stanowczością: wszyscy oczekujemy naszego zbawienia «z bojaźnią i drżeniem» (</w:t>
+        <w:t>w bólu tego spotkania, w którym to, co nieczyste i chore w naszym istnieniu, jasno jawi się przed nami, jest zbawienie. Jego wejrzenie, dotknięcie Jego Serca uzdrawia nas przez bolesną niewątpliwie przemianę, niczym «przejście przez ogień». Jest to jednak błogosławione cierpienie, w którym święta moc Jego miłości przenika nas jak ogień, abyśmy w końcu całkowicie należeli do siebie, a przez to całkowicie do Boga. Jawi się tu również wzajemne przenikanie się sprawiedliwości i łaski: nasz sposób życia nie jest bez znaczenia, ale nasz brud nie plami nas na wieczność, jeśli pozostaliśmy przynajmniej ukierunkowani na Chrystusa, na prawdę i na miłość. Ten brud został już bowiem wypalony w Męce Chrystusa. W chwili Sądu Ostatecznego doświadczamy i przyjmujemy, że Jego miłość przewyższa całe zło świata i zło w nas. Ból miłości staje się naszym zbawieniem i naszą radością. Jest jasne, że nie możemy mierzyć «trwania» tego przemieniającego wypalania miarami czasu naszego świata. Przemieniający «moment» tego spotkania wymyka się ziemskim miarom czasu – jest czasem serca, czasem «przejścia» do komunii z Bogiem w Ciele Chrystusa. Sąd Boży jest nadzieją, zarówno dlatego, że jest sprawiedliwością, jak i dlatego, że jest łaską. Gdyby był tylko łaską, tak że wszystko, co ziemskie, byłoby bez znaczenia, Bóg byłby nam winien odpowiedź na pytanie o sprawiedliwość – decydujące dla nas pytanie wobec historii i samego Boga. Gdyby był tylko sprawiedliwością, byłby ostatecznie dla nas wszystkich jedynie przyczyną lęku. Wcielenie Boga w Chrystusie tak bardzo połączyło sprawiedliwość i łaskę, że sprawiedliwość jest ustanowiona ze stanowczością: wszyscy oczekujemy naszego zbawienia «z bojaźnią i drżeniem» (</w:t>
       </w:r>
       <w:r>
         <w:rPr>
@@ -8546,7 +9205,11 @@
         <w:ind w:right="0"/>
       </w:pPr>
       <w:r>
-        <w:t>Jezus, który umarł i zmartwychwstał, jest centrum naszej wiary. Św. Paweł, wyrażając tę treść w kilku słowach, używając tylko czterech czasowników przekazuje nam „rdzeń” naszej nadziei: „Przekazałem wam na początku to, co przejąłem: że Chrystus umarł – zgodnie z Pismem – za nasze grzechy, że został pogrzebany, że zmartwychwstał trzeciego dnia, zgodnie z Pismem; i że ukazał się Kefasowi, a potem Dwunastu”</w:t>
+        <w:t xml:space="preserve">Jezus, który umarł i zmartwychwstał, jest centrum naszej wiary. Św. Paweł, wyrażając tę treść w kilku słowach, używając tylko czterech czasowników przekazuje nam „rdzeń” naszej nadziei: „Przekazałem wam na </w:t>
+      </w:r>
+      <w:r>
+        <w:lastRenderedPageBreak/>
+        <w:t>początku to, co przejąłem: że Chrystus umarł – zgodnie z Pismem – za nasze grzechy, że został pogrzebany, że zmartwychwstał trzeciego dnia, zgodnie z Pismem; i że ukazał się Kefasowi, a potem Dwunastu”</w:t>
       </w:r>
       <w:r>
         <w:br w:type="page"/>
@@ -8834,7 +9497,7 @@
       <w:pPr>
         <w:pStyle w:val="Nagwek1"/>
       </w:pPr>
-      <w:bookmarkStart w:id="7" w:name="_Toc214730421"/>
+      <w:bookmarkStart w:id="7" w:name="_Toc214884297"/>
       <w:r>
         <w:lastRenderedPageBreak/>
         <w:t xml:space="preserve">Część 6. </w:t>
@@ -10237,7 +10900,7 @@
         <w:lastRenderedPageBreak/>
         <w:t xml:space="preserve"> </w:t>
       </w:r>
-      <w:bookmarkStart w:id="8" w:name="_Toc214730422"/>
+      <w:bookmarkStart w:id="8" w:name="_Toc214884298"/>
       <w:r>
         <w:t>Część 7. A nadzieja zawieść nie może, ponieważ miłość Boża rozlana jest  w sercach naszych przez Ducha Świętego, który został nam dany  (Rz 5,5)</w:t>
       </w:r>

--- a/public/word1.docx
+++ b/public/word1.docx
@@ -1196,6 +1196,9 @@
         <w:t>Wprowadzenie</w:t>
       </w:r>
       <w:bookmarkEnd w:id="0"/>
+      <w:r>
+        <w:t>.</w:t>
+      </w:r>
     </w:p>
     <w:p/>
     <w:p>
@@ -1287,12 +1290,26 @@
           <w:i/>
           <w:sz w:val="28"/>
         </w:rPr>
-        <w:t xml:space="preserve">Deus caritas est </w:t>
-      </w:r>
-      <w:r>
-        <w:rPr>
+        <w:t>Deus caritas est</w:t>
+      </w:r>
+      <w:r>
+        <w:rPr>
+          <w:i/>
           <w:sz w:val="28"/>
         </w:rPr>
+        <w:t>.</w:t>
+      </w:r>
+      <w:r>
+        <w:rPr>
+          <w:i/>
+          <w:sz w:val="28"/>
+        </w:rPr>
+        <w:t xml:space="preserve"> </w:t>
+      </w:r>
+      <w:r>
+        <w:rPr>
+          <w:sz w:val="28"/>
+        </w:rPr>
         <w:t xml:space="preserve">– </w:t>
       </w:r>
       <w:r>
@@ -1383,7 +1400,7 @@
         <w:rPr>
           <w:sz w:val="28"/>
         </w:rPr>
-        <w:t>dwa tysiące dwudziestego piątego</w:t>
+        <w:t>2025</w:t>
       </w:r>
       <w:r>
         <w:rPr>
@@ -1408,101 +1425,83 @@
         <w:rPr>
           <w:sz w:val="28"/>
         </w:rPr>
-        <w:t xml:space="preserve">dziewiątego </w:t>
+        <w:t>9.05.2024</w:t>
       </w:r>
       <w:r>
         <w:rPr>
           <w:sz w:val="28"/>
         </w:rPr>
-        <w:t xml:space="preserve">maja </w:t>
-      </w:r>
-      <w:r>
-        <w:rPr>
+        <w:t xml:space="preserve"> roku i nosi tytuł </w:t>
+      </w:r>
+      <w:r>
+        <w:rPr>
+          <w:i/>
           <w:sz w:val="28"/>
         </w:rPr>
-        <w:t>dwatysiące dwudziestego czwartego</w:t>
-      </w:r>
-      <w:r>
-        <w:rPr>
+        <w:t>s</w:t>
+      </w:r>
+      <w:r>
+        <w:rPr>
+          <w:i/>
           <w:sz w:val="28"/>
         </w:rPr>
-        <w:t xml:space="preserve"> roku i nosi tytuł </w:t>
-      </w:r>
-      <w:r>
-        <w:rPr>
-          <w:i/>
+        <w:t>pes non confundit</w:t>
+      </w:r>
+      <w:r>
+        <w:rPr>
           <w:sz w:val="28"/>
         </w:rPr>
-        <w:t>s</w:t>
+        <w:t xml:space="preserve"> – </w:t>
       </w:r>
       <w:r>
         <w:rPr>
           <w:i/>
           <w:sz w:val="28"/>
         </w:rPr>
-        <w:t>pes non confundit</w:t>
+        <w:t>Nadzieja nie zawodzi</w:t>
       </w:r>
       <w:r>
         <w:rPr>
           <w:sz w:val="28"/>
         </w:rPr>
-        <w:t xml:space="preserve"> – </w:t>
+        <w:t xml:space="preserve">. Jest to cytat z Rz 5,5 (BT5 tłumaczy: </w:t>
       </w:r>
       <w:r>
         <w:rPr>
           <w:i/>
           <w:sz w:val="28"/>
         </w:rPr>
-        <w:t>Nadzieja nie zawodzi</w:t>
+        <w:t>A nadzieja zawieść nie może</w:t>
       </w:r>
       <w:r>
         <w:rPr>
           <w:sz w:val="28"/>
         </w:rPr>
-        <w:t xml:space="preserve">. Jest to cytat z Rz 5,5 (BT5 tłumaczy: </w:t>
-      </w:r>
-      <w:r>
-        <w:rPr>
-          <w:i/>
+        <w:t>). Niespełna trzy miesiące prze</w:t>
+      </w:r>
+      <w:r>
+        <w:rPr>
           <w:sz w:val="28"/>
         </w:rPr>
-        <w:t>A nadzieja zawieść nie może</w:t>
+        <w:t>d</w:t>
       </w:r>
       <w:r>
         <w:rPr>
           <w:sz w:val="28"/>
         </w:rPr>
-        <w:t xml:space="preserve">). Niespełna trzy miesiące przez śmiercią Franciszka, a konkretnie </w:t>
+        <w:t xml:space="preserve"> śmiercią Franciszka, a konkretnie </w:t>
       </w:r>
       <w:r>
         <w:rPr>
           <w:sz w:val="28"/>
         </w:rPr>
-        <w:t>czternastego</w:t>
+        <w:t>14.01.2025 roku</w:t>
       </w:r>
       <w:r>
         <w:rPr>
           <w:sz w:val="28"/>
         </w:rPr>
-        <w:t xml:space="preserve"> stycznia </w:t>
-      </w:r>
-      <w:r>
-        <w:rPr>
-          <w:sz w:val="28"/>
-        </w:rPr>
-        <w:t>dwa tysiące dwudziestego piątego</w:t>
-      </w:r>
-      <w:r>
-        <w:rPr>
-          <w:sz w:val="28"/>
-        </w:rPr>
-        <w:t xml:space="preserve"> </w:t>
-      </w:r>
-      <w:r>
-        <w:rPr>
-          <w:sz w:val="28"/>
-        </w:rPr>
-        <w:t xml:space="preserve">roku, ukazała się jego autobiografia napisana na podstawie  wywiadu-rzeki przeprowadzonego z papieżem przez dziennikarza Carlo Musso. Książka ta nosi  tytuł </w:t>
+        <w:t xml:space="preserve">, ukazała się jego autobiografia napisana na podstawie  wywiadu-rzeki przeprowadzonego z papieżem przez dziennikarza Carlo Musso. Książka ta nosi  tytuł </w:t>
       </w:r>
       <w:r>
         <w:rPr>
@@ -1533,7 +1532,7 @@
         <w:rPr>
           <w:sz w:val="28"/>
         </w:rPr>
-        <w:t>czternasty</w:t>
+        <w:t>XIV</w:t>
       </w:r>
       <w:r>
         <w:rPr>
@@ -1545,37 +1544,37 @@
         <w:rPr>
           <w:sz w:val="28"/>
         </w:rPr>
-        <w:t>Marek</w:t>
+        <w:t xml:space="preserve">por. </w:t>
       </w:r>
       <w:r>
         <w:rPr>
           <w:sz w:val="28"/>
         </w:rPr>
+        <w:t>M</w:t>
+      </w:r>
+      <w:r>
+        <w:rPr>
+          <w:sz w:val="28"/>
+        </w:rPr>
+        <w:t>k</w:t>
+      </w:r>
+      <w:r>
+        <w:rPr>
+          <w:sz w:val="28"/>
+        </w:rPr>
         <w:t xml:space="preserve"> 10,40-52) podczas audiencji generalnej </w:t>
       </w:r>
       <w:r>
         <w:rPr>
           <w:sz w:val="28"/>
         </w:rPr>
-        <w:t>jedynastego</w:t>
+        <w:t xml:space="preserve">11.06.2025 roku </w:t>
       </w:r>
       <w:r>
         <w:rPr>
           <w:sz w:val="28"/>
         </w:rPr>
-        <w:t xml:space="preserve"> czerwca </w:t>
-      </w:r>
-      <w:r>
-        <w:rPr>
-          <w:sz w:val="28"/>
-        </w:rPr>
-        <w:t>dwa tysiące dwudziestego piątego</w:t>
-      </w:r>
-      <w:r>
-        <w:rPr>
-          <w:sz w:val="28"/>
-        </w:rPr>
-        <w:t xml:space="preserve"> roku, papież powiedział: „Nigdy nie należy tracić nadziei, nawet gdy czujemy się zagubieni”. </w:t>
+        <w:t xml:space="preserve">papież powiedział: „Nigdy nie należy tracić nadziei, nawet gdy czujemy się zagubieni”. </w:t>
       </w:r>
     </w:p>
     <w:p>
@@ -1593,37 +1592,25 @@
         <w:rPr>
           <w:sz w:val="28"/>
         </w:rPr>
-        <w:t>dwa tysiące dwudziest</w:t>
+        <w:t>2025</w:t>
       </w:r>
       <w:r>
         <w:rPr>
           <w:sz w:val="28"/>
         </w:rPr>
-        <w:t>ym</w:t>
+        <w:t xml:space="preserve"> </w:t>
       </w:r>
       <w:r>
         <w:rPr>
           <w:sz w:val="28"/>
         </w:rPr>
-        <w:t xml:space="preserve"> piąt</w:t>
+        <w:t xml:space="preserve">Odnowa Archidiecezji Wrocławskiej za przedmiot swoich rozważań rekolekcyjnych (4–10 sierpnia </w:t>
       </w:r>
       <w:r>
         <w:rPr>
           <w:sz w:val="28"/>
         </w:rPr>
-        <w:t xml:space="preserve">ym </w:t>
-      </w:r>
-      <w:r>
-        <w:rPr>
-          <w:sz w:val="28"/>
-        </w:rPr>
-        <w:t xml:space="preserve">Odnowa Archidiecezji Wrocławskiej za przedmiot swoich rozważań rekolekcyjnych (4–10 sierpnia </w:t>
-      </w:r>
-      <w:r>
-        <w:rPr>
-          <w:sz w:val="28"/>
-        </w:rPr>
-        <w:t>dwa tysiące dwudziestego piątego</w:t>
+        <w:t>2025</w:t>
       </w:r>
       <w:r>
         <w:rPr>
@@ -1684,7 +1671,7 @@
         <w:rPr>
           <w:sz w:val="28"/>
         </w:rPr>
-        <w:t xml:space="preserve"> </w:t>
+        <w:t>.</w:t>
       </w:r>
     </w:p>
     <w:p>
@@ -1696,7 +1683,19 @@
         <w:rPr>
           <w:sz w:val="28"/>
         </w:rPr>
-        <w:t xml:space="preserve">Niniejsze materiały stanowią zbiór katechez poświęconych pierwszym pięciu wersetom piątego rozdziału Listu św. Pawła Apostoła do Rzymian. Katechezy o Rz 5,1-5 zostały poprzedzone ogólną refleksją na temat trzech cnót teologalnych: wiary, nadziei i miłości oraz prezentacją treści całego Listu, tak aby osoby pracujące z materiałami miały orientację, w jaki sposób te pięć wersetów funkcjonuje w kontekście całości. Materiały zostały podzielone na siedem części, które można przerabiać w cyklu tygodniowym lub innym, zależnie od rytmu pracy formacyjnej wspólnoty. Jeżeli osoby odpowiedzialne za formację uznają, że wspólnota potrzebuje więcej czasu na przyswojenie i przeżycie treści, wówczas poszczególne części można podzielić na jeszcze mniejsze jednostki – dotyczy to głównie części piątej. </w:t>
+        <w:t>Niniejsze materiały stanowią zbiór katechez poświęconych pierwszym pięciu wersetom piątego rozdziału Listu św</w:t>
+      </w:r>
+      <w:r>
+        <w:rPr>
+          <w:sz w:val="28"/>
+        </w:rPr>
+        <w:t>iętego</w:t>
+      </w:r>
+      <w:r>
+        <w:rPr>
+          <w:sz w:val="28"/>
+        </w:rPr>
+        <w:t xml:space="preserve"> Pawła Apostoła do Rzymian. Katechezy o Rz 5,1-5 zostały poprzedzone ogólną refleksją na temat trzech cnót teologalnych: wiary, nadziei i miłości oraz prezentacją treści całego Listu, tak aby osoby pracujące z materiałami miały orientację, w jaki sposób te pięć wersetów funkcjonuje w kontekście całości. Materiały zostały podzielone na siedem części, które można przerabiać w cyklu tygodniowym lub innym, zależnie od rytmu pracy formacyjnej wspólnoty. Jeżeli osoby odpowiedzialne za formację uznają, że wspólnota potrzebuje więcej czasu na przyswojenie i przeżycie treści, wówczas poszczególne części można podzielić na jeszcze mniejsze jednostki – dotyczy to głównie części piątej. </w:t>
       </w:r>
     </w:p>
     <w:p>
@@ -1720,46 +1719,19 @@
         <w:rPr>
           <w:sz w:val="28"/>
         </w:rPr>
-        <w:t xml:space="preserve">BLOK I: Katecheza wprowadzająca. Zaleca się, aby wygłosił ją duchowy opiekun grupy lub inna osoba posiadająca przygotowanie teologiczne. Jeśli nie będzie to możliwe, należy przestudiować treść katechezy samodzielnie lub grupowo. Do większości z nich zostały podane linki, pod którymi znajdują się materiały wideo z katechezami i homiliami wygłoszonymi podczas letnich rekolekcji 2025 roku – zapoznanie się z materiałem wideo powinno ułatwić przyswojenie katechez. Idealnym miejscem do realizacji bloku katechez są spotkania wszystkich członków danej wspólnoty. W materiałach, a szczególnie w katechezach znajduje się wiele odsyłaczy do tekstów biblijnych, </w:t>
-      </w:r>
-      <w:r>
-        <w:rPr>
-          <w:i/>
+        <w:t>BLOK I: Katecheza wprowadzająca. Zaleca się, aby wygłosił ją duchowy opiekun grupy lub inna osoba posiadająca przygotowanie teologiczne. Jeśli nie będzie to możliwe, należy przestudiować treść katechezy samodzielnie lub grupowo. Do większości z nich zostały podane linki, pod którymi znajdują się materiały wideo z katechezami i homiliami wygłoszonymi podczas letnich rekolekcji 2025 roku</w:t>
+      </w:r>
+      <w:r>
+        <w:rPr>
           <w:sz w:val="28"/>
         </w:rPr>
-        <w:t xml:space="preserve">Katechizmu Kościoła Katolickiego </w:t>
+        <w:t>,</w:t>
       </w:r>
       <w:r>
         <w:rPr>
           <w:sz w:val="28"/>
         </w:rPr>
-        <w:t>[KKK*] oraz dokumentów papieskich [</w:t>
-      </w:r>
-      <w:r>
-        <w:rPr>
-          <w:i/>
-          <w:sz w:val="28"/>
-        </w:rPr>
-        <w:t>Spes non confundit</w:t>
-      </w:r>
-      <w:r>
-        <w:rPr>
-          <w:sz w:val="28"/>
-        </w:rPr>
-        <w:t xml:space="preserve"> – SnC oraz </w:t>
-      </w:r>
-      <w:r>
-        <w:rPr>
-          <w:i/>
-          <w:sz w:val="28"/>
-        </w:rPr>
-        <w:t>Spe salvi</w:t>
-      </w:r>
-      <w:r>
-        <w:rPr>
-          <w:sz w:val="28"/>
-        </w:rPr>
-        <w:t xml:space="preserve"> – SS]. Studiując tekst katechez, warto odnajdywać te teksty i je odczytywać. </w:t>
+        <w:t xml:space="preserve"> – zapoznanie się z materiałem wideo powinno ułatwić przyswojenie katechez. Idealnym miejscem do realizacji bloku katechez są spotkania wszystkich członków danej wspólnoty. W materiałach, a szczególnie w katechezach znajduje się wiele odsyłaczy do tekstów biblijnych, [KKK] oraz dokumentów papieskich [SnC oraz SS]. Studiując tekst katechez, warto odnajdywać te teksty i je odczytywać. </w:t>
       </w:r>
     </w:p>
     <w:p>
@@ -1783,7 +1755,37 @@
         <w:rPr>
           <w:sz w:val="28"/>
         </w:rPr>
-        <w:t xml:space="preserve">BLOK III: Pytania/zadania do modlitwy osobistej i dzielenia w małej grupie. Materiał umieszczony w tym bloku ma ukierunkować pracę z tekstami biblijnymi i nauczaniem papieży (BLOK I i II) oraz osobistą modlitwę, która ma być odpowiedzią na usłyszane i rozważone Słowo Boże. Zaproponowane w tym bloku pytania/zadania warto postawić sobie podczas modlitwy. Owocami tej modlitwy należy podzielić się w małej grupie. </w:t>
+        <w:t>BLOK III: Pytania</w:t>
+      </w:r>
+      <w:r>
+        <w:rPr>
+          <w:sz w:val="28"/>
+        </w:rPr>
+        <w:t xml:space="preserve"> lub </w:t>
+      </w:r>
+      <w:r>
+        <w:rPr>
+          <w:sz w:val="28"/>
+        </w:rPr>
+        <w:t>zadania do modlitwy osobistej i dzielenia w małej grupie. Materiał umieszczony w tym bloku ma ukierunkować pracę z tekstami biblijnymi i nauczaniem papieży (BLOK I i II) oraz osobistą modlitwę, która ma być odpowiedzią na usłyszane i rozważone Słowo Boże. Zaproponowane w tym bloku pytania</w:t>
+      </w:r>
+      <w:r>
+        <w:rPr>
+          <w:sz w:val="28"/>
+        </w:rPr>
+        <w:t xml:space="preserve"> lub</w:t>
+      </w:r>
+      <w:r>
+        <w:rPr>
+          <w:sz w:val="28"/>
+        </w:rPr>
+        <w:t xml:space="preserve"> </w:t>
+      </w:r>
+      <w:r>
+        <w:rPr>
+          <w:sz w:val="28"/>
+        </w:rPr>
+        <w:t xml:space="preserve">zadania warto postawić sobie podczas modlitwy. Owocami tej modlitwy należy podzielić się w małej grupie. </w:t>
       </w:r>
     </w:p>
     <w:p>
@@ -1801,185 +1803,19 @@
     </w:p>
     <w:p>
       <w:pPr>
-        <w:spacing w:after="15" w:line="259" w:lineRule="auto"/>
-        <w:ind w:left="0" w:right="0" w:firstLine="0"/>
-        <w:jc w:val="left"/>
-      </w:pPr>
-      <w:r>
-        <w:rPr>
-          <w:sz w:val="20"/>
-        </w:rPr>
-        <w:t xml:space="preserve">*Zastosowane skróty: </w:t>
-      </w:r>
-    </w:p>
-    <w:p>
-      <w:pPr>
-        <w:spacing w:after="15" w:line="259" w:lineRule="auto"/>
-        <w:ind w:left="0" w:right="0" w:firstLine="0"/>
-        <w:jc w:val="left"/>
-      </w:pPr>
-      <w:r>
-        <w:rPr>
-          <w:sz w:val="20"/>
-        </w:rPr>
-        <w:t xml:space="preserve">KKK – </w:t>
-      </w:r>
-      <w:r>
-        <w:rPr>
-          <w:i/>
-          <w:sz w:val="20"/>
-        </w:rPr>
-        <w:t>Katechizm Kościoła Katolickiego</w:t>
-      </w:r>
-      <w:r>
-        <w:rPr>
-          <w:sz w:val="20"/>
-        </w:rPr>
-        <w:t xml:space="preserve"> </w:t>
-      </w:r>
-    </w:p>
-    <w:p>
-      <w:pPr>
-        <w:spacing w:after="15" w:line="259" w:lineRule="auto"/>
-        <w:ind w:left="-5" w:right="0"/>
-        <w:jc w:val="left"/>
-      </w:pPr>
-      <w:r>
-        <w:rPr>
-          <w:sz w:val="20"/>
-        </w:rPr>
-        <w:t xml:space="preserve">SnC – Franciszek, Bulla </w:t>
-      </w:r>
-      <w:r>
-        <w:rPr>
-          <w:i/>
-          <w:sz w:val="20"/>
-        </w:rPr>
-        <w:t xml:space="preserve">Spes non confundit </w:t>
-      </w:r>
-      <w:r>
-        <w:rPr>
-          <w:sz w:val="20"/>
-        </w:rPr>
-        <w:t xml:space="preserve">(2024), </w:t>
-      </w:r>
-      <w:hyperlink r:id="rId7">
-        <w:r>
-          <w:rPr>
-            <w:color w:val="467886"/>
-            <w:sz w:val="20"/>
-            <w:u w:val="single" w:color="467886"/>
-          </w:rPr>
-          <w:t>https://tiny.pl/34k71bwn</w:t>
-        </w:r>
-      </w:hyperlink>
-      <w:hyperlink r:id="rId8">
-        <w:r>
-          <w:rPr>
-            <w:sz w:val="20"/>
-          </w:rPr>
-          <w:t xml:space="preserve"> </w:t>
-        </w:r>
-      </w:hyperlink>
-      <w:r>
-        <w:rPr>
-          <w:sz w:val="20"/>
-        </w:rPr>
-        <w:t xml:space="preserve"> </w:t>
-      </w:r>
-    </w:p>
-    <w:p>
-      <w:pPr>
-        <w:spacing w:after="15" w:line="259" w:lineRule="auto"/>
-        <w:ind w:left="-5" w:right="0"/>
-        <w:jc w:val="left"/>
-        <w:rPr>
-          <w:lang w:val="en-GB"/>
-        </w:rPr>
-      </w:pPr>
-      <w:r>
-        <w:rPr>
-          <w:sz w:val="20"/>
-          <w:lang w:val="en-GB"/>
-        </w:rPr>
-        <w:t xml:space="preserve">SS – Benedykt XVI, Encyklika </w:t>
-      </w:r>
-      <w:r>
-        <w:rPr>
-          <w:i/>
-          <w:sz w:val="20"/>
-          <w:lang w:val="en-GB"/>
-        </w:rPr>
-        <w:t>Spe salvi</w:t>
-      </w:r>
-      <w:r>
-        <w:rPr>
-          <w:sz w:val="20"/>
-          <w:lang w:val="en-GB"/>
-        </w:rPr>
-        <w:t xml:space="preserve"> (2007), </w:t>
-      </w:r>
-      <w:hyperlink r:id="rId9">
-        <w:r>
-          <w:rPr>
-            <w:color w:val="467886"/>
-            <w:sz w:val="20"/>
-            <w:u w:val="single" w:color="467886"/>
-            <w:lang w:val="en-GB"/>
-          </w:rPr>
-          <w:t>https://tiny.pl/wsf4m</w:t>
-        </w:r>
-      </w:hyperlink>
-      <w:hyperlink r:id="rId10">
-        <w:r>
-          <w:rPr>
-            <w:sz w:val="20"/>
-            <w:lang w:val="en-GB"/>
-          </w:rPr>
-          <w:t xml:space="preserve"> </w:t>
-        </w:r>
-      </w:hyperlink>
-    </w:p>
-    <w:p>
-      <w:pPr>
-        <w:spacing w:after="0" w:line="259" w:lineRule="auto"/>
-        <w:ind w:left="0" w:right="0" w:firstLine="0"/>
-        <w:jc w:val="left"/>
-        <w:rPr>
-          <w:lang w:val="en-GB"/>
-        </w:rPr>
-      </w:pPr>
-      <w:r>
-        <w:rPr>
-          <w:sz w:val="20"/>
-          <w:lang w:val="en-GB"/>
-        </w:rPr>
-        <w:t xml:space="preserve"> </w:t>
-      </w:r>
-    </w:p>
-    <w:p>
-      <w:pPr>
-        <w:spacing w:after="1040" w:line="259" w:lineRule="auto"/>
-        <w:ind w:left="0" w:right="0" w:firstLine="0"/>
-        <w:jc w:val="left"/>
-        <w:rPr>
-          <w:lang w:val="en-GB"/>
-        </w:rPr>
-      </w:pPr>
-      <w:r>
-        <w:rPr>
-          <w:sz w:val="20"/>
-          <w:lang w:val="en-GB"/>
-        </w:rPr>
-        <w:t xml:space="preserve"> </w:t>
-      </w:r>
-    </w:p>
-    <w:p>
-      <w:pPr>
         <w:pStyle w:val="Nagwek1"/>
         <w:ind w:right="8"/>
       </w:pPr>
       <w:bookmarkStart w:id="2" w:name="_Toc214884292"/>
+      <w:r>
+        <w:br w:type="page"/>
+      </w:r>
+    </w:p>
+    <w:p>
+      <w:pPr>
+        <w:pStyle w:val="Nagwek1"/>
+        <w:ind w:right="8"/>
+      </w:pPr>
       <w:r>
         <w:lastRenderedPageBreak/>
         <w:t>Część 1. Trzy cnoty teologalne: wiara, nadzieja i miłość</w:t>
@@ -2084,7 +1920,7 @@
         <w:t>– ‘słowo’). Cnoty te jako pewnego rodzaju sprawności budują naszą relację z Bogiem. Ich początkiem, motywem i przedmiotem jest Bóg (</w:t>
       </w:r>
       <w:r>
-        <w:t>Katechizm Kościoła Katolickiego</w:t>
+        <w:t>KKK</w:t>
       </w:r>
       <w:r>
         <w:t xml:space="preserve"> </w:t>
@@ -2120,7 +1956,7 @@
         <w:t xml:space="preserve"> jest cnotą teologalną, dzięki której wierzymy w Boga oraz w to wszystko, co On nam powiedział i objawił, a co Kościół święty podaje nam do wierzenia, ponieważ Bóg jest samą prawdą. Wiara zawiera w sobie dwa ważne aspekty: 1) wierzymy w Boga oraz w to, co nam objawił; i 2) wierzymy Bogu (</w:t>
       </w:r>
       <w:r>
-        <w:t>Katechizm Kościoła Katolickiego</w:t>
+        <w:t>KKK</w:t>
       </w:r>
       <w:r>
         <w:t xml:space="preserve"> </w:t>
@@ -2156,7 +1992,7 @@
         <w:t xml:space="preserve"> jest cnotą teologalną, dzięki której pragniemy jako naszego szczęścia Królestwa niebieskiego oraz życia wiecznego, pokładając ufność w obietnicach Chrystusa i opierając się nie na naszych siłach, ale na pomocy łaski Ducha Świętego (</w:t>
       </w:r>
       <w:r>
-        <w:t>Katechizm Kościoła Katolickiego</w:t>
+        <w:t>KKK</w:t>
       </w:r>
       <w:r>
         <w:t xml:space="preserve"> </w:t>
@@ -2191,7 +2027,7 @@
         <w:t xml:space="preserve"> jest cnotą teologalną, dzięki której miłujemy Boga nade wszystko dla Niego samego, a naszych bliźnich jak siebie samych ze względu na miłość Boga (</w:t>
       </w:r>
       <w:r>
-        <w:t>Katechizm Kościoła Katolickiego</w:t>
+        <w:t>KKK</w:t>
       </w:r>
       <w:r>
         <w:t xml:space="preserve"> </w:t>
@@ -2432,7 +2268,6 @@
         <w:rPr>
           <w:sz w:val="20"/>
         </w:rPr>
-        <w:lastRenderedPageBreak/>
         <w:t xml:space="preserve">Część 1. Trzy cnoty teologalne: wiara, nadzieja i miłość </w:t>
       </w:r>
     </w:p>
@@ -2448,6 +2283,7 @@
           <w:noProof/>
           <w:sz w:val="22"/>
         </w:rPr>
+        <w:lastRenderedPageBreak/>
         <mc:AlternateContent>
           <mc:Choice Requires="wpg">
             <w:drawing>
@@ -2617,7 +2453,7 @@
         <w:t>(Ef</w:t>
       </w:r>
       <w:r>
-        <w:t>ezjan</w:t>
+        <w:t xml:space="preserve"> </w:t>
       </w:r>
       <w:r>
         <w:t xml:space="preserve">2,12). Prawdziwa nadzieja jest tylko w Bogu! Jeśli ktoś wierzy w Boga, to ta wiara rodzi nadzieję i pozwala stawić czoło teraźniejszości (por. SS 1). </w:t>
@@ -2679,19 +2515,7 @@
         <w:rPr>
           <w:b/>
         </w:rPr>
-        <w:t>Biblia: Rz 5,1-5; Ef</w:t>
-      </w:r>
-      <w:r>
-        <w:rPr>
-          <w:b/>
-        </w:rPr>
-        <w:t>ezjan</w:t>
-      </w:r>
-      <w:r>
-        <w:rPr>
-          <w:b/>
-        </w:rPr>
-        <w:t xml:space="preserve"> 2,11-14 </w:t>
+        <w:t xml:space="preserve">Biblia: Rz 5,1-5; Ef 2,11-14 </w:t>
       </w:r>
       <w:r>
         <w:t xml:space="preserve"> </w:t>
@@ -2719,7 +2543,7 @@
         <w:ind w:left="-5" w:right="0"/>
         <w:jc w:val="left"/>
       </w:pPr>
-      <w:hyperlink r:id="rId11">
+      <w:hyperlink r:id="rId7">
         <w:r>
           <w:rPr>
             <w:color w:val="467886"/>
@@ -2728,7 +2552,7 @@
           <w:t>https://tiny.pl/wsf4m</w:t>
         </w:r>
       </w:hyperlink>
-      <w:hyperlink r:id="rId12">
+      <w:hyperlink r:id="rId8">
         <w:r>
           <w:t xml:space="preserve"> </w:t>
         </w:r>
@@ -2808,10 +2632,7 @@
         <w:t xml:space="preserve">Zanim podejmiemy te nurtujące nas dzisiaj pytania, musimy uważniej wsłuchać się w świadectwo Biblii  o nadziei. «Nadzieja» rzeczywiście stanowi centralne słowo wiary biblijnej – do tego stopnia, że w niektórych tekstach słowa «wiara» i «nadzieja» wydają się być używane zamiennie; i tak List do Hebrajczyków z «wiarą pełną» ściśle łączy «niewzruszone wyznanie nadziei» (10,22.23). Również gdy Pierwszy List </w:t>
       </w:r>
       <w:r>
-        <w:t>święty</w:t>
-      </w:r>
-      <w:r>
-        <w:t xml:space="preserve"> </w:t>
+        <w:t xml:space="preserve">święty </w:t>
       </w:r>
       <w:r>
         <w:t>Piotra wzywa chrześcijan, by byli zawsze gotowi do dawania odpowiedzi na temat logosu – sensu i racji ich nadziei (3,15), «nadzieja» odpowiada «wierze». To, na ile świadomość pierwszych chrześcijan, że otrzymali w darze niezawodną nadzieję, była decydująca, jest widoczne również tam, gdzie chrześcijańska egzystencja jest zestawiona z ich życiem, zanim przyjęli wiarę, lub z sytuacją wyznawców innych religii. Paweł przypomina Efezjanom, że zanim spotkali Chrystusa, byli jakby «nie mający nadziei ani Boga na tym świecie» (Ef</w:t>
@@ -2841,7 +2662,6 @@
         <w:rPr>
           <w:sz w:val="20"/>
         </w:rPr>
-        <w:lastRenderedPageBreak/>
         <w:t xml:space="preserve">Część 1. Trzy cnoty teologalne: wiara, nadzieja i miłość </w:t>
       </w:r>
     </w:p>
@@ -2857,6 +2677,7 @@
           <w:noProof/>
           <w:sz w:val="22"/>
         </w:rPr>
+        <w:lastRenderedPageBreak/>
         <mc:AlternateContent>
           <mc:Choice Requires="wpg">
             <w:drawing>
@@ -3020,7 +2841,7 @@
         <w:ind w:left="-5" w:right="0"/>
         <w:jc w:val="left"/>
       </w:pPr>
-      <w:hyperlink r:id="rId13">
+      <w:hyperlink r:id="rId9">
         <w:r>
           <w:rPr>
             <w:color w:val="467886"/>
@@ -3029,7 +2850,7 @@
           <w:t>https://tiny.pl/34k71bwn</w:t>
         </w:r>
       </w:hyperlink>
-      <w:hyperlink r:id="rId14">
+      <w:hyperlink r:id="rId10">
         <w:r>
           <w:t xml:space="preserve"> </w:t>
         </w:r>
@@ -3888,12 +3709,12 @@
     <w:p>
       <w:pPr>
         <w:sectPr>
-          <w:headerReference w:type="even" r:id="rId15"/>
-          <w:headerReference w:type="default" r:id="rId16"/>
-          <w:footerReference w:type="even" r:id="rId17"/>
-          <w:footerReference w:type="default" r:id="rId18"/>
-          <w:headerReference w:type="first" r:id="rId19"/>
-          <w:footerReference w:type="first" r:id="rId20"/>
+          <w:headerReference w:type="even" r:id="rId11"/>
+          <w:headerReference w:type="default" r:id="rId12"/>
+          <w:footerReference w:type="even" r:id="rId13"/>
+          <w:footerReference w:type="default" r:id="rId14"/>
+          <w:headerReference w:type="first" r:id="rId15"/>
+          <w:footerReference w:type="first" r:id="rId16"/>
           <w:pgSz w:w="11906" w:h="16841"/>
           <w:pgMar w:top="445" w:right="561" w:bottom="1168" w:left="566" w:header="708" w:footer="708" w:gutter="0"/>
           <w:cols w:space="708"/>
@@ -4103,7 +3924,7 @@
         </w:rPr>
         <w:t xml:space="preserve">Klinik </w:t>
       </w:r>
-      <w:hyperlink r:id="rId21">
+      <w:hyperlink r:id="rId17">
         <w:r>
           <w:rPr>
             <w:color w:val="467886"/>
@@ -4113,7 +3934,7 @@
           <w:t>TUTAJ</w:t>
         </w:r>
       </w:hyperlink>
-      <w:hyperlink r:id="rId22">
+      <w:hyperlink r:id="rId18">
         <w:r>
           <w:rPr>
             <w:color w:val="EE0000"/>
@@ -4386,10 +4207,7 @@
         <w:t xml:space="preserve"> [Rz 3,2526]; </w:t>
       </w:r>
       <w:r>
-        <w:t>Katechizm Kościoła Katolickiego</w:t>
-      </w:r>
-      <w:r>
-        <w:t xml:space="preserve"> </w:t>
+        <w:t xml:space="preserve">Katechizm Kościoła Katolickiego </w:t>
       </w:r>
       <w:r>
         <w:t xml:space="preserve">1987; 1990). </w:t>
@@ -4423,10 +4241,7 @@
         <w:t xml:space="preserve"> (Rz 3,26). Po usunięciu grzechu Bóg przywrócił pierwotny, rajski porządek w relacji Bóg – człowiek. Na nowo obdarzył człowieka łaską, swoimi darami (wśród nich są cnoty teologalne) i nowym życiem tu na ziemi oraz obietnicą życia wiecznego (zob. Rz 5,12-21).  A więc od momentu przebaczenia grzechów możemy żyć w pokoju z Bogiem w miłości,  z nadzieją życia wiecznego (</w:t>
       </w:r>
       <w:r>
-        <w:t>Katechizm Kościoła Katolickiego</w:t>
-      </w:r>
-      <w:r>
-        <w:t xml:space="preserve"> </w:t>
+        <w:t xml:space="preserve">Katechizm Kościoła Katolickiego </w:t>
       </w:r>
       <w:r>
         <w:t xml:space="preserve">1990-1991). </w:t>
@@ -4907,12 +4722,12 @@
     <w:p>
       <w:pPr>
         <w:sectPr>
-          <w:headerReference w:type="even" r:id="rId23"/>
-          <w:headerReference w:type="default" r:id="rId24"/>
-          <w:footerReference w:type="even" r:id="rId25"/>
-          <w:footerReference w:type="default" r:id="rId26"/>
-          <w:headerReference w:type="first" r:id="rId27"/>
-          <w:footerReference w:type="first" r:id="rId28"/>
+          <w:headerReference w:type="even" r:id="rId19"/>
+          <w:headerReference w:type="default" r:id="rId20"/>
+          <w:footerReference w:type="even" r:id="rId21"/>
+          <w:footerReference w:type="default" r:id="rId22"/>
+          <w:headerReference w:type="first" r:id="rId23"/>
+          <w:footerReference w:type="first" r:id="rId24"/>
           <w:pgSz w:w="11906" w:h="16841"/>
           <w:pgMar w:top="445" w:right="561" w:bottom="1167" w:left="566" w:header="708" w:footer="708" w:gutter="0"/>
           <w:cols w:space="708"/>
@@ -5351,7 +5166,7 @@
         <w:ind w:left="-5" w:right="0"/>
         <w:jc w:val="left"/>
       </w:pPr>
-      <w:hyperlink r:id="rId29">
+      <w:hyperlink r:id="rId25">
         <w:r>
           <w:rPr>
             <w:color w:val="467886"/>
@@ -5360,7 +5175,7 @@
           <w:t>https://tiny.pl/34k71bwn</w:t>
         </w:r>
       </w:hyperlink>
-      <w:hyperlink r:id="rId30">
+      <w:hyperlink r:id="rId26">
         <w:r>
           <w:t xml:space="preserve"> </w:t>
         </w:r>
@@ -5543,7 +5358,7 @@
         </w:rPr>
         <w:t xml:space="preserve">Kliknij </w:t>
       </w:r>
-      <w:hyperlink r:id="rId31">
+      <w:hyperlink r:id="rId27">
         <w:r>
           <w:rPr>
             <w:color w:val="467886"/>
@@ -5553,7 +5368,7 @@
           <w:t>TUTAJ</w:t>
         </w:r>
       </w:hyperlink>
-      <w:hyperlink r:id="rId32">
+      <w:hyperlink r:id="rId28">
         <w:r>
           <w:rPr>
             <w:color w:val="EE0000"/>
@@ -5925,12 +5740,12 @@
     <w:p>
       <w:pPr>
         <w:sectPr>
-          <w:headerReference w:type="even" r:id="rId33"/>
-          <w:headerReference w:type="default" r:id="rId34"/>
-          <w:footerReference w:type="even" r:id="rId35"/>
-          <w:footerReference w:type="default" r:id="rId36"/>
-          <w:headerReference w:type="first" r:id="rId37"/>
-          <w:footerReference w:type="first" r:id="rId38"/>
+          <w:headerReference w:type="even" r:id="rId29"/>
+          <w:headerReference w:type="default" r:id="rId30"/>
+          <w:footerReference w:type="even" r:id="rId31"/>
+          <w:footerReference w:type="default" r:id="rId32"/>
+          <w:headerReference w:type="first" r:id="rId33"/>
+          <w:footerReference w:type="first" r:id="rId34"/>
           <w:pgSz w:w="11906" w:h="16841"/>
           <w:pgMar w:top="445" w:right="562" w:bottom="1177" w:left="566" w:header="708" w:footer="708" w:gutter="0"/>
           <w:cols w:space="708"/>
@@ -6055,46 +5870,31 @@
         <w:t xml:space="preserve"> 7,55; </w:t>
       </w:r>
       <w:r>
-        <w:t>Katechizm Kościoła Katolickiego</w:t>
-      </w:r>
-      <w:r>
-        <w:t xml:space="preserve"> </w:t>
+        <w:t xml:space="preserve">Katechizm Kościoła Katolickiego </w:t>
       </w:r>
       <w:r>
         <w:t>257). Człowiek miał udział w tym życiu (</w:t>
       </w:r>
       <w:r>
-        <w:t>Katechizm Kościoła Katolickiego</w:t>
-      </w:r>
-      <w:r>
-        <w:t xml:space="preserve"> </w:t>
+        <w:t xml:space="preserve">Katechizm Kościoła Katolickiego </w:t>
       </w:r>
       <w:r>
         <w:t xml:space="preserve">293n), ale utracił je na skutek grzechu (Rz 3,23; </w:t>
       </w:r>
       <w:r>
-        <w:t>Katechizm Kościoła Katolickiego</w:t>
-      </w:r>
-      <w:r>
-        <w:t xml:space="preserve"> </w:t>
+        <w:t xml:space="preserve">Katechizm Kościoła Katolickiego </w:t>
       </w:r>
       <w:r>
         <w:t>705). Bóg posłał na świat Jezusa, aby Ten przez swoje Wcielenie, nauczanie, działalność, śmierć, zmartwychwstanie, wniebowstąpienie i zesłanie Ducha Świętego na nowo otworzył nam możliwość udziału w tym życiu (</w:t>
       </w:r>
       <w:r>
-        <w:t>Katechizm Kościoła Katolickiego</w:t>
-      </w:r>
-      <w:r>
-        <w:t xml:space="preserve"> </w:t>
+        <w:t xml:space="preserve">Katechizm Kościoła Katolickiego </w:t>
       </w:r>
       <w:r>
         <w:t>280; 374). Jezus Chrystus przez swoje wniebowstąpienie wprowadził do chwały Bożej również odkupioną ludzką naturę (</w:t>
       </w:r>
       <w:r>
-        <w:t>Katechizm Kościoła Katolickiego</w:t>
-      </w:r>
-      <w:r>
-        <w:t xml:space="preserve"> </w:t>
+        <w:t xml:space="preserve">Katechizm Kościoła Katolickiego </w:t>
       </w:r>
       <w:r>
         <w:t>659). Doświadczenie chwały Bożej możliwe jest w ograniczonym stopniu (J 11,4.40; Rz 8,18) już tu na ziemi – jest to nowe życie, które otrzymaliśmy w Chrystusie (por. Rz 6,4; 1 Kor</w:t>
@@ -6127,10 +5927,7 @@
         <w:t xml:space="preserve"> 3,4; 2 Tm 2,10; Tt 2,13; 1 P 5,1; 5,4; </w:t>
       </w:r>
       <w:r>
-        <w:t>Katechizm Kościoła Katolickiego</w:t>
-      </w:r>
-      <w:r>
-        <w:t xml:space="preserve"> </w:t>
+        <w:t xml:space="preserve">Katechizm Kościoła Katolickiego </w:t>
       </w:r>
       <w:r>
         <w:t>326; 1821).</w:t>
@@ -6538,7 +6335,7 @@
         <w:ind w:left="-5" w:right="0"/>
         <w:jc w:val="left"/>
       </w:pPr>
-      <w:hyperlink r:id="rId39">
+      <w:hyperlink r:id="rId35">
         <w:r>
           <w:rPr>
             <w:color w:val="467886"/>
@@ -6547,7 +6344,7 @@
           <w:t>https://tiny.pl/wsf4m</w:t>
         </w:r>
       </w:hyperlink>
-      <w:hyperlink r:id="rId40">
+      <w:hyperlink r:id="rId36">
         <w:r>
           <w:t xml:space="preserve"> </w:t>
         </w:r>
@@ -6728,12 +6525,12 @@
         <w:ind w:left="0" w:right="0" w:firstLine="0"/>
         <w:jc w:val="left"/>
         <w:sectPr>
-          <w:headerReference w:type="even" r:id="rId41"/>
-          <w:headerReference w:type="default" r:id="rId42"/>
-          <w:footerReference w:type="even" r:id="rId43"/>
-          <w:footerReference w:type="default" r:id="rId44"/>
-          <w:headerReference w:type="first" r:id="rId45"/>
-          <w:footerReference w:type="first" r:id="rId46"/>
+          <w:headerReference w:type="even" r:id="rId37"/>
+          <w:headerReference w:type="default" r:id="rId38"/>
+          <w:footerReference w:type="even" r:id="rId39"/>
+          <w:footerReference w:type="default" r:id="rId40"/>
+          <w:headerReference w:type="first" r:id="rId41"/>
+          <w:footerReference w:type="first" r:id="rId42"/>
           <w:pgSz w:w="11906" w:h="16841"/>
           <w:pgMar w:top="923" w:right="562" w:bottom="1374" w:left="566" w:header="445" w:footer="708" w:gutter="0"/>
           <w:cols w:space="708"/>
@@ -6889,10 +6686,7 @@
         <w:t>znaczy ‘przyjście’ i ‘obecność’), zmartwychwstaniu, sądowi ostatecznemu i życiu wiecznemu z Bogiem w niebie. To jest przedmiot naszej nadziei (</w:t>
       </w:r>
       <w:r>
-        <w:t>Katechizm Kościoła Katolickiego</w:t>
-      </w:r>
-      <w:r>
-        <w:t xml:space="preserve"> </w:t>
+        <w:t xml:space="preserve">Katechizm Kościoła Katolickiego </w:t>
       </w:r>
       <w:r>
         <w:t xml:space="preserve">1821). </w:t>
@@ -7008,10 +6802,7 @@
         <w:t xml:space="preserve"> 25,31-32; </w:t>
       </w:r>
       <w:r>
-        <w:t>Katechizm Kościoła Katolickiego</w:t>
-      </w:r>
-      <w:r>
-        <w:t xml:space="preserve"> </w:t>
+        <w:t xml:space="preserve">Katechizm Kościoła Katolickiego </w:t>
       </w:r>
       <w:r>
         <w:t xml:space="preserve">769). </w:t>
@@ -7127,10 +6918,7 @@
         <w:t xml:space="preserve"> 15,42-43; </w:t>
       </w:r>
       <w:r>
-        <w:t>Katechizm Kościoła Katolickiego</w:t>
-      </w:r>
-      <w:r>
-        <w:t xml:space="preserve"> </w:t>
+        <w:t xml:space="preserve">Katechizm Kościoła Katolickiego </w:t>
       </w:r>
       <w:r>
         <w:t xml:space="preserve">1003). </w:t>
@@ -7242,10 +7030,7 @@
         <w:t xml:space="preserve"> 25,31-32; </w:t>
       </w:r>
       <w:r>
-        <w:t>Katechizm Kościoła Katolickiego</w:t>
-      </w:r>
-      <w:r>
-        <w:t xml:space="preserve"> </w:t>
+        <w:t xml:space="preserve">Katechizm Kościoła Katolickiego </w:t>
       </w:r>
       <w:r>
         <w:t xml:space="preserve">1042). </w:t>
@@ -7503,11 +7288,722 @@
         </w:rPr>
         <w:t xml:space="preserve">Kliknij </w:t>
       </w:r>
-      <w:hyperlink r:id="rId47">
+      <w:hyperlink r:id="rId43">
         <w:r>
           <w:rPr>
             <w:color w:val="96607D"/>
             <w:u w:val="single" w:color="96607D"/>
+            <w:shd w:val="clear" w:color="auto" w:fill="FFFF00"/>
+          </w:rPr>
+          <w:t>TUTAJ</w:t>
+        </w:r>
+      </w:hyperlink>
+      <w:hyperlink r:id="rId44">
+        <w:r>
+          <w:rPr>
+            <w:color w:val="EE0000"/>
+            <w:shd w:val="clear" w:color="auto" w:fill="FFFF00"/>
+          </w:rPr>
+          <w:t>,</w:t>
+        </w:r>
+      </w:hyperlink>
+      <w:r>
+        <w:rPr>
+          <w:color w:val="EE0000"/>
+          <w:shd w:val="clear" w:color="auto" w:fill="FFFF00"/>
+        </w:rPr>
+        <w:t xml:space="preserve"> aby obejrzeć video z tą częścią katechezy.</w:t>
+      </w:r>
+      <w:r>
+        <w:rPr>
+          <w:color w:val="EE0000"/>
+        </w:rPr>
+        <w:t xml:space="preserve"> </w:t>
+      </w:r>
+    </w:p>
+    <w:p>
+      <w:pPr>
+        <w:numPr>
+          <w:ilvl w:val="0"/>
+          <w:numId w:val="16"/>
+        </w:numPr>
+        <w:spacing w:after="36" w:line="267" w:lineRule="auto"/>
+        <w:ind w:right="0" w:hanging="360"/>
+      </w:pPr>
+      <w:r>
+        <w:t xml:space="preserve">W historii chrześcijaństwa można zaobserwować różne postawy wobec oczekiwanej Paruzji: </w:t>
+      </w:r>
+    </w:p>
+    <w:p>
+      <w:pPr>
+        <w:numPr>
+          <w:ilvl w:val="1"/>
+          <w:numId w:val="16"/>
+        </w:numPr>
+        <w:spacing w:after="31"/>
+        <w:ind w:right="0" w:hanging="360"/>
+      </w:pPr>
+      <w:r>
+        <w:t xml:space="preserve">postawę lęku, związaną z zapowiedzianymi przez Jezusa znakami towarzyszącymi końcowi świata: kataklizmami, wojnami, głodem, zarazami, trzęsieniami ziemi, prześladowaniami (np. Mt 24,5-13); </w:t>
+      </w:r>
+    </w:p>
+    <w:p>
+      <w:pPr>
+        <w:numPr>
+          <w:ilvl w:val="1"/>
+          <w:numId w:val="16"/>
+        </w:numPr>
+        <w:spacing w:after="31"/>
+        <w:ind w:right="0" w:hanging="360"/>
+      </w:pPr>
+      <w:r>
+        <w:t xml:space="preserve">postawę niecierpliwego oczekiwania na Paruzję i przekonanie, że ma ona nastąpić niebawem (tzw. entuzjazm eschatologiczny); w historii chrześcijaństwa wielu zawiodło się, oczekując rychłej Paruzji, a nawet wyznaczając jej dokładne daty; </w:t>
+      </w:r>
+    </w:p>
+    <w:p>
+      <w:pPr>
+        <w:numPr>
+          <w:ilvl w:val="1"/>
+          <w:numId w:val="16"/>
+        </w:numPr>
+        <w:ind w:right="0" w:hanging="360"/>
+      </w:pPr>
+      <w:r>
+        <w:t xml:space="preserve">postawę właściwą, będąca zastosowaniem nauczania Nowego Testamentu: należy liczyć się  z możliwością Paruzji w każdej chwili – dlatego trzeba być zawsze przygotowanym (Mt 24,44); ponadto najlepszym przygotowaniem na powrót Pana jest normalne życie i wzrastanie w świętości (1 Tes 3,13; 4,11; 5,23-24; 2 P 3,11-12). </w:t>
+      </w:r>
+    </w:p>
+    <w:p>
+      <w:pPr>
+        <w:numPr>
+          <w:ilvl w:val="0"/>
+          <w:numId w:val="16"/>
+        </w:numPr>
+        <w:spacing w:after="30" w:line="271" w:lineRule="auto"/>
+        <w:ind w:right="0" w:hanging="360"/>
+      </w:pPr>
+      <w:r>
+        <w:t xml:space="preserve">Właściwą postawą jest także oczekiwanie Paruzji z nadzieją końca trudów, prześladowań i pełni zbawienia: </w:t>
+      </w:r>
+      <w:r>
+        <w:rPr>
+          <w:i/>
+        </w:rPr>
+        <w:t xml:space="preserve">Dlatego przepasawszy biodra waszego umysłu, </w:t>
+      </w:r>
+      <w:r>
+        <w:t>[</w:t>
+      </w:r>
+      <w:r>
+        <w:rPr>
+          <w:i/>
+        </w:rPr>
+        <w:t>bądźcie</w:t>
+      </w:r>
+      <w:r>
+        <w:t>]</w:t>
+      </w:r>
+      <w:r>
+        <w:rPr>
+          <w:i/>
+        </w:rPr>
+        <w:t xml:space="preserve"> trzeźwi, pokładajcie całą </w:t>
+      </w:r>
+      <w:r>
+        <w:rPr>
+          <w:b/>
+          <w:i/>
+        </w:rPr>
+        <w:t>nadzieję</w:t>
+      </w:r>
+      <w:r>
+        <w:rPr>
+          <w:i/>
+        </w:rPr>
+        <w:t xml:space="preserve"> w łasce, która wam przypadnie przy </w:t>
+      </w:r>
+      <w:r>
+        <w:rPr>
+          <w:b/>
+          <w:i/>
+        </w:rPr>
+        <w:t>objawieniu Jezusa Chrystusa</w:t>
+      </w:r>
+      <w:r>
+        <w:rPr>
+          <w:i/>
+        </w:rPr>
+        <w:t xml:space="preserve"> </w:t>
+      </w:r>
+      <w:r>
+        <w:t xml:space="preserve">(1 P 1,13; zob. też Mt 24,13; Łk 21,27-28; Kol 1,5; 1 Tes 2,19). Pokładanie nadziei w Bogu i Jego obietnicach uświęca wierzącego: </w:t>
+      </w:r>
+      <w:r>
+        <w:rPr>
+          <w:i/>
+        </w:rPr>
+        <w:t>Umiłowani, obecnie jesteśmy dziećmi Bożymi, ale jeszcze się nie ujawniło, czym będziemy. Wiemy, że gdy się objawi, będziemy do Niego podobni, bo ujrzymy Go takim, jakim jest.</w:t>
+      </w:r>
+      <w:r>
+        <w:t xml:space="preserve"> </w:t>
+      </w:r>
+      <w:r>
+        <w:rPr>
+          <w:i/>
+        </w:rPr>
+        <w:t xml:space="preserve">Każdy zaś, kto pokłada w Nim tę </w:t>
+      </w:r>
+      <w:r>
+        <w:rPr>
+          <w:b/>
+          <w:i/>
+        </w:rPr>
+        <w:t>nadzieję</w:t>
+      </w:r>
+      <w:r>
+        <w:rPr>
+          <w:i/>
+        </w:rPr>
+        <w:t>, uświęca się, podobnie jak On jest święty</w:t>
+      </w:r>
+      <w:r>
+        <w:t xml:space="preserve"> (1 J 3,2-3). </w:t>
+      </w:r>
+    </w:p>
+    <w:p>
+      <w:pPr>
+        <w:numPr>
+          <w:ilvl w:val="0"/>
+          <w:numId w:val="16"/>
+        </w:numPr>
+        <w:spacing w:after="33"/>
+        <w:ind w:right="0" w:hanging="360"/>
+      </w:pPr>
+      <w:r>
+        <w:t xml:space="preserve">W tym właśnie kierunku podąża nauczanie ostatnich papieży na temat Paruzji i jej oczekiwania: </w:t>
+      </w:r>
+    </w:p>
+    <w:p>
+      <w:pPr>
+        <w:numPr>
+          <w:ilvl w:val="1"/>
+          <w:numId w:val="16"/>
+        </w:numPr>
+        <w:spacing w:after="30" w:line="271" w:lineRule="auto"/>
+        <w:ind w:right="0" w:hanging="360"/>
+      </w:pPr>
+      <w:r>
+        <w:t xml:space="preserve">Benedykt XVI naucza: </w:t>
+      </w:r>
+      <w:r>
+        <w:rPr>
+          <w:i/>
+        </w:rPr>
+        <w:t xml:space="preserve">Wznosząc budowle sakralne, chrześcijanie pragnęli ukazać bogactwo historyczne i kosmiczne wiary w Chrystusa, dlatego stało się zwyczajem, że na wschodniej stronie przedstawiano Pana, który powraca jako król – wyobrażenie </w:t>
+      </w:r>
+      <w:r>
+        <w:rPr>
+          <w:b/>
+          <w:i/>
+        </w:rPr>
+        <w:t>nadziei</w:t>
+      </w:r>
+      <w:r>
+        <w:rPr>
+          <w:i/>
+        </w:rPr>
+        <w:t>, zaś na zachodniej Sąd Ostateczny jako wyobrażenie odpowiedzialności za nasze życie</w:t>
+      </w:r>
+      <w:r>
+        <w:t xml:space="preserve"> (SS 41). </w:t>
+      </w:r>
+    </w:p>
+    <w:p>
+      <w:pPr>
+        <w:numPr>
+          <w:ilvl w:val="1"/>
+          <w:numId w:val="16"/>
+        </w:numPr>
+        <w:spacing w:after="30" w:line="271" w:lineRule="auto"/>
+        <w:ind w:right="0" w:hanging="360"/>
+      </w:pPr>
+      <w:r>
+        <w:t xml:space="preserve">Franciszek naucza, że oczekiwanie Paruzji, zmartwychwstania i sądu nadaje historii jeden kierunek i sens: </w:t>
+      </w:r>
+      <w:r>
+        <w:rPr>
+          <w:i/>
+        </w:rPr>
+        <w:t xml:space="preserve">My natomiast, </w:t>
+      </w:r>
+      <w:r>
+        <w:rPr>
+          <w:b/>
+          <w:i/>
+        </w:rPr>
+        <w:t>na mocy nadziei</w:t>
+      </w:r>
+      <w:r>
+        <w:rPr>
+          <w:i/>
+        </w:rPr>
+        <w:t xml:space="preserve">, w której zostaliśmy zbawieni, patrząc na upływający czas, mamy pewność, że dzieje ludzkości i każdego z nas nie biegną w kierunku ślepego zaułku czy ciemnej otchłani, ale są ukierunkowane na spotkanie z Panem </w:t>
+      </w:r>
+      <w:r>
+        <w:rPr>
+          <w:b/>
+          <w:i/>
+        </w:rPr>
+        <w:t>chwały</w:t>
+      </w:r>
+      <w:r>
+        <w:rPr>
+          <w:i/>
+        </w:rPr>
+        <w:t xml:space="preserve">. Żyjemy zatem w oczekiwaniu na Jego powrót i </w:t>
+      </w:r>
+      <w:r>
+        <w:rPr>
+          <w:b/>
+          <w:i/>
+        </w:rPr>
+        <w:t>w nadziei</w:t>
+      </w:r>
+      <w:r>
+        <w:rPr>
+          <w:i/>
+        </w:rPr>
+        <w:t xml:space="preserve"> życia wiecznego z Nim </w:t>
+      </w:r>
+      <w:r>
+        <w:t xml:space="preserve">(SnC 19). </w:t>
+      </w:r>
+    </w:p>
+    <w:p>
+      <w:pPr>
+        <w:numPr>
+          <w:ilvl w:val="0"/>
+          <w:numId w:val="16"/>
+        </w:numPr>
+        <w:spacing w:after="10" w:line="267" w:lineRule="auto"/>
+        <w:ind w:right="0" w:hanging="360"/>
+      </w:pPr>
+      <w:r>
+        <w:rPr>
+          <w:b/>
+        </w:rPr>
+        <w:t xml:space="preserve">Podsumowanie: Zarówno teksty biblijne, jak i nauczanie Kościoła wyraźnie pokazują, że Paruzja jest przedmiotem chrześcijańskiej nadziei; w oczekiwaniu na powtórne przyjścia Pana wyraża się nasza nadzieja </w:t>
+      </w:r>
+      <w:r>
+        <w:rPr>
+          <w:b/>
+          <w:i/>
+        </w:rPr>
+        <w:t>chwały Bożej</w:t>
+      </w:r>
+      <w:r>
+        <w:rPr>
+          <w:b/>
+        </w:rPr>
+        <w:t xml:space="preserve">; Paruzja, jako końcowy punkt historii świata nadaje tej historii kierunek i ostateczny sens. </w:t>
+      </w:r>
+    </w:p>
+    <w:p>
+      <w:pPr>
+        <w:spacing w:after="16" w:line="259" w:lineRule="auto"/>
+        <w:ind w:left="0" w:right="0" w:firstLine="0"/>
+        <w:jc w:val="left"/>
+      </w:pPr>
+      <w:r>
+        <w:rPr>
+          <w:b/>
+        </w:rPr>
+        <w:t xml:space="preserve"> </w:t>
+      </w:r>
+    </w:p>
+    <w:p>
+      <w:pPr>
+        <w:spacing w:after="10" w:line="266" w:lineRule="auto"/>
+        <w:ind w:left="3309" w:right="3302"/>
+        <w:jc w:val="center"/>
+      </w:pPr>
+      <w:r>
+        <w:rPr>
+          <w:b/>
+        </w:rPr>
+        <w:t xml:space="preserve">III </w:t>
+      </w:r>
+    </w:p>
+    <w:p>
+      <w:pPr>
+        <w:spacing w:after="14" w:line="266" w:lineRule="auto"/>
+        <w:ind w:left="-15" w:right="2277" w:firstLine="2667"/>
+        <w:jc w:val="left"/>
+      </w:pPr>
+      <w:r>
+        <w:rPr>
+          <w:b/>
+        </w:rPr>
+        <w:t xml:space="preserve">Zmartwychwstanie umarłych jako przedmiot nadziei </w:t>
+      </w:r>
+      <w:r>
+        <w:rPr>
+          <w:color w:val="EE0000"/>
+          <w:shd w:val="clear" w:color="auto" w:fill="FFFF00"/>
+        </w:rPr>
+        <w:t xml:space="preserve">Kliknij </w:t>
+      </w:r>
+      <w:hyperlink r:id="rId45">
+        <w:r>
+          <w:rPr>
+            <w:color w:val="467886"/>
+            <w:u w:val="single" w:color="467886"/>
+            <w:shd w:val="clear" w:color="auto" w:fill="FFFF00"/>
+          </w:rPr>
+          <w:t>TUTAJ</w:t>
+        </w:r>
+      </w:hyperlink>
+      <w:hyperlink r:id="rId46">
+        <w:r>
+          <w:rPr>
+            <w:color w:val="EE0000"/>
+            <w:shd w:val="clear" w:color="auto" w:fill="FFFF00"/>
+          </w:rPr>
+          <w:t>,</w:t>
+        </w:r>
+      </w:hyperlink>
+      <w:r>
+        <w:rPr>
+          <w:color w:val="EE0000"/>
+          <w:shd w:val="clear" w:color="auto" w:fill="FFFF00"/>
+        </w:rPr>
+        <w:t xml:space="preserve"> aby obejrzeć video z tą częścią katechezy.</w:t>
+      </w:r>
+      <w:r>
+        <w:rPr>
+          <w:color w:val="EE0000"/>
+        </w:rPr>
+        <w:t xml:space="preserve"> </w:t>
+      </w:r>
+    </w:p>
+    <w:p>
+      <w:pPr>
+        <w:numPr>
+          <w:ilvl w:val="0"/>
+          <w:numId w:val="17"/>
+        </w:numPr>
+        <w:ind w:right="0" w:hanging="360"/>
+      </w:pPr>
+      <w:r>
+        <w:t xml:space="preserve">Autorzy Nowego Testamentu byli świadomi, że życie chrześcijan nie jest łatwe. Wierzący w Chrystusa doświadczali prześladowań, konfiskaty mienia, więzień, wykluczenia (np. Hbr 10,32-37). Z tego powodu swoich nadziei nie kierowali ku temu światu i obecnemu życiu, ale kierowali je ku przyszłości. W tym kontekście św. Paweł napisał do Koryntian: </w:t>
+      </w:r>
+      <w:r>
+        <w:rPr>
+          <w:i/>
+        </w:rPr>
+        <w:t>Jeżeli tylko w tym życiu w Chrystusie nadzieję pokładamy, jesteśmy bardziej od wszystkich ludzi godni politowania</w:t>
+      </w:r>
+      <w:r>
+        <w:t xml:space="preserve"> (1 Kor 15,19). Czyli: gdybyśmy liczyli na to, że wiara </w:t>
+      </w:r>
+      <w:r>
+        <w:lastRenderedPageBreak/>
+        <w:t xml:space="preserve">w Chrystusa zapewni nam obfite życie, bez cierpienia i prześladowań – to łatwo się przekonać, że tak nie jest; gdybyśmy </w:t>
+      </w:r>
+    </w:p>
+    <w:p>
+      <w:pPr>
+        <w:ind w:left="370" w:right="0"/>
+      </w:pPr>
+      <w:r>
+        <w:t xml:space="preserve">na to się nastawili, to byśmy się zawiedli i byli godni pożałowania; opinię Pawła potwierdza historia wielu męczenników (por. Ap 2,13). </w:t>
+      </w:r>
+    </w:p>
+    <w:p>
+      <w:pPr>
+        <w:numPr>
+          <w:ilvl w:val="0"/>
+          <w:numId w:val="17"/>
+        </w:numPr>
+        <w:spacing w:after="30" w:line="271" w:lineRule="auto"/>
+        <w:ind w:right="0" w:hanging="360"/>
+      </w:pPr>
+      <w:r>
+        <w:t xml:space="preserve">Naszą prawdziwą nadzieją jest więc powtórne przyjście Jezusa i zmartwychwstanie umarłych: </w:t>
+      </w:r>
+      <w:r>
+        <w:rPr>
+          <w:i/>
+        </w:rPr>
+        <w:t xml:space="preserve">Tymczasem jednak Chrystus zmartwychwstał jako pierwociny spośród tych, co pomarli. </w:t>
+      </w:r>
+      <w:r>
+        <w:t>[…]</w:t>
+      </w:r>
+      <w:r>
+        <w:rPr>
+          <w:i/>
+        </w:rPr>
+        <w:t xml:space="preserve"> I jak w Adamie wszyscy umierają, tak też w Chrystusie wszyscy będą ożywieni, lecz każdy według własnej kolejności: Chrystus jako pierwociny, potem ci, co należą do Chrystusa, w czasie Jego przyjścia </w:t>
+      </w:r>
+      <w:r>
+        <w:t xml:space="preserve">(1 Kor 15,20.22-23). </w:t>
+      </w:r>
+      <w:r>
+        <w:rPr>
+          <w:i/>
+        </w:rPr>
+        <w:t xml:space="preserve">Dążcie do tego, co w górze, nie do tego, co na ziemi. Umarliście bowiem i wasze życie jest ukryte z Chrystusem w Bogu. Gdy się ukaże Chrystus, nasze Życie, wtedy i wy razem z Nim ukażecie się w chwale </w:t>
+      </w:r>
+      <w:r>
+        <w:t>(Kol 3,2-4).</w:t>
+      </w:r>
+      <w:r>
+        <w:rPr>
+          <w:i/>
+        </w:rPr>
+        <w:t xml:space="preserve"> </w:t>
+      </w:r>
+    </w:p>
+    <w:p>
+      <w:pPr>
+        <w:numPr>
+          <w:ilvl w:val="0"/>
+          <w:numId w:val="17"/>
+        </w:numPr>
+        <w:ind w:right="0" w:hanging="360"/>
+      </w:pPr>
+      <w:r>
+        <w:t xml:space="preserve">W tej perspektywie – zmartwychwstania – swoje odpowiedzi znajdują pytania o cierpienie niewinnych i o istnienie niesprawiedliwości na świecie (2 P 3,13). W tej perspektywie nabiera sensu cierpienie dla innych, wyrzeczenie, służba, przebaczenie, dzielenie się, oddanie życia. Zmartwychwstanie umarłych będzie też momentem powszechnego uzdrowienia. </w:t>
+      </w:r>
+    </w:p>
+    <w:p>
+      <w:pPr>
+        <w:numPr>
+          <w:ilvl w:val="0"/>
+          <w:numId w:val="17"/>
+        </w:numPr>
+        <w:spacing w:after="31"/>
+        <w:ind w:right="0" w:hanging="360"/>
+      </w:pPr>
+      <w:r>
+        <w:t xml:space="preserve">Co więc powinniśmy robić jako chrześcijanie, aby z nadzieją oczekiwać naszego chwalebnego zmartwychwstania? Co robić, aby nasze zmartwychwstanie nie było zmartwychwstaniem ku potępieniu, ale ku życiu (por. J 5,28-29; Dn 12,2)? </w:t>
+      </w:r>
+    </w:p>
+    <w:p>
+      <w:pPr>
+        <w:numPr>
+          <w:ilvl w:val="2"/>
+          <w:numId w:val="18"/>
+        </w:numPr>
+        <w:spacing w:after="30" w:line="271" w:lineRule="auto"/>
+        <w:ind w:left="567" w:right="0" w:hanging="567"/>
+      </w:pPr>
+      <w:r>
+        <w:t xml:space="preserve">Należy wierzyć w Jezusa: </w:t>
+      </w:r>
+      <w:r>
+        <w:rPr>
+          <w:i/>
+        </w:rPr>
+        <w:t>«Ja jestem zmartwychwstaniem i życiem. Kto we Mnie wierzy, choćby i umarł, żyć będzie. Każdy, kto żyje i wierzy we Mnie, nie umrze na wieki. Wierzysz w to?»</w:t>
+      </w:r>
+      <w:r>
+        <w:t xml:space="preserve">  (J 11,25-26). </w:t>
+      </w:r>
+    </w:p>
+    <w:p>
+      <w:pPr>
+        <w:numPr>
+          <w:ilvl w:val="2"/>
+          <w:numId w:val="18"/>
+        </w:numPr>
+        <w:spacing w:after="30" w:line="271" w:lineRule="auto"/>
+        <w:ind w:left="567" w:right="0" w:hanging="567"/>
+      </w:pPr>
+      <w:r>
+        <w:t xml:space="preserve">Czynić dobre czyny płynące z wiary i spełniane z pomocą łaski (KKK 1821): </w:t>
+      </w:r>
+      <w:r>
+        <w:rPr>
+          <w:i/>
+        </w:rPr>
+        <w:t>Nie dziwcie się temu! Nadchodzi bowiem godzina, w której wszyscy, co są w grobach, usłyszą głos Jego: i ci, którzy pełnili dobre czyny, pójdą na zmartwychwstanie życia; ci, którzy pełnili złe czyny – na zmartwychwstanie potępienia</w:t>
+      </w:r>
+      <w:r>
+        <w:t xml:space="preserve"> (J 5,28-29). </w:t>
+      </w:r>
+    </w:p>
+    <w:p>
+      <w:pPr>
+        <w:numPr>
+          <w:ilvl w:val="2"/>
+          <w:numId w:val="18"/>
+        </w:numPr>
+        <w:spacing w:after="30" w:line="271" w:lineRule="auto"/>
+        <w:ind w:left="567" w:right="0" w:hanging="567"/>
+      </w:pPr>
+      <w:r>
+        <w:t xml:space="preserve">Przyjąć chrzest, który daje nam Ducha – zadatek naszego zmartwychwstania: </w:t>
+      </w:r>
+      <w:r>
+        <w:rPr>
+          <w:i/>
+        </w:rPr>
+        <w:t xml:space="preserve">Zatem przez </w:t>
+      </w:r>
+      <w:r>
+        <w:rPr>
+          <w:b/>
+          <w:i/>
+        </w:rPr>
+        <w:t>chrzest</w:t>
+      </w:r>
+      <w:r>
+        <w:rPr>
+          <w:i/>
+        </w:rPr>
+        <w:t xml:space="preserve"> zanurzający nas w śmierć zostaliśmy razem z Nim pogrzebani po to, abyśmy i my postępowali w nowym życiu – jak Chrystus powstał z martwych dzięki chwale Ojca </w:t>
+      </w:r>
+      <w:r>
+        <w:t xml:space="preserve">(Rz 6,4). </w:t>
+      </w:r>
+      <w:r>
+        <w:rPr>
+          <w:i/>
+        </w:rPr>
+        <w:t xml:space="preserve">A jeżeli mieszka w was Duch Tego, który Jezusa wskrzesił z martwych, to Ten, co wskrzesił Chrystusa </w:t>
+      </w:r>
+      <w:r>
+        <w:t>&lt;</w:t>
+      </w:r>
+      <w:r>
+        <w:rPr>
+          <w:i/>
+        </w:rPr>
+        <w:t>Jezusa</w:t>
+      </w:r>
+      <w:r>
+        <w:t xml:space="preserve">&gt; </w:t>
+      </w:r>
+      <w:r>
+        <w:rPr>
+          <w:i/>
+        </w:rPr>
+        <w:t>z martwych, przywróci do życia wasze śmiertelne ciała mocą mieszkającego w was swego Ducha</w:t>
+      </w:r>
+      <w:r>
+        <w:t xml:space="preserve"> (Rz 8,11). </w:t>
+      </w:r>
+      <w:r>
+        <w:rPr>
+          <w:i/>
+        </w:rPr>
+        <w:t>Bóg zaś i Pana wskrzesił, i nas również swą mocą wskrzesi z martwych</w:t>
+      </w:r>
+      <w:r>
+        <w:t xml:space="preserve"> (1 Kor 6,14).</w:t>
+      </w:r>
+      <w:r>
+        <w:rPr>
+          <w:i/>
+        </w:rPr>
+        <w:t xml:space="preserve"> </w:t>
+      </w:r>
+    </w:p>
+    <w:p>
+      <w:pPr>
+        <w:numPr>
+          <w:ilvl w:val="2"/>
+          <w:numId w:val="18"/>
+        </w:numPr>
+        <w:spacing w:after="30" w:line="271" w:lineRule="auto"/>
+        <w:ind w:left="567" w:right="0" w:hanging="567"/>
+      </w:pPr>
+      <w:r>
+        <w:t xml:space="preserve">Przyjmować Eucharystię: </w:t>
+      </w:r>
+      <w:r>
+        <w:rPr>
+          <w:i/>
+        </w:rPr>
+        <w:t xml:space="preserve">Kto spożywa moje Ciało i pije moją Krew, ma życie wieczne, a Ja go wskrzeszę w dniu ostatecznym </w:t>
+      </w:r>
+      <w:r>
+        <w:t>(J 6,54).</w:t>
+      </w:r>
+      <w:r>
+        <w:rPr>
+          <w:i/>
+        </w:rPr>
+        <w:t xml:space="preserve"> </w:t>
+      </w:r>
+    </w:p>
+    <w:p>
+      <w:pPr>
+        <w:numPr>
+          <w:ilvl w:val="0"/>
+          <w:numId w:val="17"/>
+        </w:numPr>
+        <w:spacing w:after="10" w:line="267" w:lineRule="auto"/>
+        <w:ind w:right="0" w:hanging="360"/>
+      </w:pPr>
+      <w:r>
+        <w:rPr>
+          <w:b/>
+        </w:rPr>
+        <w:t xml:space="preserve">Podsumowanie: Nasza nadzieja chwały Bożej to m.in. oczekiwanie na zmartwychwstanie. Możemy z nadzieją oczekiwać na chwałę zmartwychwstania, jeśli wierzymy w Chrystusa, czynimy dobre czyny płynące z wiary i przyjmujemy sakramenty. Jeśli tak czynimy, to możemy mieć pewność, że nasza nadzieja na zmartwychwstanie ku życiu nie zawiedzie nas. Możemy się więc nią chlubić.  </w:t>
+      </w:r>
+    </w:p>
+    <w:p>
+      <w:pPr>
+        <w:spacing w:after="19" w:line="259" w:lineRule="auto"/>
+        <w:ind w:left="0" w:right="0" w:firstLine="0"/>
+        <w:jc w:val="left"/>
+      </w:pPr>
+      <w:r>
+        <w:rPr>
+          <w:b/>
+        </w:rPr>
+        <w:t xml:space="preserve"> </w:t>
+      </w:r>
+    </w:p>
+    <w:p>
+      <w:pPr>
+        <w:spacing w:after="10" w:line="266" w:lineRule="auto"/>
+        <w:ind w:left="3309" w:right="3302"/>
+        <w:jc w:val="center"/>
+      </w:pPr>
+      <w:r>
+        <w:rPr>
+          <w:b/>
+        </w:rPr>
+        <w:t xml:space="preserve">IV </w:t>
+      </w:r>
+    </w:p>
+    <w:p>
+      <w:pPr>
+        <w:spacing w:after="14" w:line="266" w:lineRule="auto"/>
+        <w:ind w:left="-15" w:right="3247" w:firstLine="3983"/>
+        <w:jc w:val="left"/>
+      </w:pPr>
+      <w:r>
+        <w:rPr>
+          <w:b/>
+        </w:rPr>
+        <w:t xml:space="preserve">Sąd jako przedmiot nadziei </w:t>
+      </w:r>
+      <w:r>
+        <w:rPr>
+          <w:color w:val="EE0000"/>
+          <w:shd w:val="clear" w:color="auto" w:fill="FFFF00"/>
+        </w:rPr>
+        <w:t xml:space="preserve">Kliknij </w:t>
+      </w:r>
+      <w:hyperlink r:id="rId47">
+        <w:r>
+          <w:rPr>
+            <w:color w:val="467886"/>
+            <w:u w:val="single" w:color="467886"/>
             <w:shd w:val="clear" w:color="auto" w:fill="FFFF00"/>
           </w:rPr>
           <w:t>TUTAJ</w:t>
@@ -7539,265 +8035,376 @@
     <w:p>
       <w:pPr>
         <w:numPr>
-          <w:ilvl w:val="0"/>
-          <w:numId w:val="16"/>
+          <w:ilvl w:val="1"/>
+          <w:numId w:val="17"/>
         </w:numPr>
-        <w:spacing w:after="36" w:line="267" w:lineRule="auto"/>
+        <w:spacing w:after="33"/>
         <w:ind w:right="0" w:hanging="360"/>
       </w:pPr>
       <w:r>
-        <w:t xml:space="preserve">W historii chrześcijaństwa można zaobserwować różne postawy wobec oczekiwanej Paruzji: </w:t>
+        <w:t xml:space="preserve">Najnowsze nauczanie papieży ukazuje sąd Boży jako przedmiot chrześcijańskiej nadziei: </w:t>
+      </w:r>
+    </w:p>
+    <w:p>
+      <w:pPr>
+        <w:numPr>
+          <w:ilvl w:val="2"/>
+          <w:numId w:val="17"/>
+        </w:numPr>
+        <w:spacing w:after="30" w:line="271" w:lineRule="auto"/>
+        <w:ind w:right="0" w:hanging="360"/>
+      </w:pPr>
+      <w:r>
+        <w:t xml:space="preserve">Benedykt XVI naucza: </w:t>
+      </w:r>
+      <w:r>
+        <w:rPr>
+          <w:i/>
+        </w:rPr>
+        <w:t xml:space="preserve">Perspektywa Sądu Ostatecznego od najwcześniejszych czasów oddziaływała na codzienne życie chrześcijan, stanowiąc jakby kryterium, według którego kształtowali życie doczesne, jako wyzwanie dla sumień i równocześnie jako </w:t>
+      </w:r>
+      <w:r>
+        <w:rPr>
+          <w:b/>
+          <w:i/>
+        </w:rPr>
+        <w:t>nadzieja</w:t>
+      </w:r>
+      <w:r>
+        <w:rPr>
+          <w:i/>
+        </w:rPr>
+        <w:t xml:space="preserve"> pokładana w sprawiedliwości Boga </w:t>
+      </w:r>
+      <w:r>
+        <w:t>(SS 41)</w:t>
+      </w:r>
+      <w:r>
+        <w:rPr>
+          <w:i/>
+        </w:rPr>
+        <w:t>.</w:t>
+      </w:r>
+      <w:r>
+        <w:t xml:space="preserve"> […] </w:t>
+      </w:r>
+      <w:r>
+        <w:rPr>
+          <w:i/>
+        </w:rPr>
+        <w:t xml:space="preserve">wiara w Sąd Ostateczny jest przede wszystkim i nade </w:t>
+      </w:r>
+      <w:r>
+        <w:rPr>
+          <w:i/>
+        </w:rPr>
+        <w:lastRenderedPageBreak/>
+        <w:t xml:space="preserve">wszystko </w:t>
+      </w:r>
+      <w:r>
+        <w:rPr>
+          <w:b/>
+          <w:i/>
+        </w:rPr>
+        <w:t>nadzieją – tą nadzieją</w:t>
+      </w:r>
+      <w:r>
+        <w:rPr>
+          <w:i/>
+        </w:rPr>
+        <w:t>, której potrzeba stała się oczywista zwłaszcza w burzliwych wydarzeniach ostatnich wieków</w:t>
+      </w:r>
+      <w:r>
+        <w:t xml:space="preserve"> (SS 43).</w:t>
+      </w:r>
+      <w:r>
+        <w:rPr>
+          <w:i/>
+        </w:rPr>
+        <w:t xml:space="preserve"> </w:t>
+      </w:r>
+    </w:p>
+    <w:p>
+      <w:pPr>
+        <w:numPr>
+          <w:ilvl w:val="2"/>
+          <w:numId w:val="17"/>
+        </w:numPr>
+        <w:spacing w:after="30" w:line="271" w:lineRule="auto"/>
+        <w:ind w:right="0" w:hanging="360"/>
+      </w:pPr>
+      <w:r>
+        <w:t>Franciszek naucza</w:t>
+      </w:r>
+      <w:r>
+        <w:rPr>
+          <w:i/>
+        </w:rPr>
+        <w:t xml:space="preserve">: Jeśli słuszne jest przygotowanie się z wielką świadomością i powagą na moment, który podsumowuje życie, to jednocześnie musimy zawsze czynić to w wymiarze </w:t>
+      </w:r>
+      <w:r>
+        <w:rPr>
+          <w:b/>
+          <w:i/>
+        </w:rPr>
+        <w:t>nadziei</w:t>
+      </w:r>
+      <w:r>
+        <w:rPr>
+          <w:i/>
+        </w:rPr>
+        <w:t xml:space="preserve">, </w:t>
+      </w:r>
+      <w:r>
+        <w:t>[…]</w:t>
+      </w:r>
+      <w:r>
+        <w:rPr>
+          <w:i/>
+        </w:rPr>
+        <w:t xml:space="preserve"> która podtrzymuje życie i pozwala nam nie popaść w lęk</w:t>
+      </w:r>
+      <w:r>
+        <w:t xml:space="preserve"> (SnC 22).</w:t>
+      </w:r>
+      <w:r>
+        <w:rPr>
+          <w:i/>
+        </w:rPr>
+        <w:t xml:space="preserve"> </w:t>
       </w:r>
     </w:p>
     <w:p>
       <w:pPr>
         <w:numPr>
           <w:ilvl w:val="1"/>
-          <w:numId w:val="16"/>
+          <w:numId w:val="17"/>
+        </w:numPr>
+        <w:spacing w:after="33"/>
+        <w:ind w:right="0" w:hanging="360"/>
+      </w:pPr>
+      <w:r>
+        <w:t xml:space="preserve">Nauczanie o sądzie jako przedmiocie naszej nadziei znajduje swoje źródło również w biblijnym przesłaniu, które ukazuje sąd jako akt Bożego miłosierdzia:  </w:t>
+      </w:r>
+    </w:p>
+    <w:p>
+      <w:pPr>
+        <w:numPr>
+          <w:ilvl w:val="2"/>
+          <w:numId w:val="17"/>
+        </w:numPr>
+        <w:spacing w:after="30" w:line="271" w:lineRule="auto"/>
+        <w:ind w:right="0" w:hanging="360"/>
+      </w:pPr>
+      <w:r>
+        <w:rPr>
+          <w:i/>
+        </w:rPr>
+        <w:t>…byśmy pamiętali o dobroci Twojej, gdy sądzimy, i oczekiwali miłosierdzia, gdy na nas sąd przyjdzie</w:t>
+      </w:r>
+      <w:r>
+        <w:t xml:space="preserve"> (Mdr 12,19-22);</w:t>
+      </w:r>
+      <w:r>
+        <w:rPr>
+          <w:i/>
+        </w:rPr>
+        <w:t xml:space="preserve"> miłosierdzie odnosi triumf nad sądem</w:t>
+      </w:r>
+      <w:r>
+        <w:t xml:space="preserve"> (Jk 2,13). </w:t>
+      </w:r>
+    </w:p>
+    <w:p>
+      <w:pPr>
+        <w:numPr>
+          <w:ilvl w:val="1"/>
+          <w:numId w:val="17"/>
+        </w:numPr>
+        <w:spacing w:after="36"/>
+        <w:ind w:right="0" w:hanging="360"/>
+      </w:pPr>
+      <w:r>
+        <w:t xml:space="preserve">W tym duchu nauczają również papieże Benedykt XVI i Franciszek: </w:t>
+      </w:r>
+    </w:p>
+    <w:p>
+      <w:pPr>
+        <w:numPr>
+          <w:ilvl w:val="2"/>
+          <w:numId w:val="17"/>
+        </w:numPr>
+        <w:spacing w:after="30" w:line="271" w:lineRule="auto"/>
+        <w:ind w:right="0" w:hanging="360"/>
+      </w:pPr>
+      <w:r>
+        <w:t xml:space="preserve">Benedykt XVI: </w:t>
+      </w:r>
+      <w:r>
+        <w:rPr>
+          <w:i/>
+        </w:rPr>
+        <w:t>W chwili Sądu Ostatecznego doświadczamy i przyjmujemy, że Jego miłość przewyższa całe zło świata i zło w nas. Ból miłości staje się naszym zbawieniem i naszą radością</w:t>
+      </w:r>
+      <w:r>
+        <w:t xml:space="preserve"> (SS 30). </w:t>
+      </w:r>
+    </w:p>
+    <w:p>
+      <w:pPr>
+        <w:numPr>
+          <w:ilvl w:val="2"/>
+          <w:numId w:val="17"/>
+        </w:numPr>
+        <w:spacing w:after="30" w:line="271" w:lineRule="auto"/>
+        <w:ind w:right="0" w:hanging="360"/>
+      </w:pPr>
+      <w:r>
+        <w:t xml:space="preserve">Franciszek: </w:t>
+      </w:r>
+      <w:r>
+        <w:rPr>
+          <w:i/>
+        </w:rPr>
+        <w:t>Sąd Boga, który jest miłością, nie może nie opierać się na miłości, zwłaszcza na tym, czy praktykowaliśmy ją wobec najbardziej potrzebujących, w których Chrystus, sam Sędzia, jest obecny</w:t>
+      </w:r>
+      <w:r>
+        <w:t xml:space="preserve"> (SnC 22). </w:t>
+      </w:r>
+    </w:p>
+    <w:p>
+      <w:pPr>
+        <w:numPr>
+          <w:ilvl w:val="1"/>
+          <w:numId w:val="17"/>
+        </w:numPr>
+        <w:ind w:right="0" w:hanging="360"/>
+      </w:pPr>
+      <w:r>
+        <w:t xml:space="preserve">Według papieskiego nauczania, miłosierdzie Boga działające w momencie sądu polega na ostatecznym rozdzieleniu w nas zła od dobra. Sąd to oczyszczający akt miłosierdzia, konieczny przed ostatecznym spotkaniem z Bogiem. Jest to więc akt zbawczy (por. SnC 22). </w:t>
+      </w:r>
+    </w:p>
+    <w:p>
+      <w:pPr>
+        <w:numPr>
+          <w:ilvl w:val="1"/>
+          <w:numId w:val="17"/>
         </w:numPr>
         <w:spacing w:after="31"/>
         <w:ind w:right="0" w:hanging="360"/>
       </w:pPr>
       <w:r>
-        <w:t xml:space="preserve">postawę lęku, związaną z zapowiedzianymi przez Jezusa znakami towarzyszącymi końcowi świata: kataklizmami, wojnami, głodem, zarazami, trzęsieniami ziemi, prześladowaniami (np. Mt 24,5-13); </w:t>
+        <w:t xml:space="preserve">Słowo Boże w wielu miejscach naucza nas, jak przygotowywać się już teraz na moment sądu, aby był on dla nas aktem miłosierdzia: </w:t>
       </w:r>
     </w:p>
     <w:p>
       <w:pPr>
         <w:numPr>
-          <w:ilvl w:val="1"/>
-          <w:numId w:val="16"/>
+          <w:ilvl w:val="2"/>
+          <w:numId w:val="17"/>
         </w:numPr>
-        <w:spacing w:after="31"/>
-        <w:ind w:right="0" w:hanging="360"/>
-      </w:pPr>
-      <w:r>
-        <w:t xml:space="preserve">postawę niecierpliwego oczekiwania na Paruzję i przekonanie, że ma ona nastąpić niebawem (tzw. entuzjazm eschatologiczny); w historii chrześcijaństwa wielu zawiodło się, oczekując rychłej Paruzji, a nawet wyznaczając jej dokładne daty; </w:t>
+        <w:spacing w:after="30" w:line="271" w:lineRule="auto"/>
+        <w:ind w:left="567" w:right="0" w:hanging="360"/>
+      </w:pPr>
+      <w:r>
+        <w:t xml:space="preserve">Jeśli mamy nadzieję na miłosierdzie, to sami powinniśmy je czynić: </w:t>
+      </w:r>
+      <w:r>
+        <w:rPr>
+          <w:i/>
+        </w:rPr>
+        <w:t>Będzie to bowiem sąd nieubłagany dla tego, który nie czynił miłosierdzia; miłosierdzie odnosi triumf nad sądem</w:t>
+      </w:r>
+      <w:r>
+        <w:t xml:space="preserve"> (Jk 2,13). </w:t>
       </w:r>
     </w:p>
     <w:p>
       <w:pPr>
         <w:numPr>
-          <w:ilvl w:val="1"/>
-          <w:numId w:val="16"/>
+          <w:ilvl w:val="2"/>
+          <w:numId w:val="17"/>
         </w:numPr>
-        <w:ind w:right="0" w:hanging="360"/>
-      </w:pPr>
-      <w:r>
-        <w:t xml:space="preserve">postawę właściwą, będąca zastosowaniem nauczania Nowego Testamentu: należy liczyć się  z możliwością Paruzji w każdej chwili – dlatego trzeba być zawsze przygotowanym (Mt 24,44); ponadto najlepszym przygotowaniem na powrót Pana jest normalne życie i wzrastanie w świętości (1 Tes 3,13; 4,11; 5,23-24; 2 P 3,11-12). </w:t>
+        <w:spacing w:after="30" w:line="271" w:lineRule="auto"/>
+        <w:ind w:left="567" w:right="0" w:hanging="360"/>
+      </w:pPr>
+      <w:r>
+        <w:t xml:space="preserve">Jeśli oczekujemy przebaczenia, sami powinniśmy już teraz przebaczać: </w:t>
+      </w:r>
+      <w:r>
+        <w:rPr>
+          <w:i/>
+        </w:rPr>
+        <w:t>Wtedy pan jego, wezwawszy go, rzekł mu: „Sługo niegodziwy! Darowałem ci cały ten dług, ponieważ mnie prosiłeś. Czyż więc i ty nie powinieneś był ulitować się nad swoim współsługą, jak ja ulitowałem się nad tobą?” I uniósłszy się gniewem, pan jego kazał wydać go katom, dopóki mu nie odda całego długu. Podobnie uczyni wam Ojciec mój niebieski, jeżeli każdy z was nie przebaczy z serca swemu bratu</w:t>
+      </w:r>
+      <w:r>
+        <w:t xml:space="preserve"> (Mt 18,32-35). </w:t>
+      </w:r>
+    </w:p>
+    <w:p>
+      <w:pPr>
+        <w:numPr>
+          <w:ilvl w:val="2"/>
+          <w:numId w:val="17"/>
+        </w:numPr>
+        <w:spacing w:after="30" w:line="271" w:lineRule="auto"/>
+        <w:ind w:left="567" w:right="0" w:hanging="360"/>
+      </w:pPr>
+      <w:r>
+        <w:t xml:space="preserve">Jeśli chcemy uniknąć sądu, to sami powinniśmy powstrzymywać się od osądzania innych: </w:t>
+      </w:r>
+      <w:r>
+        <w:rPr>
+          <w:i/>
+        </w:rPr>
+        <w:t>Nie sądźcie, abyście nie byli sądzeni. Bo takim sądem, jakim sądzicie, i was osądzą; i taką miarą, jaką wy mierzycie, wam odmierzą</w:t>
+      </w:r>
+      <w:r>
+        <w:t xml:space="preserve"> (Mt 7:1-2).</w:t>
+      </w:r>
+      <w:r>
+        <w:rPr>
+          <w:i/>
+        </w:rPr>
+        <w:t xml:space="preserve"> Przeto nie sądźcie przedwcześnie, dopóki nie przyjdzie Pan, który rozjaśni to, co w ciemnościach ukryte, i ujawni zamiary serc. Wtedy każdy otrzyma od Boga pochwałę </w:t>
+      </w:r>
+      <w:r>
+        <w:t>(1 Kor 4,5).</w:t>
+      </w:r>
+      <w:r>
+        <w:rPr>
+          <w:i/>
+        </w:rPr>
+        <w:t xml:space="preserve"> </w:t>
+      </w:r>
+    </w:p>
+    <w:p>
+      <w:pPr>
+        <w:numPr>
+          <w:ilvl w:val="2"/>
+          <w:numId w:val="17"/>
+        </w:numPr>
+        <w:spacing w:after="30" w:line="271" w:lineRule="auto"/>
+        <w:ind w:left="567" w:right="0" w:hanging="360"/>
+      </w:pPr>
+      <w:r>
+        <w:t xml:space="preserve">Samemu już teraz wyznawać własne grzechy i czynić pokutę: </w:t>
+      </w:r>
+      <w:r>
+        <w:rPr>
+          <w:i/>
+        </w:rPr>
+        <w:t>Grzech mój wyznałem Tobie i nie ukryłem mej winy. Rzekłem: «Wyznaję nieprawość moją wobec Pana», a Tyś darował winę mego grzechu</w:t>
+      </w:r>
+      <w:r>
+        <w:t xml:space="preserve"> (Ps 32,5). </w:t>
       </w:r>
     </w:p>
     <w:p>
       <w:pPr>
         <w:numPr>
           <w:ilvl w:val="0"/>
-          <w:numId w:val="16"/>
-        </w:numPr>
-        <w:spacing w:after="30" w:line="271" w:lineRule="auto"/>
-        <w:ind w:right="0" w:hanging="360"/>
-      </w:pPr>
-      <w:r>
-        <w:t xml:space="preserve">Właściwą postawą jest także oczekiwanie Paruzji z nadzieją końca trudów, prześladowań i pełni zbawienia: </w:t>
-      </w:r>
-      <w:r>
-        <w:rPr>
-          <w:i/>
-        </w:rPr>
-        <w:t xml:space="preserve">Dlatego przepasawszy biodra waszego umysłu, </w:t>
-      </w:r>
-      <w:r>
-        <w:t>[</w:t>
-      </w:r>
-      <w:r>
-        <w:rPr>
-          <w:i/>
-        </w:rPr>
-        <w:t>bądźcie</w:t>
-      </w:r>
-      <w:r>
-        <w:t>]</w:t>
-      </w:r>
-      <w:r>
-        <w:rPr>
-          <w:i/>
-        </w:rPr>
-        <w:t xml:space="preserve"> trzeźwi, pokładajcie całą </w:t>
-      </w:r>
-      <w:r>
-        <w:rPr>
-          <w:b/>
-          <w:i/>
-        </w:rPr>
-        <w:t>nadzieję</w:t>
-      </w:r>
-      <w:r>
-        <w:rPr>
-          <w:i/>
-        </w:rPr>
-        <w:t xml:space="preserve"> w łasce, która wam przypadnie przy </w:t>
-      </w:r>
-      <w:r>
-        <w:rPr>
-          <w:b/>
-          <w:i/>
-        </w:rPr>
-        <w:t>objawieniu Jezusa Chrystusa</w:t>
-      </w:r>
-      <w:r>
-        <w:rPr>
-          <w:i/>
-        </w:rPr>
-        <w:t xml:space="preserve"> </w:t>
-      </w:r>
-      <w:r>
-        <w:t xml:space="preserve">(1 P 1,13; zob. też Mt 24,13; Łk 21,27-28; Kol 1,5; 1 Tes 2,19). Pokładanie nadziei w Bogu i Jego obietnicach uświęca wierzącego: </w:t>
-      </w:r>
-      <w:r>
-        <w:rPr>
-          <w:i/>
-        </w:rPr>
-        <w:t>Umiłowani, obecnie jesteśmy dziećmi Bożymi, ale jeszcze się nie ujawniło, czym będziemy. Wiemy, że gdy się objawi, będziemy do Niego podobni, bo ujrzymy Go takim, jakim jest.</w:t>
-      </w:r>
-      <w:r>
-        <w:t xml:space="preserve"> </w:t>
-      </w:r>
-      <w:r>
-        <w:rPr>
-          <w:i/>
-        </w:rPr>
-        <w:t xml:space="preserve">Każdy zaś, kto pokłada w Nim tę </w:t>
-      </w:r>
-      <w:r>
-        <w:rPr>
-          <w:b/>
-          <w:i/>
-        </w:rPr>
-        <w:t>nadzieję</w:t>
-      </w:r>
-      <w:r>
-        <w:rPr>
-          <w:i/>
-        </w:rPr>
-        <w:t>, uświęca się, podobnie jak On jest święty</w:t>
-      </w:r>
-      <w:r>
-        <w:t xml:space="preserve"> (1 J 3,2-3). </w:t>
-      </w:r>
-    </w:p>
-    <w:p>
-      <w:pPr>
-        <w:numPr>
-          <w:ilvl w:val="0"/>
-          <w:numId w:val="16"/>
-        </w:numPr>
-        <w:spacing w:after="33"/>
-        <w:ind w:right="0" w:hanging="360"/>
-      </w:pPr>
-      <w:r>
-        <w:t xml:space="preserve">W tym właśnie kierunku podąża nauczanie ostatnich papieży na temat Paruzji i jej oczekiwania: </w:t>
-      </w:r>
-    </w:p>
-    <w:p>
-      <w:pPr>
-        <w:numPr>
-          <w:ilvl w:val="1"/>
-          <w:numId w:val="16"/>
-        </w:numPr>
-        <w:spacing w:after="30" w:line="271" w:lineRule="auto"/>
-        <w:ind w:right="0" w:hanging="360"/>
-      </w:pPr>
-      <w:r>
-        <w:t xml:space="preserve">Benedykt XVI naucza: </w:t>
-      </w:r>
-      <w:r>
-        <w:rPr>
-          <w:i/>
-        </w:rPr>
-        <w:t xml:space="preserve">Wznosząc budowle sakralne, chrześcijanie pragnęli ukazać bogactwo historyczne i kosmiczne wiary w Chrystusa, dlatego stało się zwyczajem, że na wschodniej stronie przedstawiano Pana, który powraca jako król – wyobrażenie </w:t>
-      </w:r>
-      <w:r>
-        <w:rPr>
-          <w:b/>
-          <w:i/>
-        </w:rPr>
-        <w:t>nadziei</w:t>
-      </w:r>
-      <w:r>
-        <w:rPr>
-          <w:i/>
-        </w:rPr>
-        <w:t>, zaś na zachodniej Sąd Ostateczny jako wyobrażenie odpowiedzialności za nasze życie</w:t>
-      </w:r>
-      <w:r>
-        <w:t xml:space="preserve"> (SS 41). </w:t>
-      </w:r>
-    </w:p>
-    <w:p>
-      <w:pPr>
-        <w:numPr>
-          <w:ilvl w:val="1"/>
-          <w:numId w:val="16"/>
-        </w:numPr>
-        <w:spacing w:after="30" w:line="271" w:lineRule="auto"/>
-        <w:ind w:right="0" w:hanging="360"/>
-      </w:pPr>
-      <w:r>
-        <w:t xml:space="preserve">Franciszek naucza, że oczekiwanie Paruzji, zmartwychwstania i sądu nadaje historii jeden kierunek i sens: </w:t>
-      </w:r>
-      <w:r>
-        <w:rPr>
-          <w:i/>
-        </w:rPr>
-        <w:t xml:space="preserve">My natomiast, </w:t>
-      </w:r>
-      <w:r>
-        <w:rPr>
-          <w:b/>
-          <w:i/>
-        </w:rPr>
-        <w:t>na mocy nadziei</w:t>
-      </w:r>
-      <w:r>
-        <w:rPr>
-          <w:i/>
-        </w:rPr>
-        <w:t xml:space="preserve">, w której zostaliśmy zbawieni, patrząc na upływający czas, mamy pewność, że dzieje ludzkości i każdego z nas nie biegną w kierunku ślepego zaułku czy ciemnej otchłani, ale są ukierunkowane na spotkanie z Panem </w:t>
-      </w:r>
-      <w:r>
-        <w:rPr>
-          <w:b/>
-          <w:i/>
-        </w:rPr>
-        <w:t>chwały</w:t>
-      </w:r>
-      <w:r>
-        <w:rPr>
-          <w:i/>
-        </w:rPr>
-        <w:t xml:space="preserve">. Żyjemy zatem w oczekiwaniu na Jego powrót i </w:t>
-      </w:r>
-      <w:r>
-        <w:rPr>
-          <w:b/>
-          <w:i/>
-        </w:rPr>
-        <w:t>w nadziei</w:t>
-      </w:r>
-      <w:r>
-        <w:rPr>
-          <w:i/>
-        </w:rPr>
-        <w:t xml:space="preserve"> życia wiecznego z Nim </w:t>
-      </w:r>
-      <w:r>
-        <w:t xml:space="preserve">(SnC 19). </w:t>
-      </w:r>
-    </w:p>
-    <w:p>
-      <w:pPr>
-        <w:numPr>
-          <w:ilvl w:val="0"/>
-          <w:numId w:val="16"/>
+          <w:numId w:val="17"/>
         </w:numPr>
         <w:spacing w:after="10" w:line="267" w:lineRule="auto"/>
         <w:ind w:right="0" w:hanging="360"/>
@@ -7806,20 +8413,7 @@
         <w:rPr>
           <w:b/>
         </w:rPr>
-        <w:t xml:space="preserve">Podsumowanie: Zarówno teksty biblijne, jak i nauczanie Kościoła wyraźnie pokazują, że Paruzja jest przedmiotem chrześcijańskiej nadziei; w oczekiwaniu na powtórne przyjścia Pana wyraża się nasza nadzieja </w:t>
-      </w:r>
-      <w:r>
-        <w:rPr>
-          <w:b/>
-          <w:i/>
-        </w:rPr>
-        <w:t>chwały Bożej</w:t>
-      </w:r>
-      <w:r>
-        <w:rPr>
-          <w:b/>
-        </w:rPr>
-        <w:t xml:space="preserve">; Paruzja, jako końcowy punkt historii świata nadaje tej historii kierunek i ostateczny sens. </w:t>
+        <w:t xml:space="preserve">Podsumowanie: Kierując się ufnością w Boże miłosierdzie, wyznając nasze grzechy, pokutując, czyniąc miłosierdzie, unikając osądzania innych i przebaczając – możemy z nadzieją oczekiwać na Boży sąd, jako na akt zbawczy, w którym Bóg oddzieli w nas dobro od zła. </w:t>
       </w:r>
     </w:p>
     <w:p>
@@ -7829,37 +8423,914 @@
         <w:jc w:val="left"/>
       </w:pPr>
       <w:r>
+        <w:t xml:space="preserve"> </w:t>
+      </w:r>
+    </w:p>
+    <w:p>
+      <w:pPr>
+        <w:spacing w:after="10" w:line="266" w:lineRule="auto"/>
+        <w:ind w:left="3309" w:right="3304"/>
+        <w:jc w:val="center"/>
+      </w:pPr>
+      <w:r>
         <w:rPr>
           <w:b/>
         </w:rPr>
+        <w:t xml:space="preserve">V </w:t>
+      </w:r>
+    </w:p>
+    <w:p>
+      <w:pPr>
+        <w:spacing w:after="26" w:line="259" w:lineRule="auto"/>
+        <w:ind w:right="10"/>
+        <w:jc w:val="center"/>
+      </w:pPr>
+      <w:r>
+        <w:rPr>
+          <w:b/>
+        </w:rPr>
+        <w:t xml:space="preserve">Życie wieczne z Bogiem w niebie jako przedmiot nadziei </w:t>
+      </w:r>
+    </w:p>
+    <w:p>
+      <w:pPr>
+        <w:numPr>
+          <w:ilvl w:val="1"/>
+          <w:numId w:val="17"/>
+        </w:numPr>
+        <w:ind w:right="0" w:hanging="360"/>
+      </w:pPr>
+      <w:r>
+        <w:t xml:space="preserve">Zgodnie z nauczaniem Biblii, sąd ostateczny kończy się dwojakim wyrokiem: potępienia lub wiecznego zbawienia (por. Mt 25,31-46). Ci, którzy poszli drogą wiary i płynących z niej czynów, mogą z nadzieją oczekiwać wiecznego życia z Bogiem w rzeczywistości określanej jako niebo lub królestwo Boże: </w:t>
+      </w:r>
+      <w:r>
+        <w:rPr>
+          <w:i/>
+        </w:rPr>
+        <w:lastRenderedPageBreak/>
+        <w:t>Pójdźcie, błogosławieni u Ojca mojego, weźcie w posiadanie królestwo, przygotowane wam od założenia świata!</w:t>
+      </w:r>
+      <w:r>
+        <w:t xml:space="preserve"> (Mt 25,34). </w:t>
+      </w:r>
+      <w:r>
+        <w:rPr>
+          <w:i/>
+        </w:rPr>
+        <w:t>I pójdą ci na wieczną karę,</w:t>
+      </w:r>
+      <w:r>
         <w:t xml:space="preserve"> </w:t>
       </w:r>
-    </w:p>
-    <w:p>
-      <w:pPr>
-        <w:spacing w:after="10" w:line="266" w:lineRule="auto"/>
-        <w:ind w:left="3309" w:right="3302"/>
+      <w:r>
+        <w:rPr>
+          <w:i/>
+        </w:rPr>
+        <w:t>sprawiedliwi zaś do życia wiecznego</w:t>
+      </w:r>
+      <w:r>
+        <w:t xml:space="preserve"> (Mt 25,46). </w:t>
+      </w:r>
+    </w:p>
+    <w:p>
+      <w:pPr>
+        <w:numPr>
+          <w:ilvl w:val="1"/>
+          <w:numId w:val="17"/>
+        </w:numPr>
+        <w:spacing w:after="3" w:line="271" w:lineRule="auto"/>
+        <w:ind w:right="0" w:hanging="360"/>
+      </w:pPr>
+      <w:r>
+        <w:t xml:space="preserve">Ta rzeczywistość będzie naszym ostatecznym i wiecznym udziałem w Bożej chwale, której nadzieją się chlubimy: </w:t>
+      </w:r>
+      <w:r>
+        <w:rPr>
+          <w:i/>
+        </w:rPr>
+        <w:t xml:space="preserve">Lecz głosimy tajemnicę mądrości Bożej, mądrość ukrytą, tę, którą Bóg przed wiekami przeznaczył ku chwale naszej, tę, której nie pojął żaden z władców tego świata; </w:t>
+      </w:r>
+      <w:r>
+        <w:t xml:space="preserve">[…] </w:t>
+      </w:r>
+      <w:r>
+        <w:rPr>
+          <w:i/>
+        </w:rPr>
+        <w:t xml:space="preserve">lecz właśnie </w:t>
+      </w:r>
+      <w:r>
+        <w:t>[</w:t>
+      </w:r>
+      <w:r>
+        <w:rPr>
+          <w:i/>
+        </w:rPr>
+        <w:t>nauczamy</w:t>
+      </w:r>
+      <w:r>
+        <w:t>]</w:t>
+      </w:r>
+      <w:r>
+        <w:rPr>
+          <w:i/>
+        </w:rPr>
+        <w:t>, jak zostało napisane: „Ani oko nie widziało, ani ucho nie słyszało, ani serce człowieka nie zdołało pojąć, jak wielkie rzeczy przygotował Bóg tym, którzy Go miłują”</w:t>
+      </w:r>
+      <w:r>
+        <w:t xml:space="preserve"> (1 Kor 2,7-9). </w:t>
+      </w:r>
+    </w:p>
+    <w:p>
+      <w:pPr>
+        <w:spacing w:after="19" w:line="259" w:lineRule="auto"/>
+        <w:ind w:left="0" w:right="0" w:firstLine="0"/>
+        <w:jc w:val="left"/>
+      </w:pPr>
+      <w:r>
+        <w:t xml:space="preserve"> </w:t>
+      </w:r>
+    </w:p>
+    <w:p>
+      <w:pPr>
+        <w:spacing w:after="688"/>
+        <w:ind w:left="-5" w:right="0"/>
+      </w:pPr>
+      <w:r>
+        <w:t xml:space="preserve">Uwaga! Ze względu na możliwość podzielenia katechezy na części, a co za tym idzie rozważania jej przez kilka tygodni, podajemy większą ilość materiałów do osobistego studium i modlitwy. </w:t>
+      </w:r>
+    </w:p>
+    <w:p>
+      <w:pPr>
+        <w:spacing w:after="338" w:line="265" w:lineRule="auto"/>
+        <w:ind w:right="2"/>
         <w:jc w:val="center"/>
       </w:pPr>
       <w:r>
         <w:rPr>
+          <w:rFonts w:ascii="Arial" w:eastAsia="Arial" w:hAnsi="Arial" w:cs="Arial"/>
           <w:b/>
-        </w:rPr>
-        <w:t xml:space="preserve">III </w:t>
+          <w:sz w:val="28"/>
+        </w:rPr>
+        <w:t xml:space="preserve">BLOK II </w:t>
+      </w:r>
+    </w:p>
+    <w:p>
+      <w:pPr>
+        <w:spacing w:after="497" w:line="265" w:lineRule="auto"/>
+        <w:ind w:right="4"/>
+        <w:jc w:val="center"/>
+      </w:pPr>
+      <w:r>
+        <w:rPr>
+          <w:rFonts w:ascii="Arial" w:eastAsia="Arial" w:hAnsi="Arial" w:cs="Arial"/>
+          <w:b/>
+          <w:sz w:val="28"/>
+        </w:rPr>
+        <w:t xml:space="preserve">Teksty do osobistego studium i medytacji </w:t>
+      </w:r>
+    </w:p>
+    <w:p>
+      <w:pPr>
+        <w:ind w:left="-5" w:right="3474"/>
+      </w:pPr>
+      <w:r>
+        <w:rPr>
+          <w:b/>
+        </w:rPr>
+        <w:t xml:space="preserve">Biblia: Rz 5,1-11 </w:t>
+      </w:r>
+      <w:r>
+        <w:t xml:space="preserve">oraz (na ewentualne tygodnie – w przypadku podziału katechezy na części): </w:t>
+      </w:r>
+    </w:p>
+    <w:p>
+      <w:pPr>
+        <w:numPr>
+          <w:ilvl w:val="0"/>
+          <w:numId w:val="19"/>
+        </w:numPr>
+        <w:spacing w:after="9" w:line="266" w:lineRule="auto"/>
+        <w:ind w:right="2423" w:hanging="139"/>
+        <w:jc w:val="left"/>
+      </w:pPr>
+      <w:r>
+        <w:rPr>
+          <w:b/>
+        </w:rPr>
+        <w:t xml:space="preserve">Paruzja: 1 Tes 4,13–5,11; </w:t>
+      </w:r>
+    </w:p>
+    <w:p>
+      <w:pPr>
+        <w:numPr>
+          <w:ilvl w:val="0"/>
+          <w:numId w:val="19"/>
+        </w:numPr>
+        <w:spacing w:after="9" w:line="266" w:lineRule="auto"/>
+        <w:ind w:right="2423" w:hanging="139"/>
+        <w:jc w:val="left"/>
+      </w:pPr>
+      <w:r>
+        <w:rPr>
+          <w:b/>
+        </w:rPr>
+        <w:t xml:space="preserve">Zmartwychwstanie: 1 Kor 15; </w:t>
+      </w:r>
+    </w:p>
+    <w:p>
+      <w:pPr>
+        <w:numPr>
+          <w:ilvl w:val="0"/>
+          <w:numId w:val="19"/>
+        </w:numPr>
+        <w:spacing w:after="10" w:line="267" w:lineRule="auto"/>
+        <w:ind w:right="2423" w:hanging="139"/>
+        <w:jc w:val="left"/>
+      </w:pPr>
+      <w:r>
+        <w:rPr>
+          <w:b/>
+        </w:rPr>
+        <w:t xml:space="preserve">Sąd i życie wieczne: Mt 25,31-46. </w:t>
+      </w:r>
+    </w:p>
+    <w:p>
+      <w:pPr>
+        <w:spacing w:after="18" w:line="259" w:lineRule="auto"/>
+        <w:ind w:left="0" w:right="0" w:firstLine="0"/>
+        <w:jc w:val="left"/>
+      </w:pPr>
+      <w:r>
+        <w:rPr>
+          <w:b/>
+        </w:rPr>
+        <w:t xml:space="preserve"> </w:t>
+      </w:r>
+    </w:p>
+    <w:p>
+      <w:pPr>
+        <w:spacing w:after="9" w:line="266" w:lineRule="auto"/>
+        <w:ind w:right="2423"/>
+        <w:jc w:val="center"/>
+      </w:pPr>
+      <w:r>
+        <w:t xml:space="preserve">ENCYKLIKA </w:t>
+      </w:r>
+      <w:r>
+        <w:rPr>
+          <w:b/>
+          <w:i/>
+        </w:rPr>
+        <w:t xml:space="preserve">SPE SALVI  </w:t>
+      </w:r>
+      <w:r>
+        <w:rPr>
+          <w:b/>
+        </w:rPr>
+        <w:t>BENEDYKTA XVI</w:t>
+      </w:r>
+    </w:p>
+    <w:p>
+      <w:pPr>
+        <w:spacing w:after="18" w:line="259" w:lineRule="auto"/>
+        <w:ind w:left="-5" w:right="0"/>
+        <w:jc w:val="left"/>
+      </w:pPr>
+      <w:hyperlink r:id="rId49">
+        <w:r>
+          <w:rPr>
+            <w:color w:val="467886"/>
+            <w:u w:val="single" w:color="467886"/>
+          </w:rPr>
+          <w:t>https://tiny.pl/wsf4m</w:t>
+        </w:r>
+      </w:hyperlink>
+      <w:hyperlink r:id="rId50">
+        <w:r>
+          <w:t xml:space="preserve"> </w:t>
+        </w:r>
+      </w:hyperlink>
+    </w:p>
+    <w:p>
+      <w:pPr>
+        <w:spacing w:after="17" w:line="259" w:lineRule="auto"/>
+        <w:ind w:left="0" w:right="0" w:firstLine="0"/>
+        <w:jc w:val="left"/>
+      </w:pPr>
+      <w:r>
+        <w:rPr>
+          <w:b/>
+        </w:rPr>
+        <w:t xml:space="preserve"> </w:t>
+      </w:r>
+    </w:p>
+    <w:p>
+      <w:pPr>
+        <w:spacing w:after="10" w:line="267" w:lineRule="auto"/>
+        <w:ind w:left="-15" w:right="0" w:firstLine="0"/>
+      </w:pPr>
+      <w:r>
+        <w:rPr>
+          <w:b/>
+        </w:rPr>
+        <w:t xml:space="preserve">III. Sąd Ostateczny jako miejsce uczenia się i wprawiania w nadziei </w:t>
+      </w:r>
+    </w:p>
+    <w:p>
+      <w:pPr>
+        <w:ind w:left="-5" w:right="0"/>
+      </w:pPr>
+      <w:r>
+        <w:t xml:space="preserve">41. W wielkim </w:t>
+      </w:r>
+      <w:r>
+        <w:rPr>
+          <w:i/>
+        </w:rPr>
+        <w:t xml:space="preserve">Credo </w:t>
+      </w:r>
+      <w:r>
+        <w:t xml:space="preserve">Kościoła centralna część, która mówi o misterium Chrystusa, począwszy od odwiecznego zrodzenia z Ojca i narodzenia w czasie z Dziewicy Maryi, i poprzez krzyż i zmartwychwstanie dochodzi do Jego powtórnego przyjścia, kończy się słowami: «przyjdzie w chwale sądzić żywych i umarłych». Perspektywa Sądu Ostatecznego od najwcześniejszych czasów oddziaływała na codzienne życie chrześcijan, stanowiąc jakby kryterium, według którego kształtowali życie doczesne, jako wyzwanie dla sumień i równocześnie jako nadzieja pokładana w sprawiedliwości Boga. Wiara w Chrystusa nigdy nie patrzyła tylko wstecz, ani też tylko wzwyż, ale zawsze również wprzód, ku godzinie sprawiedliwości, którą Pan zapowiadał wielokrotnie. To spojrzenie ku przyszłości było dla chrześcijaństwa ważne w odniesieniu do doczesności. Wznosząc budowle sakralne, chrześcijanie pragnęli ukazać bogactwo historyczne i kosmiczne wiary w Chrystusa, dlatego stało się zwyczajem, że na wschodniej stronie przedstawiano Pana, który powraca jako król – wyobrażenie nadziei, zaś na zachodniej Sąd Ostateczny jako wyobrażenie odpowiedzialności za nasze życie; obraz ten «spoglądał» na wiernych i im towarzyszył właśnie w drodze ku codzienności. W rozwoju ikonografii uwydatniano coraz bardziej groźny i posępny aspekt Sądu, który widocznie bardziej pociągał artystów niż blask nadziei, który często nadmiernie przysłaniała groźba. […] </w:t>
+      </w:r>
+    </w:p>
+    <w:p>
+      <w:pPr>
+        <w:ind w:left="-5" w:right="0"/>
+      </w:pPr>
+      <w:r>
+        <w:t xml:space="preserve">47. Niektórzy współcześni teolodzy uważają, że ogniem, który spala a równocześnie zbawia, jest sam Chrystus, Sędzia i Zbawiciel. Spotkanie z Nim jest decydującym aktem Sądu. Pod Jego spojrzeniem topnieje wszelki fałsz. Spotkanie z Nim przepala nas, przekształca i uwalnia, abyśmy odzyskali własną tożsamość. To, co zostało zbudowane w ciągu życia, może wówczas okazać się suchą słomą, samą pyszałkowatością, i zawalić się. Jednak  </w:t>
+      </w:r>
+      <w:r>
+        <w:lastRenderedPageBreak/>
+        <w:t>w bólu tego spotkania, w którym to, co nieczyste i chore w naszym istnieniu, jasno jawi się przed nami, jest zbawienie. Jego wejrzenie, dotknięcie Jego Serca uzdrawia nas przez bolesną niewątpliwie przemianę, niczym «przejście przez ogień». Jest to jednak błogosławione cierpienie, w którym święta moc Jego miłości przenika nas jak ogień, abyśmy w końcu całkowicie należeli do siebie, a przez to całkowicie do Boga. Jawi się tu również wzajemne przenikanie się sprawiedliwości i łaski: nasz sposób życia nie jest bez znaczenia, ale nasz brud nie plami nas na wieczność, jeśli pozostaliśmy przynajmniej ukierunkowani na Chrystusa, na prawdę i na miłość. Ten brud został już bowiem wypalony w Męce Chrystusa. W chwili Sądu Ostatecznego doświadczamy i przyjmujemy, że Jego miłość przewyższa całe zło świata i zło w nas. Ból miłości staje się naszym zbawieniem i naszą radością. Jest jasne, że nie możemy mierzyć «trwania» tego przemieniającego wypalania miarami czasu naszego świata. Przemieniający «moment» tego spotkania wymyka się ziemskim miarom czasu – jest czasem serca, czasem «przejścia» do komunii z Bogiem w Ciele Chrystusa. Sąd Boży jest nadzieją, zarówno dlatego, że jest sprawiedliwością, jak i dlatego, że jest łaską. Gdyby był tylko łaską, tak że wszystko, co ziemskie, byłoby bez znaczenia, Bóg byłby nam winien odpowiedź na pytanie o sprawiedliwość – decydujące dla nas pytanie wobec historii i samego Boga. Gdyby był tylko sprawiedliwością, byłby ostatecznie dla nas wszystkich jedynie przyczyną lęku. Wcielenie Boga w Chrystusie tak bardzo połączyło sprawiedliwość i łaskę, że sprawiedliwość jest ustanowiona ze stanowczością: wszyscy oczekujemy naszego zbawienia «z bojaźnią i drżeniem» (</w:t>
+      </w:r>
+      <w:r>
+        <w:rPr>
+          <w:i/>
+        </w:rPr>
+        <w:t>Flp</w:t>
+      </w:r>
+      <w:r>
+        <w:t xml:space="preserve"> 2, 12). Niemniej jednak łaska pozwala nam wszystkim mieć nadzieję i ufnie zmierzać ku Sędziemu, którego znamy jako naszego «Rzecznika», </w:t>
+      </w:r>
+      <w:r>
+        <w:rPr>
+          <w:i/>
+        </w:rPr>
+        <w:t xml:space="preserve">Parakletos </w:t>
+      </w:r>
+      <w:r>
+        <w:t xml:space="preserve">(por. </w:t>
+      </w:r>
+      <w:r>
+        <w:rPr>
+          <w:i/>
+        </w:rPr>
+        <w:t xml:space="preserve">1 J </w:t>
+      </w:r>
+      <w:r>
+        <w:t xml:space="preserve">2, 1). </w:t>
+      </w:r>
+    </w:p>
+    <w:p>
+      <w:pPr>
+        <w:spacing w:after="16" w:line="259" w:lineRule="auto"/>
+        <w:ind w:left="0" w:right="0" w:firstLine="0"/>
+        <w:jc w:val="left"/>
+      </w:pPr>
+      <w:r>
+        <w:rPr>
+          <w:b/>
+        </w:rPr>
+        <w:t xml:space="preserve"> </w:t>
+      </w:r>
+    </w:p>
+    <w:p>
+      <w:pPr>
+        <w:spacing w:after="23" w:line="259" w:lineRule="auto"/>
+        <w:ind w:left="0" w:right="0" w:firstLine="0"/>
+        <w:jc w:val="left"/>
+      </w:pPr>
+      <w:r>
+        <w:rPr>
+          <w:b/>
+        </w:rPr>
+        <w:t xml:space="preserve"> </w:t>
+      </w:r>
+    </w:p>
+    <w:p>
+      <w:pPr>
+        <w:spacing w:after="1" w:line="273" w:lineRule="auto"/>
+        <w:ind w:left="4206" w:right="3201" w:hanging="154"/>
+        <w:jc w:val="left"/>
+        <w:rPr>
+          <w:lang w:val="en-GB"/>
+        </w:rPr>
+      </w:pPr>
+      <w:r>
+        <w:rPr>
+          <w:b/>
+          <w:i/>
+          <w:lang w:val="en-GB"/>
+        </w:rPr>
+        <w:t>SPES NON CONFUNDIT</w:t>
+      </w:r>
+      <w:r>
+        <w:rPr>
+          <w:lang w:val="en-GB"/>
+        </w:rPr>
+        <w:t xml:space="preserve"> PAPIEŻ FRANCISZEK </w:t>
+      </w:r>
+    </w:p>
+    <w:p>
+      <w:pPr>
+        <w:spacing w:after="18" w:line="259" w:lineRule="auto"/>
+        <w:ind w:left="-5" w:right="0"/>
+        <w:jc w:val="left"/>
+        <w:rPr>
+          <w:lang w:val="en-GB"/>
+        </w:rPr>
+      </w:pPr>
+      <w:hyperlink r:id="rId51">
+        <w:r>
+          <w:rPr>
+            <w:color w:val="467886"/>
+            <w:u w:val="single" w:color="467886"/>
+            <w:lang w:val="en-GB"/>
+          </w:rPr>
+          <w:t>https://tiny.pl/34k71bwn</w:t>
+        </w:r>
+      </w:hyperlink>
+      <w:hyperlink r:id="rId52">
+        <w:r>
+          <w:rPr>
+            <w:lang w:val="en-GB"/>
+          </w:rPr>
+          <w:t xml:space="preserve"> </w:t>
+        </w:r>
+      </w:hyperlink>
+      <w:r>
+        <w:rPr>
+          <w:lang w:val="en-GB"/>
+        </w:rPr>
+        <w:t xml:space="preserve"> </w:t>
+      </w:r>
+    </w:p>
+    <w:p>
+      <w:pPr>
+        <w:spacing w:after="16" w:line="259" w:lineRule="auto"/>
+        <w:ind w:left="0" w:right="0" w:firstLine="0"/>
+        <w:jc w:val="left"/>
+        <w:rPr>
+          <w:lang w:val="en-GB"/>
+        </w:rPr>
+      </w:pPr>
+      <w:r>
+        <w:rPr>
+          <w:b/>
+          <w:lang w:val="en-GB"/>
+        </w:rPr>
+        <w:t xml:space="preserve"> </w:t>
+      </w:r>
+    </w:p>
+    <w:p>
+      <w:pPr>
+        <w:spacing w:after="19" w:line="259" w:lineRule="auto"/>
+        <w:ind w:left="0" w:right="0" w:firstLine="0"/>
+        <w:jc w:val="left"/>
+      </w:pPr>
+      <w:r>
+        <w:rPr>
+          <w:i/>
+        </w:rPr>
+        <w:t>Zakotwiczeni w nadziei</w:t>
+      </w:r>
+      <w:r>
+        <w:t xml:space="preserve"> </w:t>
+      </w:r>
+    </w:p>
+    <w:p>
+      <w:pPr>
+        <w:ind w:left="-5" w:right="0"/>
+      </w:pPr>
+      <w:r>
+        <w:t xml:space="preserve">18. Nadzieja, wraz z wiarą i miłością, tworzy tryptyk „cnót teologalnych”, które wyrażają istotę życia chrześcijańskiego (por. </w:t>
+      </w:r>
+      <w:r>
+        <w:rPr>
+          <w:i/>
+        </w:rPr>
+        <w:t xml:space="preserve">1 Kor </w:t>
+      </w:r>
+      <w:r>
+        <w:t xml:space="preserve">13, 13; </w:t>
+      </w:r>
+      <w:r>
+        <w:rPr>
+          <w:i/>
+        </w:rPr>
+        <w:t>1 Tes</w:t>
+      </w:r>
+      <w:r>
+        <w:t xml:space="preserve"> 1, 3). W ich nierozerwalnym dynamizmie, nadzieja jest tą, która niejako nadaje orientację, wskazuje kierunek i cel chrześcijańskiej egzystencji. Dlatego Paweł Apostoł zachęca nas: „Weselcie się nadzieją. W ucisku bądźcie cierpliwi, w modlitwie – wytrwali!” (</w:t>
+      </w:r>
+      <w:r>
+        <w:rPr>
+          <w:i/>
+        </w:rPr>
+        <w:t>Rz</w:t>
+      </w:r>
+      <w:r>
+        <w:t xml:space="preserve"> 12, 12). Tak, musimy „być bogaci w nadzieję” (por. </w:t>
+      </w:r>
+      <w:r>
+        <w:rPr>
+          <w:i/>
+        </w:rPr>
+        <w:t>Rz</w:t>
+      </w:r>
+      <w:r>
+        <w:t xml:space="preserve"> 15, 13), aby w sposób wiarygodny i pociągający dawać świadectwo wiary i miłości, które nosimy w naszych sercach; aby wiara była radosna, miłość entuzjastyczna; aby każdy był w stanie podarować choćby tylko uśmiech, gest przyjaźni, braterskie spojrzenie, szczere wysłuchanie, bezinteresowną posługę, wiedząc, że w Duchu Jezusa może to stać się owocnym ziarnem nadziei dla tych, którzy je przyjmują. Ale jaki jest fundament naszej nadziei? Aby to zrozumieć, dobrze zastanowić się nad motywami naszej nadziei (por. </w:t>
+      </w:r>
+      <w:r>
+        <w:rPr>
+          <w:i/>
+        </w:rPr>
+        <w:t>1 P</w:t>
+      </w:r>
+      <w:r>
+        <w:t xml:space="preserve"> 3,15). 19. „Wierzę w </w:t>
+      </w:r>
+      <w:r>
+        <w:rPr>
+          <w:i/>
+        </w:rPr>
+        <w:t>żywot wieczny</w:t>
+      </w:r>
+      <w:r>
+        <w:t>”. W ten sposób wyznajemy naszą wiarę, a chrześcijańska nadzieja znajduje w tych słowach fundamentalną podstawę. Jest ona bowiem „cnotą teologalną, dzięki której pragniemy jako naszego szczęścia [...] życia wiecznego”. Powszechny Sobór Watykański II stwierdza: „Jeżeli brakuje Bożego fundamentu i nadziei życia wiecznego, godność człowieka, jak to się często dzisiaj stwierdza, doznaje bardzo poważnego uszczerbku, a tajemnice życia i śmierci, winy i cierpienia pozostają bez rozwiązania, tak że ludzie nierzadko popadają w zwątpienie”. My natomiast, na mocy nadziei, w której zostaliśmy zbawieni, patrząc na upływający czas, mamy pewność, że dzieje ludzkości i każdego z nas nie biegną w kierunku ślepego zaułku czy ciemnej otchłani, ale są ukierunkowane na spotkanie z Panem chwały. Żyjmy zatem w oczekiwaniu na Jego powrót i w nadziei życia wiecznego w Nim: to w tym duchu czynimy naszym poruszające wezwanie pierwszych chrześcijan, którym kończy się Pismo Święte: „Przyjdź, Panie Jezu!” (</w:t>
+      </w:r>
+      <w:r>
+        <w:rPr>
+          <w:i/>
+        </w:rPr>
+        <w:t>Ap</w:t>
+      </w:r>
+      <w:r>
+        <w:t xml:space="preserve"> 22, 20). </w:t>
+      </w:r>
+    </w:p>
+    <w:p>
+      <w:pPr>
+        <w:numPr>
+          <w:ilvl w:val="0"/>
+          <w:numId w:val="20"/>
+        </w:numPr>
+        <w:ind w:right="0"/>
+      </w:pPr>
+      <w:r>
+        <w:t xml:space="preserve">Jezus, który umarł i zmartwychwstał, jest centrum naszej wiary. Św. Paweł, wyrażając tę treść w kilku słowach, używając tylko czterech czasowników przekazuje nam „rdzeń” naszej nadziei: „Przekazałem wam na </w:t>
+      </w:r>
+      <w:r>
+        <w:lastRenderedPageBreak/>
+        <w:t>początku to, co przejąłem: że Chrystus umarł – zgodnie z Pismem – za nasze grzechy, że został pogrzebany, że zmartwychwstał trzeciego dnia, zgodnie z Pismem; i że ukazał się Kefasowi, a potem Dwunastu”</w:t>
+      </w:r>
+      <w:r>
+        <w:br w:type="page"/>
+      </w:r>
+    </w:p>
+    <w:p>
+      <w:pPr>
+        <w:ind w:right="0" w:firstLine="0"/>
+      </w:pPr>
+      <w:r>
+        <w:lastRenderedPageBreak/>
+        <w:t xml:space="preserve"> (</w:t>
+      </w:r>
+      <w:r>
+        <w:rPr>
+          <w:i/>
+        </w:rPr>
+        <w:t>1 Kor</w:t>
+      </w:r>
+      <w:r>
+        <w:t xml:space="preserve"> 15,  3-5). Chrystus </w:t>
+      </w:r>
+      <w:r>
+        <w:rPr>
+          <w:i/>
+        </w:rPr>
+        <w:t>umarł</w:t>
+      </w:r>
+      <w:r>
+        <w:t xml:space="preserve">, </w:t>
+      </w:r>
+      <w:r>
+        <w:rPr>
+          <w:i/>
+        </w:rPr>
+        <w:t>został pogrzebany</w:t>
+      </w:r>
+      <w:r>
+        <w:t xml:space="preserve">, </w:t>
+      </w:r>
+      <w:r>
+        <w:rPr>
+          <w:i/>
+        </w:rPr>
+        <w:t>zmartwychwstał,</w:t>
+      </w:r>
+      <w:r>
+        <w:t xml:space="preserve"> </w:t>
+      </w:r>
+      <w:r>
+        <w:rPr>
+          <w:i/>
+        </w:rPr>
+        <w:t>ukazał się</w:t>
+      </w:r>
+      <w:r>
+        <w:t xml:space="preserve">. Dla nas przeszedł przez dramat śmierci. Miłość Ojca wskrzesiła Go w mocy Ducha, czyniąc z Jego człowieczeństwa pierwociny wieczności dla naszego zbawienia. Chrześcijańska nadzieja polega właśnie na tym: w obliczu śmierci, gdzie wszystko wydaje się kończyć, otrzymujemy pewność, że dzięki Chrystusowi, dzięki Jego łasce przekazanej nam w chrzcie, „życie […] zmienia się, ale się nie kończy” na zawsze. W chrzcie bowiem, pogrzebani razem z Chrystusem, otrzymujemy  w Nim zmartwychwstałym dar nowego życia, które burzy mur śmierci, czyniąc z niej przejście do wieczności. I o ile w obliczu </w:t>
+      </w:r>
+      <w:r>
+        <w:rPr>
+          <w:i/>
+        </w:rPr>
+        <w:t>śmierci</w:t>
+      </w:r>
+      <w:r>
+        <w:t xml:space="preserve">, bolesnej rozłąki, która zmusza nas do opuszczenia najdroższych nam osób, nie jest dozwolona jakakolwiek retoryka, to Jubileusz da nam możliwość odkrycia na nowo, z ogromną wdzięcznością, daru tego nowego życia otrzymanego w chrzcie, które jest w stanie przekształcić ten dramat. Ważne, aby  w kontekście Jubileuszu zastanowić się, jak rozumiano tę tajemnicę od pierwszych wieków wiary. Na przykład, przez długi czas chrześcijanie budowali chrzcielnicę w kształcie ośmiokąta, i także dzisiaj możemy podziwiać wiele starożytnych baptysteriów, które zachowały ten kształt, jak w Rzymie u Świętego Jana na Lateranie. Wskazuje on, że w chrzcielnicy inaugurowany jest ósmy dzień, to znaczy dzień zmartwychwstania, dzień, który wykracza poza zwykły rytm, naznaczony upływem każdego tygodnia, otwierając w ten sposób cykl czasu na wymiar wieczności, na życie, które trwa wiecznie: jest to cel, do którego dążymy w naszej ziemskiej pielgrzymce (por. </w:t>
+      </w:r>
+      <w:r>
+        <w:rPr>
+          <w:i/>
+        </w:rPr>
+        <w:t xml:space="preserve">Rz </w:t>
+      </w:r>
+      <w:r>
+        <w:t xml:space="preserve">6, 22). […] </w:t>
+      </w:r>
+    </w:p>
+    <w:p>
+      <w:pPr>
+        <w:numPr>
+          <w:ilvl w:val="0"/>
+          <w:numId w:val="20"/>
+        </w:numPr>
+        <w:ind w:right="0"/>
+      </w:pPr>
+      <w:r>
+        <w:t xml:space="preserve">Co zatem stanie się z nami po śmierci? Za tym progiem jest życie wieczne z Jezusem, które polega na pełnej komunii z Bogiem, na kontemplacji i uczestnictwie w Jego nieskończonej miłości. To, czym teraz żyjemy  w nadziei, zobaczymy w rzeczywistości. Św. Augustyn pisał na ten temat: „Kiedy do Ciebie przywrę całą moją istotą, skończy się dla mnie wszelki ból i wszelki trud. Wtedy moje życie będzie naprawdę żywe, całe napełnione Tobą”. Co zatem będzie charakteryzować taką pełnię komunii? Bycie szczęśliwym. </w:t>
+      </w:r>
+      <w:r>
+        <w:rPr>
+          <w:i/>
+        </w:rPr>
+        <w:t>Szczęście</w:t>
+      </w:r>
+      <w:r>
+        <w:t xml:space="preserve"> jest powołaniem istoty ludzkiej, celem, który dotyczy każdego. </w:t>
+      </w:r>
+    </w:p>
+    <w:p>
+      <w:pPr>
+        <w:ind w:left="-5" w:right="0"/>
+      </w:pPr>
+      <w:r>
+        <w:t>Ale czym jest szczęście? Jakiego szczęścia oczekujemy i pragniemy? Nie przelotnej radości, ulotnej satysfakcji, która raz osiągnięta, domaga się coraz więcej, w spirali chciwości, w której ludzka dusza nigdy nie jest nasycona, lecz coraz bardziej pusta. Potrzebujemy szczęścia, które jest definitywnie spełnione w tym, co nas spełnia, to znaczy w miłości, abyśmy mogli powiedzieć, już teraz: Jestem kochany, a zatem istnieję; i będę istniał na zawsze w Miłości, która nie zawodzi i od której nic i nikt nigdy nie będzie w stanie mnie oddzielić. Przypomnijmy raz jeszcze słowa Apostoła: „Jestem pewien, że ani śmierć, ani życie, ani aniołowie, ani Zwierzchności, ani rzeczy teraźniejsze, ani przyszłe, ani Moce, ani co wysokie, ani co głębokie, ani jakiekolwiek inne stworzenie nie zdoła nas odłączyć od miłości Boga, która jest w Chrystusie Jezusie, Panu naszym” (</w:t>
+      </w:r>
+      <w:r>
+        <w:rPr>
+          <w:i/>
+        </w:rPr>
+        <w:t>Rz</w:t>
+      </w:r>
+      <w:r>
+        <w:t xml:space="preserve"> 8, 38-39). </w:t>
+      </w:r>
+    </w:p>
+    <w:p>
+      <w:pPr>
+        <w:numPr>
+          <w:ilvl w:val="0"/>
+          <w:numId w:val="20"/>
+        </w:numPr>
+        <w:spacing w:after="691"/>
+        <w:ind w:right="0"/>
+      </w:pPr>
+      <w:r>
+        <w:t xml:space="preserve">Inną rzeczywistością związaną z życiem wiecznym jest </w:t>
+      </w:r>
+      <w:r>
+        <w:rPr>
+          <w:i/>
+        </w:rPr>
+        <w:t>sąd Boży</w:t>
+      </w:r>
+      <w:r>
+        <w:t xml:space="preserve">, zarówno na końcu naszego życia, jak i na końcu czasów. Sztuka często próbowała to przedstawić – pomyślmy o arcydziele Michała Anioła w Kaplicy Sykstyńskiej – przyjmując teologiczną koncepcję czasu i przekazując widzowi poczucie lęku. Jeśli słuszne jest przygotowanie się z wielką świadomością i powagą na moment, który podsumowuje życie, to jednocześnie musimy zawsze czynić to w wymiarze nadziei, cnoty teologalnej, która podtrzymuje życie i pozwala nam nie popaść w lęk. Sąd Boga, który jest miłością (por. </w:t>
+      </w:r>
+      <w:r>
+        <w:rPr>
+          <w:i/>
+        </w:rPr>
+        <w:t>1 J</w:t>
+      </w:r>
+      <w:r>
+        <w:t xml:space="preserve"> 4, 8.16), nie może nie opierać się na miłości, zwłaszcza na tym, czy praktykowaliśmy ją wobec najbardziej potrzebujących, w których Chrystus, sam Sędzia, jest obecny (por. </w:t>
+      </w:r>
+      <w:r>
+        <w:rPr>
+          <w:i/>
+        </w:rPr>
+        <w:t>Mt</w:t>
+      </w:r>
+      <w:r>
+        <w:t xml:space="preserve"> 25, 31-46). Idzie zatem o osąd inny niż osąd ludzi i ziemskich sądów; należy go rozumieć jako relację prawdy  z Bogiem-miłością i z samym sobą w niezgłębionej tajemnicy Bożego miłosierdzia. Pismo Święte stwierdza w tym względzie: „Nauczyłeś lud swój [...], że sprawiedliwy powinien być dobrym dla ludzi. I wlałeś synom swym wielką nadzieję, że po występkach dajesz nawrócenie. [...] byśmy oczekiwali miłosierdzia, gdy na nas sąd przyjdzie” (</w:t>
+      </w:r>
+      <w:r>
+        <w:rPr>
+          <w:i/>
+        </w:rPr>
+        <w:t>Mdr</w:t>
+      </w:r>
+      <w:r>
+        <w:t xml:space="preserve"> 12, 19.22). Jak napisał Benedykt XVI, „W chwili Sądu Ostatecznego doświadczamy i przyjmujemy, że Jego miłość przewyższa całe zło świata i zło w nas. Ból miłości staje się naszym zbawieniem i naszą radością”. Sąd dotyczy więc zbawienia, w które ufamy i które Jezus dla nas wyjednał przez swoją śmierć i zmartwychwstanie. Jego celem jest zatem otwarcie nas na ostateczne spotkanie z Nim. A ponieważ w tym </w:t>
+      </w:r>
+      <w:r>
+        <w:lastRenderedPageBreak/>
+        <w:t xml:space="preserve">kontekście nie można myśleć, że wyrządzone zło pozostałoby ukryte, musi ono zostać </w:t>
+      </w:r>
+      <w:r>
+        <w:rPr>
+          <w:i/>
+        </w:rPr>
+        <w:t>oczyszczone</w:t>
+      </w:r>
+      <w:r>
+        <w:t xml:space="preserve">, aby umożliwić nam ostateczne przejście do Bożej miłości. […] </w:t>
+      </w:r>
+    </w:p>
+    <w:p>
+      <w:pPr>
+        <w:spacing w:after="338" w:line="265" w:lineRule="auto"/>
+        <w:ind w:right="4"/>
+        <w:jc w:val="center"/>
+      </w:pPr>
+      <w:r>
+        <w:rPr>
+          <w:rFonts w:ascii="Arial" w:eastAsia="Arial" w:hAnsi="Arial" w:cs="Arial"/>
+          <w:b/>
+          <w:sz w:val="28"/>
+        </w:rPr>
+        <w:t xml:space="preserve">BLOK III </w:t>
+      </w:r>
+    </w:p>
+    <w:p>
+      <w:pPr>
+        <w:spacing w:after="500" w:line="265" w:lineRule="auto"/>
+        <w:ind w:right="5"/>
+        <w:jc w:val="center"/>
+      </w:pPr>
+      <w:r>
+        <w:rPr>
+          <w:rFonts w:ascii="Arial" w:eastAsia="Arial" w:hAnsi="Arial" w:cs="Arial"/>
+          <w:b/>
+          <w:sz w:val="28"/>
+        </w:rPr>
+        <w:t xml:space="preserve">Pytania do modlitwy osobistej i dzielenia w małej grupie </w:t>
+      </w:r>
+    </w:p>
+    <w:p>
+      <w:pPr>
+        <w:numPr>
+          <w:ilvl w:val="1"/>
+          <w:numId w:val="20"/>
+        </w:numPr>
+        <w:ind w:right="0" w:hanging="360"/>
+      </w:pPr>
+      <w:r>
+        <w:t xml:space="preserve">Jakie odczucia rodzą się w twoim sercu, gdy myślisz o powrocie Pana, zmartwychwstaniu i sądzie ostatecznym? Czy te prawdy wiary są dla ciebie przedmiotem nadziei?  </w:t>
+      </w:r>
+    </w:p>
+    <w:p>
+      <w:pPr>
+        <w:numPr>
+          <w:ilvl w:val="1"/>
+          <w:numId w:val="20"/>
+        </w:numPr>
+        <w:ind w:right="0" w:hanging="360"/>
+      </w:pPr>
+      <w:r>
+        <w:t xml:space="preserve">Jak wygląda twoja gotowość na przyjście Pana? Co budzi twój niepokój? Co powinieneś/powinnaś zrobić, aby nie dać się zaskoczyć przez Paruzję? </w:t>
+      </w:r>
+    </w:p>
+    <w:p>
+      <w:pPr>
+        <w:numPr>
+          <w:ilvl w:val="1"/>
+          <w:numId w:val="20"/>
+        </w:numPr>
+        <w:ind w:right="0" w:hanging="360"/>
+      </w:pPr>
+      <w:r>
+        <w:t xml:space="preserve">Co robisz, aby przygotować się na Boży sąd? </w:t>
+      </w:r>
+    </w:p>
+    <w:p>
+      <w:pPr>
+        <w:numPr>
+          <w:ilvl w:val="1"/>
+          <w:numId w:val="20"/>
+        </w:numPr>
+        <w:ind w:right="0" w:hanging="360"/>
+      </w:pPr>
+      <w:r>
+        <w:t xml:space="preserve">Czy myśl o życiu wiecznym z Bogiem pomaga ci w życiu? </w:t>
+      </w:r>
+    </w:p>
+    <w:p>
+      <w:pPr>
+        <w:numPr>
+          <w:ilvl w:val="1"/>
+          <w:numId w:val="20"/>
+        </w:numPr>
+        <w:ind w:right="0" w:hanging="360"/>
+      </w:pPr>
+      <w:r>
+        <w:t xml:space="preserve">Czy odkryłeś coś nowego w nauczaniu ostatnich papieży o Paruzji, zmartwychwstaniu, sądzie i życiu wiecznym jako przedmiotach naszej nadziei? Wskaż, które treści są dla ciebie nowe i odkrywcze? Porozmawiaj na te tematy z Jezusem. Owocami rozważania i modlitwy podziel się w małej grupie. </w:t>
+      </w:r>
+    </w:p>
+    <w:p>
+      <w:pPr>
+        <w:sectPr>
+          <w:headerReference w:type="even" r:id="rId53"/>
+          <w:headerReference w:type="default" r:id="rId54"/>
+          <w:footerReference w:type="even" r:id="rId55"/>
+          <w:footerReference w:type="default" r:id="rId56"/>
+          <w:headerReference w:type="first" r:id="rId57"/>
+          <w:footerReference w:type="first" r:id="rId58"/>
+          <w:pgSz w:w="11906" w:h="16841"/>
+          <w:pgMar w:top="445" w:right="561" w:bottom="1169" w:left="566" w:header="708" w:footer="708" w:gutter="0"/>
+          <w:cols w:space="708"/>
+          <w:titlePg/>
+        </w:sectPr>
+      </w:pPr>
+    </w:p>
+    <w:p>
+      <w:pPr>
+        <w:pStyle w:val="Nagwek1"/>
+      </w:pPr>
+      <w:bookmarkStart w:id="7" w:name="_Toc214884297"/>
+      <w:r>
+        <w:lastRenderedPageBreak/>
+        <w:t xml:space="preserve">Część 6. </w:t>
+      </w:r>
+      <w:r>
+        <w:t xml:space="preserve"> </w:t>
+      </w:r>
+      <w:r>
+        <w:t>Ale nie tylko [tym], lecz chlubimy się także z ucisków, wiedząc, że ucisk wyrabia wytrwałość, a wytrwałość – wypróbowaną cnotę, wypróbowana zaś cnota – nadzieję (Rz 5,3-4)</w:t>
+      </w:r>
+      <w:bookmarkEnd w:id="7"/>
+    </w:p>
+    <w:p>
+      <w:pPr>
+        <w:spacing w:after="338" w:line="265" w:lineRule="auto"/>
+        <w:ind w:right="0"/>
+        <w:jc w:val="center"/>
+      </w:pPr>
+      <w:r>
+        <w:rPr>
+          <w:rFonts w:ascii="Arial" w:eastAsia="Arial" w:hAnsi="Arial" w:cs="Arial"/>
+          <w:b/>
+          <w:sz w:val="28"/>
+        </w:rPr>
+        <w:t xml:space="preserve">BLOK I </w:t>
+      </w:r>
+    </w:p>
+    <w:p>
+      <w:pPr>
+        <w:spacing w:after="254" w:line="265" w:lineRule="auto"/>
+        <w:ind w:right="1"/>
+        <w:jc w:val="center"/>
+      </w:pPr>
+      <w:r>
+        <w:rPr>
+          <w:rFonts w:ascii="Arial" w:eastAsia="Arial" w:hAnsi="Arial" w:cs="Arial"/>
+          <w:b/>
+          <w:sz w:val="28"/>
+        </w:rPr>
+        <w:t xml:space="preserve">Katecheza wprowadzająca </w:t>
       </w:r>
     </w:p>
     <w:p>
       <w:pPr>
         <w:spacing w:after="14" w:line="266" w:lineRule="auto"/>
-        <w:ind w:left="-15" w:right="2277" w:firstLine="2667"/>
+        <w:ind w:left="-5" w:right="2277"/>
         <w:jc w:val="left"/>
       </w:pPr>
-      <w:r>
-        <w:rPr>
-          <w:b/>
-        </w:rPr>
-        <w:t xml:space="preserve">Zmartwychwstanie umarłych jako przedmiot nadziei </w:t>
-      </w:r>
       <w:r>
         <w:rPr>
           <w:color w:val="EE0000"/>
@@ -7867,7 +9338,7 @@
         </w:rPr>
         <w:t xml:space="preserve">Kliknij </w:t>
       </w:r>
-      <w:hyperlink r:id="rId49">
+      <w:hyperlink r:id="rId59">
         <w:r>
           <w:rPr>
             <w:color w:val="467886"/>
@@ -7877,1693 +9348,7 @@
           <w:t>TUTAJ</w:t>
         </w:r>
       </w:hyperlink>
-      <w:hyperlink r:id="rId50">
-        <w:r>
-          <w:rPr>
-            <w:color w:val="EE0000"/>
-            <w:shd w:val="clear" w:color="auto" w:fill="FFFF00"/>
-          </w:rPr>
-          <w:t>,</w:t>
-        </w:r>
-      </w:hyperlink>
-      <w:r>
-        <w:rPr>
-          <w:color w:val="EE0000"/>
-          <w:shd w:val="clear" w:color="auto" w:fill="FFFF00"/>
-        </w:rPr>
-        <w:t xml:space="preserve"> aby obejrzeć video z tą częścią katechezy.</w:t>
-      </w:r>
-      <w:r>
-        <w:rPr>
-          <w:color w:val="EE0000"/>
-        </w:rPr>
-        <w:t xml:space="preserve"> </w:t>
-      </w:r>
-    </w:p>
-    <w:p>
-      <w:pPr>
-        <w:numPr>
-          <w:ilvl w:val="0"/>
-          <w:numId w:val="17"/>
-        </w:numPr>
-        <w:ind w:right="0" w:hanging="360"/>
-      </w:pPr>
-      <w:r>
-        <w:t xml:space="preserve">Autorzy Nowego Testamentu byli świadomi, że życie chrześcijan nie jest łatwe. Wierzący w Chrystusa doświadczali prześladowań, konfiskaty mienia, więzień, wykluczenia (np. Hbr 10,32-37). Z tego powodu swoich nadziei nie kierowali ku temu światu i obecnemu życiu, ale kierowali je ku przyszłości. W tym kontekście św. Paweł napisał do Koryntian: </w:t>
-      </w:r>
-      <w:r>
-        <w:rPr>
-          <w:i/>
-        </w:rPr>
-        <w:t>Jeżeli tylko w tym życiu w Chrystusie nadzieję pokładamy, jesteśmy bardziej od wszystkich ludzi godni politowania</w:t>
-      </w:r>
-      <w:r>
-        <w:t xml:space="preserve"> (1 Kor 15,19). Czyli: gdybyśmy liczyli na to, że wiara </w:t>
-      </w:r>
-      <w:r>
-        <w:lastRenderedPageBreak/>
-        <w:t xml:space="preserve">w Chrystusa zapewni nam obfite życie, bez cierpienia i prześladowań – to łatwo się przekonać, że tak nie jest; gdybyśmy </w:t>
-      </w:r>
-    </w:p>
-    <w:p>
-      <w:pPr>
-        <w:ind w:left="370" w:right="0"/>
-      </w:pPr>
-      <w:r>
-        <w:t xml:space="preserve">na to się nastawili, to byśmy się zawiedli i byli godni pożałowania; opinię Pawła potwierdza historia wielu męczenników (por. Ap 2,13). </w:t>
-      </w:r>
-    </w:p>
-    <w:p>
-      <w:pPr>
-        <w:numPr>
-          <w:ilvl w:val="0"/>
-          <w:numId w:val="17"/>
-        </w:numPr>
-        <w:spacing w:after="30" w:line="271" w:lineRule="auto"/>
-        <w:ind w:right="0" w:hanging="360"/>
-      </w:pPr>
-      <w:r>
-        <w:t xml:space="preserve">Naszą prawdziwą nadzieją jest więc powtórne przyjście Jezusa i zmartwychwstanie umarłych: </w:t>
-      </w:r>
-      <w:r>
-        <w:rPr>
-          <w:i/>
-        </w:rPr>
-        <w:t xml:space="preserve">Tymczasem jednak Chrystus zmartwychwstał jako pierwociny spośród tych, co pomarli. </w:t>
-      </w:r>
-      <w:r>
-        <w:t>[…]</w:t>
-      </w:r>
-      <w:r>
-        <w:rPr>
-          <w:i/>
-        </w:rPr>
-        <w:t xml:space="preserve"> I jak w Adamie wszyscy umierają, tak też w Chrystusie wszyscy będą ożywieni, lecz każdy według własnej kolejności: Chrystus jako pierwociny, potem ci, co należą do Chrystusa, w czasie Jego przyjścia </w:t>
-      </w:r>
-      <w:r>
-        <w:t xml:space="preserve">(1 Kor 15,20.22-23). </w:t>
-      </w:r>
-      <w:r>
-        <w:rPr>
-          <w:i/>
-        </w:rPr>
-        <w:t xml:space="preserve">Dążcie do tego, co w górze, nie do tego, co na ziemi. Umarliście bowiem i wasze życie jest ukryte z Chrystusem w Bogu. Gdy się ukaże Chrystus, nasze Życie, wtedy i wy razem z Nim ukażecie się w chwale </w:t>
-      </w:r>
-      <w:r>
-        <w:t>(Kol 3,2-4).</w:t>
-      </w:r>
-      <w:r>
-        <w:rPr>
-          <w:i/>
-        </w:rPr>
-        <w:t xml:space="preserve"> </w:t>
-      </w:r>
-    </w:p>
-    <w:p>
-      <w:pPr>
-        <w:numPr>
-          <w:ilvl w:val="0"/>
-          <w:numId w:val="17"/>
-        </w:numPr>
-        <w:ind w:right="0" w:hanging="360"/>
-      </w:pPr>
-      <w:r>
-        <w:t xml:space="preserve">W tej perspektywie – zmartwychwstania – swoje odpowiedzi znajdują pytania o cierpienie niewinnych i o istnienie niesprawiedliwości na świecie (2 P 3,13). W tej perspektywie nabiera sensu cierpienie dla innych, wyrzeczenie, służba, przebaczenie, dzielenie się, oddanie życia. Zmartwychwstanie umarłych będzie też momentem powszechnego uzdrowienia. </w:t>
-      </w:r>
-    </w:p>
-    <w:p>
-      <w:pPr>
-        <w:numPr>
-          <w:ilvl w:val="0"/>
-          <w:numId w:val="17"/>
-        </w:numPr>
-        <w:spacing w:after="31"/>
-        <w:ind w:right="0" w:hanging="360"/>
-      </w:pPr>
-      <w:r>
-        <w:t xml:space="preserve">Co więc powinniśmy robić jako chrześcijanie, aby z nadzieją oczekiwać naszego chwalebnego zmartwychwstania? Co robić, aby nasze zmartwychwstanie nie było zmartwychwstaniem ku potępieniu, ale ku życiu (por. J 5,28-29; Dn 12,2)? </w:t>
-      </w:r>
-    </w:p>
-    <w:p>
-      <w:pPr>
-        <w:numPr>
-          <w:ilvl w:val="2"/>
-          <w:numId w:val="18"/>
-        </w:numPr>
-        <w:spacing w:after="30" w:line="271" w:lineRule="auto"/>
-        <w:ind w:left="567" w:right="0" w:hanging="567"/>
-      </w:pPr>
-      <w:r>
-        <w:t xml:space="preserve">Należy wierzyć w Jezusa: </w:t>
-      </w:r>
-      <w:r>
-        <w:rPr>
-          <w:i/>
-        </w:rPr>
-        <w:t>«Ja jestem zmartwychwstaniem i życiem. Kto we Mnie wierzy, choćby i umarł, żyć będzie. Każdy, kto żyje i wierzy we Mnie, nie umrze na wieki. Wierzysz w to?»</w:t>
-      </w:r>
-      <w:r>
-        <w:t xml:space="preserve">  (J 11,25-26). </w:t>
-      </w:r>
-    </w:p>
-    <w:p>
-      <w:pPr>
-        <w:numPr>
-          <w:ilvl w:val="2"/>
-          <w:numId w:val="18"/>
-        </w:numPr>
-        <w:spacing w:after="30" w:line="271" w:lineRule="auto"/>
-        <w:ind w:left="567" w:right="0" w:hanging="567"/>
-      </w:pPr>
-      <w:r>
-        <w:t xml:space="preserve">Czynić dobre czyny płynące z wiary i spełniane z pomocą łaski (KKK 1821): </w:t>
-      </w:r>
-      <w:r>
-        <w:rPr>
-          <w:i/>
-        </w:rPr>
-        <w:t>Nie dziwcie się temu! Nadchodzi bowiem godzina, w której wszyscy, co są w grobach, usłyszą głos Jego: i ci, którzy pełnili dobre czyny, pójdą na zmartwychwstanie życia; ci, którzy pełnili złe czyny – na zmartwychwstanie potępienia</w:t>
-      </w:r>
-      <w:r>
-        <w:t xml:space="preserve"> (J 5,28-29). </w:t>
-      </w:r>
-    </w:p>
-    <w:p>
-      <w:pPr>
-        <w:numPr>
-          <w:ilvl w:val="2"/>
-          <w:numId w:val="18"/>
-        </w:numPr>
-        <w:spacing w:after="30" w:line="271" w:lineRule="auto"/>
-        <w:ind w:left="567" w:right="0" w:hanging="567"/>
-      </w:pPr>
-      <w:r>
-        <w:t xml:space="preserve">Przyjąć chrzest, który daje nam Ducha – zadatek naszego zmartwychwstania: </w:t>
-      </w:r>
-      <w:r>
-        <w:rPr>
-          <w:i/>
-        </w:rPr>
-        <w:t xml:space="preserve">Zatem przez </w:t>
-      </w:r>
-      <w:r>
-        <w:rPr>
-          <w:b/>
-          <w:i/>
-        </w:rPr>
-        <w:t>chrzest</w:t>
-      </w:r>
-      <w:r>
-        <w:rPr>
-          <w:i/>
-        </w:rPr>
-        <w:t xml:space="preserve"> zanurzający nas w śmierć zostaliśmy razem z Nim pogrzebani po to, abyśmy i my postępowali w nowym życiu – jak Chrystus powstał z martwych dzięki chwale Ojca </w:t>
-      </w:r>
-      <w:r>
-        <w:t xml:space="preserve">(Rz 6,4). </w:t>
-      </w:r>
-      <w:r>
-        <w:rPr>
-          <w:i/>
-        </w:rPr>
-        <w:t xml:space="preserve">A jeżeli mieszka w was Duch Tego, który Jezusa wskrzesił z martwych, to Ten, co wskrzesił Chrystusa </w:t>
-      </w:r>
-      <w:r>
-        <w:t>&lt;</w:t>
-      </w:r>
-      <w:r>
-        <w:rPr>
-          <w:i/>
-        </w:rPr>
-        <w:t>Jezusa</w:t>
-      </w:r>
-      <w:r>
-        <w:t xml:space="preserve">&gt; </w:t>
-      </w:r>
-      <w:r>
-        <w:rPr>
-          <w:i/>
-        </w:rPr>
-        <w:t>z martwych, przywróci do życia wasze śmiertelne ciała mocą mieszkającego w was swego Ducha</w:t>
-      </w:r>
-      <w:r>
-        <w:t xml:space="preserve"> (Rz 8,11). </w:t>
-      </w:r>
-      <w:r>
-        <w:rPr>
-          <w:i/>
-        </w:rPr>
-        <w:t>Bóg zaś i Pana wskrzesił, i nas również swą mocą wskrzesi z martwych</w:t>
-      </w:r>
-      <w:r>
-        <w:t xml:space="preserve"> (1 Kor 6,14).</w:t>
-      </w:r>
-      <w:r>
-        <w:rPr>
-          <w:i/>
-        </w:rPr>
-        <w:t xml:space="preserve"> </w:t>
-      </w:r>
-    </w:p>
-    <w:p>
-      <w:pPr>
-        <w:numPr>
-          <w:ilvl w:val="2"/>
-          <w:numId w:val="18"/>
-        </w:numPr>
-        <w:spacing w:after="30" w:line="271" w:lineRule="auto"/>
-        <w:ind w:left="567" w:right="0" w:hanging="567"/>
-      </w:pPr>
-      <w:r>
-        <w:t xml:space="preserve">Przyjmować Eucharystię: </w:t>
-      </w:r>
-      <w:r>
-        <w:rPr>
-          <w:i/>
-        </w:rPr>
-        <w:t xml:space="preserve">Kto spożywa moje Ciało i pije moją Krew, ma życie wieczne, a Ja go wskrzeszę w dniu ostatecznym </w:t>
-      </w:r>
-      <w:r>
-        <w:t>(J 6,54).</w:t>
-      </w:r>
-      <w:r>
-        <w:rPr>
-          <w:i/>
-        </w:rPr>
-        <w:t xml:space="preserve"> </w:t>
-      </w:r>
-    </w:p>
-    <w:p>
-      <w:pPr>
-        <w:numPr>
-          <w:ilvl w:val="0"/>
-          <w:numId w:val="17"/>
-        </w:numPr>
-        <w:spacing w:after="10" w:line="267" w:lineRule="auto"/>
-        <w:ind w:right="0" w:hanging="360"/>
-      </w:pPr>
-      <w:r>
-        <w:rPr>
-          <w:b/>
-        </w:rPr>
-        <w:t xml:space="preserve">Podsumowanie: Nasza nadzieja chwały Bożej to m.in. oczekiwanie na zmartwychwstanie. Możemy z nadzieją oczekiwać na chwałę zmartwychwstania, jeśli wierzymy w Chrystusa, czynimy dobre czyny płynące z wiary i przyjmujemy sakramenty. Jeśli tak czynimy, to możemy mieć pewność, że nasza nadzieja na zmartwychwstanie ku życiu nie zawiedzie nas. Możemy się więc nią chlubić.  </w:t>
-      </w:r>
-    </w:p>
-    <w:p>
-      <w:pPr>
-        <w:spacing w:after="19" w:line="259" w:lineRule="auto"/>
-        <w:ind w:left="0" w:right="0" w:firstLine="0"/>
-        <w:jc w:val="left"/>
-      </w:pPr>
-      <w:r>
-        <w:rPr>
-          <w:b/>
-        </w:rPr>
-        <w:t xml:space="preserve"> </w:t>
-      </w:r>
-    </w:p>
-    <w:p>
-      <w:pPr>
-        <w:spacing w:after="10" w:line="266" w:lineRule="auto"/>
-        <w:ind w:left="3309" w:right="3302"/>
-        <w:jc w:val="center"/>
-      </w:pPr>
-      <w:r>
-        <w:rPr>
-          <w:b/>
-        </w:rPr>
-        <w:t xml:space="preserve">IV </w:t>
-      </w:r>
-    </w:p>
-    <w:p>
-      <w:pPr>
-        <w:spacing w:after="14" w:line="266" w:lineRule="auto"/>
-        <w:ind w:left="-15" w:right="3247" w:firstLine="3983"/>
-        <w:jc w:val="left"/>
-      </w:pPr>
-      <w:r>
-        <w:rPr>
-          <w:b/>
-        </w:rPr>
-        <w:t xml:space="preserve">Sąd jako przedmiot nadziei </w:t>
-      </w:r>
-      <w:r>
-        <w:rPr>
-          <w:color w:val="EE0000"/>
-          <w:shd w:val="clear" w:color="auto" w:fill="FFFF00"/>
-        </w:rPr>
-        <w:t xml:space="preserve">Kliknij </w:t>
-      </w:r>
-      <w:hyperlink r:id="rId51">
-        <w:r>
-          <w:rPr>
-            <w:color w:val="467886"/>
-            <w:u w:val="single" w:color="467886"/>
-            <w:shd w:val="clear" w:color="auto" w:fill="FFFF00"/>
-          </w:rPr>
-          <w:t>TUTAJ</w:t>
-        </w:r>
-      </w:hyperlink>
-      <w:hyperlink r:id="rId52">
-        <w:r>
-          <w:rPr>
-            <w:color w:val="EE0000"/>
-            <w:shd w:val="clear" w:color="auto" w:fill="FFFF00"/>
-          </w:rPr>
-          <w:t>,</w:t>
-        </w:r>
-      </w:hyperlink>
-      <w:r>
-        <w:rPr>
-          <w:color w:val="EE0000"/>
-          <w:shd w:val="clear" w:color="auto" w:fill="FFFF00"/>
-        </w:rPr>
-        <w:t xml:space="preserve"> aby obejrzeć video z tą częścią katechezy.</w:t>
-      </w:r>
-      <w:r>
-        <w:rPr>
-          <w:color w:val="EE0000"/>
-        </w:rPr>
-        <w:t xml:space="preserve"> </w:t>
-      </w:r>
-    </w:p>
-    <w:p>
-      <w:pPr>
-        <w:numPr>
-          <w:ilvl w:val="1"/>
-          <w:numId w:val="17"/>
-        </w:numPr>
-        <w:spacing w:after="33"/>
-        <w:ind w:right="0" w:hanging="360"/>
-      </w:pPr>
-      <w:r>
-        <w:t xml:space="preserve">Najnowsze nauczanie papieży ukazuje sąd Boży jako przedmiot chrześcijańskiej nadziei: </w:t>
-      </w:r>
-    </w:p>
-    <w:p>
-      <w:pPr>
-        <w:numPr>
-          <w:ilvl w:val="2"/>
-          <w:numId w:val="17"/>
-        </w:numPr>
-        <w:spacing w:after="30" w:line="271" w:lineRule="auto"/>
-        <w:ind w:right="0" w:hanging="360"/>
-      </w:pPr>
-      <w:r>
-        <w:t xml:space="preserve">Benedykt XVI naucza: </w:t>
-      </w:r>
-      <w:r>
-        <w:rPr>
-          <w:i/>
-        </w:rPr>
-        <w:t xml:space="preserve">Perspektywa Sądu Ostatecznego od najwcześniejszych czasów oddziaływała na codzienne życie chrześcijan, stanowiąc jakby kryterium, według którego kształtowali życie doczesne, jako wyzwanie dla sumień i równocześnie jako </w:t>
-      </w:r>
-      <w:r>
-        <w:rPr>
-          <w:b/>
-          <w:i/>
-        </w:rPr>
-        <w:t>nadzieja</w:t>
-      </w:r>
-      <w:r>
-        <w:rPr>
-          <w:i/>
-        </w:rPr>
-        <w:t xml:space="preserve"> pokładana w sprawiedliwości Boga </w:t>
-      </w:r>
-      <w:r>
-        <w:t>(SS 41)</w:t>
-      </w:r>
-      <w:r>
-        <w:rPr>
-          <w:i/>
-        </w:rPr>
-        <w:t>.</w:t>
-      </w:r>
-      <w:r>
-        <w:t xml:space="preserve"> […] </w:t>
-      </w:r>
-      <w:r>
-        <w:rPr>
-          <w:i/>
-        </w:rPr>
-        <w:t xml:space="preserve">wiara w Sąd Ostateczny jest przede wszystkim i nade </w:t>
-      </w:r>
-      <w:r>
-        <w:rPr>
-          <w:i/>
-        </w:rPr>
-        <w:lastRenderedPageBreak/>
-        <w:t xml:space="preserve">wszystko </w:t>
-      </w:r>
-      <w:r>
-        <w:rPr>
-          <w:b/>
-          <w:i/>
-        </w:rPr>
-        <w:t>nadzieją – tą nadzieją</w:t>
-      </w:r>
-      <w:r>
-        <w:rPr>
-          <w:i/>
-        </w:rPr>
-        <w:t>, której potrzeba stała się oczywista zwłaszcza w burzliwych wydarzeniach ostatnich wieków</w:t>
-      </w:r>
-      <w:r>
-        <w:t xml:space="preserve"> (SS 43).</w:t>
-      </w:r>
-      <w:r>
-        <w:rPr>
-          <w:i/>
-        </w:rPr>
-        <w:t xml:space="preserve"> </w:t>
-      </w:r>
-    </w:p>
-    <w:p>
-      <w:pPr>
-        <w:numPr>
-          <w:ilvl w:val="2"/>
-          <w:numId w:val="17"/>
-        </w:numPr>
-        <w:spacing w:after="30" w:line="271" w:lineRule="auto"/>
-        <w:ind w:right="0" w:hanging="360"/>
-      </w:pPr>
-      <w:r>
-        <w:t>Franciszek naucza</w:t>
-      </w:r>
-      <w:r>
-        <w:rPr>
-          <w:i/>
-        </w:rPr>
-        <w:t xml:space="preserve">: Jeśli słuszne jest przygotowanie się z wielką świadomością i powagą na moment, który podsumowuje życie, to jednocześnie musimy zawsze czynić to w wymiarze </w:t>
-      </w:r>
-      <w:r>
-        <w:rPr>
-          <w:b/>
-          <w:i/>
-        </w:rPr>
-        <w:t>nadziei</w:t>
-      </w:r>
-      <w:r>
-        <w:rPr>
-          <w:i/>
-        </w:rPr>
-        <w:t xml:space="preserve">, </w:t>
-      </w:r>
-      <w:r>
-        <w:t>[…]</w:t>
-      </w:r>
-      <w:r>
-        <w:rPr>
-          <w:i/>
-        </w:rPr>
-        <w:t xml:space="preserve"> która podtrzymuje życie i pozwala nam nie popaść w lęk</w:t>
-      </w:r>
-      <w:r>
-        <w:t xml:space="preserve"> (SnC 22).</w:t>
-      </w:r>
-      <w:r>
-        <w:rPr>
-          <w:i/>
-        </w:rPr>
-        <w:t xml:space="preserve"> </w:t>
-      </w:r>
-    </w:p>
-    <w:p>
-      <w:pPr>
-        <w:numPr>
-          <w:ilvl w:val="1"/>
-          <w:numId w:val="17"/>
-        </w:numPr>
-        <w:spacing w:after="33"/>
-        <w:ind w:right="0" w:hanging="360"/>
-      </w:pPr>
-      <w:r>
-        <w:t xml:space="preserve">Nauczanie o sądzie jako przedmiocie naszej nadziei znajduje swoje źródło również w biblijnym przesłaniu, które ukazuje sąd jako akt Bożego miłosierdzia:  </w:t>
-      </w:r>
-    </w:p>
-    <w:p>
-      <w:pPr>
-        <w:numPr>
-          <w:ilvl w:val="2"/>
-          <w:numId w:val="17"/>
-        </w:numPr>
-        <w:spacing w:after="30" w:line="271" w:lineRule="auto"/>
-        <w:ind w:right="0" w:hanging="360"/>
-      </w:pPr>
-      <w:r>
-        <w:rPr>
-          <w:i/>
-        </w:rPr>
-        <w:t>…byśmy pamiętali o dobroci Twojej, gdy sądzimy, i oczekiwali miłosierdzia, gdy na nas sąd przyjdzie</w:t>
-      </w:r>
-      <w:r>
-        <w:t xml:space="preserve"> (Mdr 12,19-22);</w:t>
-      </w:r>
-      <w:r>
-        <w:rPr>
-          <w:i/>
-        </w:rPr>
-        <w:t xml:space="preserve"> miłosierdzie odnosi triumf nad sądem</w:t>
-      </w:r>
-      <w:r>
-        <w:t xml:space="preserve"> (Jk 2,13). </w:t>
-      </w:r>
-    </w:p>
-    <w:p>
-      <w:pPr>
-        <w:numPr>
-          <w:ilvl w:val="1"/>
-          <w:numId w:val="17"/>
-        </w:numPr>
-        <w:spacing w:after="36"/>
-        <w:ind w:right="0" w:hanging="360"/>
-      </w:pPr>
-      <w:r>
-        <w:t xml:space="preserve">W tym duchu nauczają również papieże Benedykt XVI i Franciszek: </w:t>
-      </w:r>
-    </w:p>
-    <w:p>
-      <w:pPr>
-        <w:numPr>
-          <w:ilvl w:val="2"/>
-          <w:numId w:val="17"/>
-        </w:numPr>
-        <w:spacing w:after="30" w:line="271" w:lineRule="auto"/>
-        <w:ind w:right="0" w:hanging="360"/>
-      </w:pPr>
-      <w:r>
-        <w:t xml:space="preserve">Benedykt XVI: </w:t>
-      </w:r>
-      <w:r>
-        <w:rPr>
-          <w:i/>
-        </w:rPr>
-        <w:t>W chwili Sądu Ostatecznego doświadczamy i przyjmujemy, że Jego miłość przewyższa całe zło świata i zło w nas. Ból miłości staje się naszym zbawieniem i naszą radością</w:t>
-      </w:r>
-      <w:r>
-        <w:t xml:space="preserve"> (SS 30). </w:t>
-      </w:r>
-    </w:p>
-    <w:p>
-      <w:pPr>
-        <w:numPr>
-          <w:ilvl w:val="2"/>
-          <w:numId w:val="17"/>
-        </w:numPr>
-        <w:spacing w:after="30" w:line="271" w:lineRule="auto"/>
-        <w:ind w:right="0" w:hanging="360"/>
-      </w:pPr>
-      <w:r>
-        <w:t xml:space="preserve">Franciszek: </w:t>
-      </w:r>
-      <w:r>
-        <w:rPr>
-          <w:i/>
-        </w:rPr>
-        <w:t>Sąd Boga, który jest miłością, nie może nie opierać się na miłości, zwłaszcza na tym, czy praktykowaliśmy ją wobec najbardziej potrzebujących, w których Chrystus, sam Sędzia, jest obecny</w:t>
-      </w:r>
-      <w:r>
-        <w:t xml:space="preserve"> (SnC 22). </w:t>
-      </w:r>
-    </w:p>
-    <w:p>
-      <w:pPr>
-        <w:numPr>
-          <w:ilvl w:val="1"/>
-          <w:numId w:val="17"/>
-        </w:numPr>
-        <w:ind w:right="0" w:hanging="360"/>
-      </w:pPr>
-      <w:r>
-        <w:t xml:space="preserve">Według papieskiego nauczania, miłosierdzie Boga działające w momencie sądu polega na ostatecznym rozdzieleniu w nas zła od dobra. Sąd to oczyszczający akt miłosierdzia, konieczny przed ostatecznym spotkaniem z Bogiem. Jest to więc akt zbawczy (por. SnC 22). </w:t>
-      </w:r>
-    </w:p>
-    <w:p>
-      <w:pPr>
-        <w:numPr>
-          <w:ilvl w:val="1"/>
-          <w:numId w:val="17"/>
-        </w:numPr>
-        <w:spacing w:after="31"/>
-        <w:ind w:right="0" w:hanging="360"/>
-      </w:pPr>
-      <w:r>
-        <w:t xml:space="preserve">Słowo Boże w wielu miejscach naucza nas, jak przygotowywać się już teraz na moment sądu, aby był on dla nas aktem miłosierdzia: </w:t>
-      </w:r>
-    </w:p>
-    <w:p>
-      <w:pPr>
-        <w:numPr>
-          <w:ilvl w:val="2"/>
-          <w:numId w:val="17"/>
-        </w:numPr>
-        <w:spacing w:after="30" w:line="271" w:lineRule="auto"/>
-        <w:ind w:left="567" w:right="0" w:hanging="360"/>
-      </w:pPr>
-      <w:r>
-        <w:t xml:space="preserve">Jeśli mamy nadzieję na miłosierdzie, to sami powinniśmy je czynić: </w:t>
-      </w:r>
-      <w:r>
-        <w:rPr>
-          <w:i/>
-        </w:rPr>
-        <w:t>Będzie to bowiem sąd nieubłagany dla tego, który nie czynił miłosierdzia; miłosierdzie odnosi triumf nad sądem</w:t>
-      </w:r>
-      <w:r>
-        <w:t xml:space="preserve"> (Jk 2,13). </w:t>
-      </w:r>
-    </w:p>
-    <w:p>
-      <w:pPr>
-        <w:numPr>
-          <w:ilvl w:val="2"/>
-          <w:numId w:val="17"/>
-        </w:numPr>
-        <w:spacing w:after="30" w:line="271" w:lineRule="auto"/>
-        <w:ind w:left="567" w:right="0" w:hanging="360"/>
-      </w:pPr>
-      <w:r>
-        <w:t xml:space="preserve">Jeśli oczekujemy przebaczenia, sami powinniśmy już teraz przebaczać: </w:t>
-      </w:r>
-      <w:r>
-        <w:rPr>
-          <w:i/>
-        </w:rPr>
-        <w:t>Wtedy pan jego, wezwawszy go, rzekł mu: „Sługo niegodziwy! Darowałem ci cały ten dług, ponieważ mnie prosiłeś. Czyż więc i ty nie powinieneś był ulitować się nad swoim współsługą, jak ja ulitowałem się nad tobą?” I uniósłszy się gniewem, pan jego kazał wydać go katom, dopóki mu nie odda całego długu. Podobnie uczyni wam Ojciec mój niebieski, jeżeli każdy z was nie przebaczy z serca swemu bratu</w:t>
-      </w:r>
-      <w:r>
-        <w:t xml:space="preserve"> (Mt 18,32-35). </w:t>
-      </w:r>
-    </w:p>
-    <w:p>
-      <w:pPr>
-        <w:numPr>
-          <w:ilvl w:val="2"/>
-          <w:numId w:val="17"/>
-        </w:numPr>
-        <w:spacing w:after="30" w:line="271" w:lineRule="auto"/>
-        <w:ind w:left="567" w:right="0" w:hanging="360"/>
-      </w:pPr>
-      <w:r>
-        <w:t xml:space="preserve">Jeśli chcemy uniknąć sądu, to sami powinniśmy powstrzymywać się od osądzania innych: </w:t>
-      </w:r>
-      <w:r>
-        <w:rPr>
-          <w:i/>
-        </w:rPr>
-        <w:t>Nie sądźcie, abyście nie byli sądzeni. Bo takim sądem, jakim sądzicie, i was osądzą; i taką miarą, jaką wy mierzycie, wam odmierzą</w:t>
-      </w:r>
-      <w:r>
-        <w:t xml:space="preserve"> (Mt 7:1-2).</w:t>
-      </w:r>
-      <w:r>
-        <w:rPr>
-          <w:i/>
-        </w:rPr>
-        <w:t xml:space="preserve"> Przeto nie sądźcie przedwcześnie, dopóki nie przyjdzie Pan, który rozjaśni to, co w ciemnościach ukryte, i ujawni zamiary serc. Wtedy każdy otrzyma od Boga pochwałę </w:t>
-      </w:r>
-      <w:r>
-        <w:t>(1 Kor 4,5).</w:t>
-      </w:r>
-      <w:r>
-        <w:rPr>
-          <w:i/>
-        </w:rPr>
-        <w:t xml:space="preserve"> </w:t>
-      </w:r>
-    </w:p>
-    <w:p>
-      <w:pPr>
-        <w:numPr>
-          <w:ilvl w:val="2"/>
-          <w:numId w:val="17"/>
-        </w:numPr>
-        <w:spacing w:after="30" w:line="271" w:lineRule="auto"/>
-        <w:ind w:left="567" w:right="0" w:hanging="360"/>
-      </w:pPr>
-      <w:r>
-        <w:t xml:space="preserve">Samemu już teraz wyznawać własne grzechy i czynić pokutę: </w:t>
-      </w:r>
-      <w:r>
-        <w:rPr>
-          <w:i/>
-        </w:rPr>
-        <w:t>Grzech mój wyznałem Tobie i nie ukryłem mej winy. Rzekłem: «Wyznaję nieprawość moją wobec Pana», a Tyś darował winę mego grzechu</w:t>
-      </w:r>
-      <w:r>
-        <w:t xml:space="preserve"> (Ps 32,5). </w:t>
-      </w:r>
-    </w:p>
-    <w:p>
-      <w:pPr>
-        <w:numPr>
-          <w:ilvl w:val="0"/>
-          <w:numId w:val="17"/>
-        </w:numPr>
-        <w:spacing w:after="10" w:line="267" w:lineRule="auto"/>
-        <w:ind w:right="0" w:hanging="360"/>
-      </w:pPr>
-      <w:r>
-        <w:rPr>
-          <w:b/>
-        </w:rPr>
-        <w:t xml:space="preserve">Podsumowanie: Kierując się ufnością w Boże miłosierdzie, wyznając nasze grzechy, pokutując, czyniąc miłosierdzie, unikając osądzania innych i przebaczając – możemy z nadzieją oczekiwać na Boży sąd, jako na akt zbawczy, w którym Bóg oddzieli w nas dobro od zła. </w:t>
-      </w:r>
-    </w:p>
-    <w:p>
-      <w:pPr>
-        <w:spacing w:after="16" w:line="259" w:lineRule="auto"/>
-        <w:ind w:left="0" w:right="0" w:firstLine="0"/>
-        <w:jc w:val="left"/>
-      </w:pPr>
-      <w:r>
-        <w:t xml:space="preserve"> </w:t>
-      </w:r>
-    </w:p>
-    <w:p>
-      <w:pPr>
-        <w:spacing w:after="10" w:line="266" w:lineRule="auto"/>
-        <w:ind w:left="3309" w:right="3304"/>
-        <w:jc w:val="center"/>
-      </w:pPr>
-      <w:r>
-        <w:rPr>
-          <w:b/>
-        </w:rPr>
-        <w:t xml:space="preserve">V </w:t>
-      </w:r>
-    </w:p>
-    <w:p>
-      <w:pPr>
-        <w:spacing w:after="26" w:line="259" w:lineRule="auto"/>
-        <w:ind w:right="10"/>
-        <w:jc w:val="center"/>
-      </w:pPr>
-      <w:r>
-        <w:rPr>
-          <w:b/>
-        </w:rPr>
-        <w:t xml:space="preserve">Życie wieczne z Bogiem w niebie jako przedmiot nadziei </w:t>
-      </w:r>
-    </w:p>
-    <w:p>
-      <w:pPr>
-        <w:numPr>
-          <w:ilvl w:val="1"/>
-          <w:numId w:val="17"/>
-        </w:numPr>
-        <w:ind w:right="0" w:hanging="360"/>
-      </w:pPr>
-      <w:r>
-        <w:t xml:space="preserve">Zgodnie z nauczaniem Biblii, sąd ostateczny kończy się dwojakim wyrokiem: potępienia lub wiecznego zbawienia (por. Mt 25,31-46). Ci, którzy poszli drogą wiary i płynących z niej czynów, mogą z nadzieją oczekiwać wiecznego życia z Bogiem w rzeczywistości określanej jako niebo lub królestwo Boże: </w:t>
-      </w:r>
-      <w:r>
-        <w:rPr>
-          <w:i/>
-        </w:rPr>
-        <w:lastRenderedPageBreak/>
-        <w:t>Pójdźcie, błogosławieni u Ojca mojego, weźcie w posiadanie królestwo, przygotowane wam od założenia świata!</w:t>
-      </w:r>
-      <w:r>
-        <w:t xml:space="preserve"> (Mt 25,34). </w:t>
-      </w:r>
-      <w:r>
-        <w:rPr>
-          <w:i/>
-        </w:rPr>
-        <w:t>I pójdą ci na wieczną karę,</w:t>
-      </w:r>
-      <w:r>
-        <w:t xml:space="preserve"> </w:t>
-      </w:r>
-      <w:r>
-        <w:rPr>
-          <w:i/>
-        </w:rPr>
-        <w:t>sprawiedliwi zaś do życia wiecznego</w:t>
-      </w:r>
-      <w:r>
-        <w:t xml:space="preserve"> (Mt 25,46). </w:t>
-      </w:r>
-    </w:p>
-    <w:p>
-      <w:pPr>
-        <w:numPr>
-          <w:ilvl w:val="1"/>
-          <w:numId w:val="17"/>
-        </w:numPr>
-        <w:spacing w:after="3" w:line="271" w:lineRule="auto"/>
-        <w:ind w:right="0" w:hanging="360"/>
-      </w:pPr>
-      <w:r>
-        <w:t xml:space="preserve">Ta rzeczywistość będzie naszym ostatecznym i wiecznym udziałem w Bożej chwale, której nadzieją się chlubimy: </w:t>
-      </w:r>
-      <w:r>
-        <w:rPr>
-          <w:i/>
-        </w:rPr>
-        <w:t xml:space="preserve">Lecz głosimy tajemnicę mądrości Bożej, mądrość ukrytą, tę, którą Bóg przed wiekami przeznaczył ku chwale naszej, tę, której nie pojął żaden z władców tego świata; </w:t>
-      </w:r>
-      <w:r>
-        <w:t xml:space="preserve">[…] </w:t>
-      </w:r>
-      <w:r>
-        <w:rPr>
-          <w:i/>
-        </w:rPr>
-        <w:t xml:space="preserve">lecz właśnie </w:t>
-      </w:r>
-      <w:r>
-        <w:t>[</w:t>
-      </w:r>
-      <w:r>
-        <w:rPr>
-          <w:i/>
-        </w:rPr>
-        <w:t>nauczamy</w:t>
-      </w:r>
-      <w:r>
-        <w:t>]</w:t>
-      </w:r>
-      <w:r>
-        <w:rPr>
-          <w:i/>
-        </w:rPr>
-        <w:t>, jak zostało napisane: „Ani oko nie widziało, ani ucho nie słyszało, ani serce człowieka nie zdołało pojąć, jak wielkie rzeczy przygotował Bóg tym, którzy Go miłują”</w:t>
-      </w:r>
-      <w:r>
-        <w:t xml:space="preserve"> (1 Kor 2,7-9). </w:t>
-      </w:r>
-    </w:p>
-    <w:p>
-      <w:pPr>
-        <w:spacing w:after="19" w:line="259" w:lineRule="auto"/>
-        <w:ind w:left="0" w:right="0" w:firstLine="0"/>
-        <w:jc w:val="left"/>
-      </w:pPr>
-      <w:r>
-        <w:t xml:space="preserve"> </w:t>
-      </w:r>
-    </w:p>
-    <w:p>
-      <w:pPr>
-        <w:spacing w:after="688"/>
-        <w:ind w:left="-5" w:right="0"/>
-      </w:pPr>
-      <w:r>
-        <w:t xml:space="preserve">Uwaga! Ze względu na możliwość podzielenia katechezy na części, a co za tym idzie rozważania jej przez kilka tygodni, podajemy większą ilość materiałów do osobistego studium i modlitwy. </w:t>
-      </w:r>
-    </w:p>
-    <w:p>
-      <w:pPr>
-        <w:spacing w:after="338" w:line="265" w:lineRule="auto"/>
-        <w:ind w:right="2"/>
-        <w:jc w:val="center"/>
-      </w:pPr>
-      <w:r>
-        <w:rPr>
-          <w:rFonts w:ascii="Arial" w:eastAsia="Arial" w:hAnsi="Arial" w:cs="Arial"/>
-          <w:b/>
-          <w:sz w:val="28"/>
-        </w:rPr>
-        <w:t xml:space="preserve">BLOK II </w:t>
-      </w:r>
-    </w:p>
-    <w:p>
-      <w:pPr>
-        <w:spacing w:after="497" w:line="265" w:lineRule="auto"/>
-        <w:ind w:right="4"/>
-        <w:jc w:val="center"/>
-      </w:pPr>
-      <w:r>
-        <w:rPr>
-          <w:rFonts w:ascii="Arial" w:eastAsia="Arial" w:hAnsi="Arial" w:cs="Arial"/>
-          <w:b/>
-          <w:sz w:val="28"/>
-        </w:rPr>
-        <w:t xml:space="preserve">Teksty do osobistego studium i medytacji </w:t>
-      </w:r>
-    </w:p>
-    <w:p>
-      <w:pPr>
-        <w:ind w:left="-5" w:right="3474"/>
-      </w:pPr>
-      <w:r>
-        <w:rPr>
-          <w:b/>
-        </w:rPr>
-        <w:t xml:space="preserve">Biblia: Rz 5,1-11 </w:t>
-      </w:r>
-      <w:r>
-        <w:t xml:space="preserve">oraz (na ewentualne tygodnie – w przypadku podziału katechezy na części): </w:t>
-      </w:r>
-    </w:p>
-    <w:p>
-      <w:pPr>
-        <w:numPr>
-          <w:ilvl w:val="0"/>
-          <w:numId w:val="19"/>
-        </w:numPr>
-        <w:spacing w:after="9" w:line="266" w:lineRule="auto"/>
-        <w:ind w:right="2423" w:hanging="139"/>
-        <w:jc w:val="left"/>
-      </w:pPr>
-      <w:r>
-        <w:rPr>
-          <w:b/>
-        </w:rPr>
-        <w:t xml:space="preserve">Paruzja: 1 Tes 4,13–5,11; </w:t>
-      </w:r>
-    </w:p>
-    <w:p>
-      <w:pPr>
-        <w:numPr>
-          <w:ilvl w:val="0"/>
-          <w:numId w:val="19"/>
-        </w:numPr>
-        <w:spacing w:after="9" w:line="266" w:lineRule="auto"/>
-        <w:ind w:right="2423" w:hanging="139"/>
-        <w:jc w:val="left"/>
-      </w:pPr>
-      <w:r>
-        <w:rPr>
-          <w:b/>
-        </w:rPr>
-        <w:t xml:space="preserve">Zmartwychwstanie: 1 Kor 15; </w:t>
-      </w:r>
-    </w:p>
-    <w:p>
-      <w:pPr>
-        <w:numPr>
-          <w:ilvl w:val="0"/>
-          <w:numId w:val="19"/>
-        </w:numPr>
-        <w:spacing w:after="10" w:line="267" w:lineRule="auto"/>
-        <w:ind w:right="2423" w:hanging="139"/>
-        <w:jc w:val="left"/>
-      </w:pPr>
-      <w:r>
-        <w:rPr>
-          <w:b/>
-        </w:rPr>
-        <w:t xml:space="preserve">Sąd i życie wieczne: Mt 25,31-46. </w:t>
-      </w:r>
-    </w:p>
-    <w:p>
-      <w:pPr>
-        <w:spacing w:after="18" w:line="259" w:lineRule="auto"/>
-        <w:ind w:left="0" w:right="0" w:firstLine="0"/>
-        <w:jc w:val="left"/>
-      </w:pPr>
-      <w:r>
-        <w:rPr>
-          <w:b/>
-        </w:rPr>
-        <w:t xml:space="preserve"> </w:t>
-      </w:r>
-    </w:p>
-    <w:p>
-      <w:pPr>
-        <w:spacing w:after="9" w:line="266" w:lineRule="auto"/>
-        <w:ind w:right="2423"/>
-        <w:jc w:val="center"/>
-      </w:pPr>
-      <w:r>
-        <w:t xml:space="preserve">ENCYKLIKA </w:t>
-      </w:r>
-      <w:r>
-        <w:rPr>
-          <w:b/>
-          <w:i/>
-        </w:rPr>
-        <w:t xml:space="preserve">SPE SALVI  </w:t>
-      </w:r>
-      <w:r>
-        <w:rPr>
-          <w:b/>
-        </w:rPr>
-        <w:t>BENEDYKTA XVI</w:t>
-      </w:r>
-    </w:p>
-    <w:p>
-      <w:pPr>
-        <w:spacing w:after="18" w:line="259" w:lineRule="auto"/>
-        <w:ind w:left="-5" w:right="0"/>
-        <w:jc w:val="left"/>
-      </w:pPr>
-      <w:hyperlink r:id="rId53">
-        <w:r>
-          <w:rPr>
-            <w:color w:val="467886"/>
-            <w:u w:val="single" w:color="467886"/>
-          </w:rPr>
-          <w:t>https://tiny.pl/wsf4m</w:t>
-        </w:r>
-      </w:hyperlink>
-      <w:hyperlink r:id="rId54">
-        <w:r>
-          <w:t xml:space="preserve"> </w:t>
-        </w:r>
-      </w:hyperlink>
-    </w:p>
-    <w:p>
-      <w:pPr>
-        <w:spacing w:after="17" w:line="259" w:lineRule="auto"/>
-        <w:ind w:left="0" w:right="0" w:firstLine="0"/>
-        <w:jc w:val="left"/>
-      </w:pPr>
-      <w:r>
-        <w:rPr>
-          <w:b/>
-        </w:rPr>
-        <w:t xml:space="preserve"> </w:t>
-      </w:r>
-    </w:p>
-    <w:p>
-      <w:pPr>
-        <w:spacing w:after="10" w:line="267" w:lineRule="auto"/>
-        <w:ind w:left="-15" w:right="0" w:firstLine="0"/>
-      </w:pPr>
-      <w:r>
-        <w:rPr>
-          <w:b/>
-        </w:rPr>
-        <w:t xml:space="preserve">III. Sąd Ostateczny jako miejsce uczenia się i wprawiania w nadziei </w:t>
-      </w:r>
-    </w:p>
-    <w:p>
-      <w:pPr>
-        <w:ind w:left="-5" w:right="0"/>
-      </w:pPr>
-      <w:r>
-        <w:t xml:space="preserve">41. W wielkim </w:t>
-      </w:r>
-      <w:r>
-        <w:rPr>
-          <w:i/>
-        </w:rPr>
-        <w:t xml:space="preserve">Credo </w:t>
-      </w:r>
-      <w:r>
-        <w:t xml:space="preserve">Kościoła centralna część, która mówi o misterium Chrystusa, począwszy od odwiecznego zrodzenia z Ojca i narodzenia w czasie z Dziewicy Maryi, i poprzez krzyż i zmartwychwstanie dochodzi do Jego powtórnego przyjścia, kończy się słowami: «przyjdzie w chwale sądzić żywych i umarłych». Perspektywa Sądu Ostatecznego od najwcześniejszych czasów oddziaływała na codzienne życie chrześcijan, stanowiąc jakby kryterium, według którego kształtowali życie doczesne, jako wyzwanie dla sumień i równocześnie jako nadzieja pokładana w sprawiedliwości Boga. Wiara w Chrystusa nigdy nie patrzyła tylko wstecz, ani też tylko wzwyż, ale zawsze również wprzód, ku godzinie sprawiedliwości, którą Pan zapowiadał wielokrotnie. To spojrzenie ku przyszłości było dla chrześcijaństwa ważne w odniesieniu do doczesności. Wznosząc budowle sakralne, chrześcijanie pragnęli ukazać bogactwo historyczne i kosmiczne wiary w Chrystusa, dlatego stało się zwyczajem, że na wschodniej stronie przedstawiano Pana, który powraca jako król – wyobrażenie nadziei, zaś na zachodniej Sąd Ostateczny jako wyobrażenie odpowiedzialności za nasze życie; obraz ten «spoglądał» na wiernych i im towarzyszył właśnie w drodze ku codzienności. W rozwoju ikonografii uwydatniano coraz bardziej groźny i posępny aspekt Sądu, który widocznie bardziej pociągał artystów niż blask nadziei, który często nadmiernie przysłaniała groźba. […] </w:t>
-      </w:r>
-    </w:p>
-    <w:p>
-      <w:pPr>
-        <w:ind w:left="-5" w:right="0"/>
-      </w:pPr>
-      <w:r>
-        <w:t xml:space="preserve">47. Niektórzy współcześni teolodzy uważają, że ogniem, który spala a równocześnie zbawia, jest sam Chrystus, Sędzia i Zbawiciel. Spotkanie z Nim jest decydującym aktem Sądu. Pod Jego spojrzeniem topnieje wszelki fałsz. Spotkanie z Nim przepala nas, przekształca i uwalnia, abyśmy odzyskali własną tożsamość. To, co zostało zbudowane w ciągu życia, może wówczas okazać się suchą słomą, samą pyszałkowatością, i zawalić się. Jednak  </w:t>
-      </w:r>
-      <w:r>
-        <w:lastRenderedPageBreak/>
-        <w:t>w bólu tego spotkania, w którym to, co nieczyste i chore w naszym istnieniu, jasno jawi się przed nami, jest zbawienie. Jego wejrzenie, dotknięcie Jego Serca uzdrawia nas przez bolesną niewątpliwie przemianę, niczym «przejście przez ogień». Jest to jednak błogosławione cierpienie, w którym święta moc Jego miłości przenika nas jak ogień, abyśmy w końcu całkowicie należeli do siebie, a przez to całkowicie do Boga. Jawi się tu również wzajemne przenikanie się sprawiedliwości i łaski: nasz sposób życia nie jest bez znaczenia, ale nasz brud nie plami nas na wieczność, jeśli pozostaliśmy przynajmniej ukierunkowani na Chrystusa, na prawdę i na miłość. Ten brud został już bowiem wypalony w Męce Chrystusa. W chwili Sądu Ostatecznego doświadczamy i przyjmujemy, że Jego miłość przewyższa całe zło świata i zło w nas. Ból miłości staje się naszym zbawieniem i naszą radością. Jest jasne, że nie możemy mierzyć «trwania» tego przemieniającego wypalania miarami czasu naszego świata. Przemieniający «moment» tego spotkania wymyka się ziemskim miarom czasu – jest czasem serca, czasem «przejścia» do komunii z Bogiem w Ciele Chrystusa. Sąd Boży jest nadzieją, zarówno dlatego, że jest sprawiedliwością, jak i dlatego, że jest łaską. Gdyby był tylko łaską, tak że wszystko, co ziemskie, byłoby bez znaczenia, Bóg byłby nam winien odpowiedź na pytanie o sprawiedliwość – decydujące dla nas pytanie wobec historii i samego Boga. Gdyby był tylko sprawiedliwością, byłby ostatecznie dla nas wszystkich jedynie przyczyną lęku. Wcielenie Boga w Chrystusie tak bardzo połączyło sprawiedliwość i łaskę, że sprawiedliwość jest ustanowiona ze stanowczością: wszyscy oczekujemy naszego zbawienia «z bojaźnią i drżeniem» (</w:t>
-      </w:r>
-      <w:r>
-        <w:rPr>
-          <w:i/>
-        </w:rPr>
-        <w:t>Flp</w:t>
-      </w:r>
-      <w:r>
-        <w:t xml:space="preserve"> 2, 12). Niemniej jednak łaska pozwala nam wszystkim mieć nadzieję i ufnie zmierzać ku Sędziemu, którego znamy jako naszego «Rzecznika», </w:t>
-      </w:r>
-      <w:r>
-        <w:rPr>
-          <w:i/>
-        </w:rPr>
-        <w:t xml:space="preserve">Parakletos </w:t>
-      </w:r>
-      <w:r>
-        <w:t xml:space="preserve">(por. </w:t>
-      </w:r>
-      <w:r>
-        <w:rPr>
-          <w:i/>
-        </w:rPr>
-        <w:t xml:space="preserve">1 J </w:t>
-      </w:r>
-      <w:r>
-        <w:t xml:space="preserve">2, 1). </w:t>
-      </w:r>
-    </w:p>
-    <w:p>
-      <w:pPr>
-        <w:spacing w:after="16" w:line="259" w:lineRule="auto"/>
-        <w:ind w:left="0" w:right="0" w:firstLine="0"/>
-        <w:jc w:val="left"/>
-      </w:pPr>
-      <w:r>
-        <w:rPr>
-          <w:b/>
-        </w:rPr>
-        <w:t xml:space="preserve"> </w:t>
-      </w:r>
-    </w:p>
-    <w:p>
-      <w:pPr>
-        <w:spacing w:after="23" w:line="259" w:lineRule="auto"/>
-        <w:ind w:left="0" w:right="0" w:firstLine="0"/>
-        <w:jc w:val="left"/>
-      </w:pPr>
-      <w:r>
-        <w:rPr>
-          <w:b/>
-        </w:rPr>
-        <w:t xml:space="preserve"> </w:t>
-      </w:r>
-    </w:p>
-    <w:p>
-      <w:pPr>
-        <w:spacing w:after="1" w:line="273" w:lineRule="auto"/>
-        <w:ind w:left="4206" w:right="3201" w:hanging="154"/>
-        <w:jc w:val="left"/>
-        <w:rPr>
-          <w:lang w:val="en-GB"/>
-        </w:rPr>
-      </w:pPr>
-      <w:r>
-        <w:rPr>
-          <w:b/>
-          <w:i/>
-          <w:lang w:val="en-GB"/>
-        </w:rPr>
-        <w:t>SPES NON CONFUNDIT</w:t>
-      </w:r>
-      <w:r>
-        <w:rPr>
-          <w:lang w:val="en-GB"/>
-        </w:rPr>
-        <w:t xml:space="preserve"> PAPIEŻ FRANCISZEK </w:t>
-      </w:r>
-    </w:p>
-    <w:p>
-      <w:pPr>
-        <w:spacing w:after="18" w:line="259" w:lineRule="auto"/>
-        <w:ind w:left="-5" w:right="0"/>
-        <w:jc w:val="left"/>
-        <w:rPr>
-          <w:lang w:val="en-GB"/>
-        </w:rPr>
-      </w:pPr>
-      <w:hyperlink r:id="rId55">
-        <w:r>
-          <w:rPr>
-            <w:color w:val="467886"/>
-            <w:u w:val="single" w:color="467886"/>
-            <w:lang w:val="en-GB"/>
-          </w:rPr>
-          <w:t>https://tiny.pl/34k71bwn</w:t>
-        </w:r>
-      </w:hyperlink>
-      <w:hyperlink r:id="rId56">
-        <w:r>
-          <w:rPr>
-            <w:lang w:val="en-GB"/>
-          </w:rPr>
-          <w:t xml:space="preserve"> </w:t>
-        </w:r>
-      </w:hyperlink>
-      <w:r>
-        <w:rPr>
-          <w:lang w:val="en-GB"/>
-        </w:rPr>
-        <w:t xml:space="preserve"> </w:t>
-      </w:r>
-    </w:p>
-    <w:p>
-      <w:pPr>
-        <w:spacing w:after="16" w:line="259" w:lineRule="auto"/>
-        <w:ind w:left="0" w:right="0" w:firstLine="0"/>
-        <w:jc w:val="left"/>
-        <w:rPr>
-          <w:lang w:val="en-GB"/>
-        </w:rPr>
-      </w:pPr>
-      <w:r>
-        <w:rPr>
-          <w:b/>
-          <w:lang w:val="en-GB"/>
-        </w:rPr>
-        <w:t xml:space="preserve"> </w:t>
-      </w:r>
-    </w:p>
-    <w:p>
-      <w:pPr>
-        <w:spacing w:after="19" w:line="259" w:lineRule="auto"/>
-        <w:ind w:left="0" w:right="0" w:firstLine="0"/>
-        <w:jc w:val="left"/>
-      </w:pPr>
-      <w:r>
-        <w:rPr>
-          <w:i/>
-        </w:rPr>
-        <w:t>Zakotwiczeni w nadziei</w:t>
-      </w:r>
-      <w:r>
-        <w:t xml:space="preserve"> </w:t>
-      </w:r>
-    </w:p>
-    <w:p>
-      <w:pPr>
-        <w:ind w:left="-5" w:right="0"/>
-      </w:pPr>
-      <w:r>
-        <w:t xml:space="preserve">18. Nadzieja, wraz z wiarą i miłością, tworzy tryptyk „cnót teologalnych”, które wyrażają istotę życia chrześcijańskiego (por. </w:t>
-      </w:r>
-      <w:r>
-        <w:rPr>
-          <w:i/>
-        </w:rPr>
-        <w:t xml:space="preserve">1 Kor </w:t>
-      </w:r>
-      <w:r>
-        <w:t xml:space="preserve">13, 13; </w:t>
-      </w:r>
-      <w:r>
-        <w:rPr>
-          <w:i/>
-        </w:rPr>
-        <w:t>1 Tes</w:t>
-      </w:r>
-      <w:r>
-        <w:t xml:space="preserve"> 1, 3). W ich nierozerwalnym dynamizmie, nadzieja jest tą, która niejako nadaje orientację, wskazuje kierunek i cel chrześcijańskiej egzystencji. Dlatego Paweł Apostoł zachęca nas: „Weselcie się nadzieją. W ucisku bądźcie cierpliwi, w modlitwie – wytrwali!” (</w:t>
-      </w:r>
-      <w:r>
-        <w:rPr>
-          <w:i/>
-        </w:rPr>
-        <w:t>Rz</w:t>
-      </w:r>
-      <w:r>
-        <w:t xml:space="preserve"> 12, 12). Tak, musimy „być bogaci w nadzieję” (por. </w:t>
-      </w:r>
-      <w:r>
-        <w:rPr>
-          <w:i/>
-        </w:rPr>
-        <w:t>Rz</w:t>
-      </w:r>
-      <w:r>
-        <w:t xml:space="preserve"> 15, 13), aby w sposób wiarygodny i pociągający dawać świadectwo wiary i miłości, które nosimy w naszych sercach; aby wiara była radosna, miłość entuzjastyczna; aby każdy był w stanie podarować choćby tylko uśmiech, gest przyjaźni, braterskie spojrzenie, szczere wysłuchanie, bezinteresowną posługę, wiedząc, że w Duchu Jezusa może to stać się owocnym ziarnem nadziei dla tych, którzy je przyjmują. Ale jaki jest fundament naszej nadziei? Aby to zrozumieć, dobrze zastanowić się nad motywami naszej nadziei (por. </w:t>
-      </w:r>
-      <w:r>
-        <w:rPr>
-          <w:i/>
-        </w:rPr>
-        <w:t>1 P</w:t>
-      </w:r>
-      <w:r>
-        <w:t xml:space="preserve"> 3,15). 19. „Wierzę w </w:t>
-      </w:r>
-      <w:r>
-        <w:rPr>
-          <w:i/>
-        </w:rPr>
-        <w:t>żywot wieczny</w:t>
-      </w:r>
-      <w:r>
-        <w:t>”. W ten sposób wyznajemy naszą wiarę, a chrześcijańska nadzieja znajduje w tych słowach fundamentalną podstawę. Jest ona bowiem „cnotą teologalną, dzięki której pragniemy jako naszego szczęścia [...] życia wiecznego”. Powszechny Sobór Watykański II stwierdza: „Jeżeli brakuje Bożego fundamentu i nadziei życia wiecznego, godność człowieka, jak to się często dzisiaj stwierdza, doznaje bardzo poważnego uszczerbku, a tajemnice życia i śmierci, winy i cierpienia pozostają bez rozwiązania, tak że ludzie nierzadko popadają w zwątpienie”. My natomiast, na mocy nadziei, w której zostaliśmy zbawieni, patrząc na upływający czas, mamy pewność, że dzieje ludzkości i każdego z nas nie biegną w kierunku ślepego zaułku czy ciemnej otchłani, ale są ukierunkowane na spotkanie z Panem chwały. Żyjmy zatem w oczekiwaniu na Jego powrót i w nadziei życia wiecznego w Nim: to w tym duchu czynimy naszym poruszające wezwanie pierwszych chrześcijan, którym kończy się Pismo Święte: „Przyjdź, Panie Jezu!” (</w:t>
-      </w:r>
-      <w:r>
-        <w:rPr>
-          <w:i/>
-        </w:rPr>
-        <w:t>Ap</w:t>
-      </w:r>
-      <w:r>
-        <w:t xml:space="preserve"> 22, 20). </w:t>
-      </w:r>
-    </w:p>
-    <w:p>
-      <w:pPr>
-        <w:numPr>
-          <w:ilvl w:val="0"/>
-          <w:numId w:val="20"/>
-        </w:numPr>
-        <w:ind w:right="0"/>
-      </w:pPr>
-      <w:r>
-        <w:t xml:space="preserve">Jezus, który umarł i zmartwychwstał, jest centrum naszej wiary. Św. Paweł, wyrażając tę treść w kilku słowach, używając tylko czterech czasowników przekazuje nam „rdzeń” naszej nadziei: „Przekazałem wam na </w:t>
-      </w:r>
-      <w:r>
-        <w:lastRenderedPageBreak/>
-        <w:t>początku to, co przejąłem: że Chrystus umarł – zgodnie z Pismem – za nasze grzechy, że został pogrzebany, że zmartwychwstał trzeciego dnia, zgodnie z Pismem; i że ukazał się Kefasowi, a potem Dwunastu”</w:t>
-      </w:r>
-      <w:r>
-        <w:br w:type="page"/>
-      </w:r>
-    </w:p>
-    <w:p>
-      <w:pPr>
-        <w:ind w:right="0" w:firstLine="0"/>
-      </w:pPr>
-      <w:r>
-        <w:lastRenderedPageBreak/>
-        <w:t xml:space="preserve"> (</w:t>
-      </w:r>
-      <w:r>
-        <w:rPr>
-          <w:i/>
-        </w:rPr>
-        <w:t>1 Kor</w:t>
-      </w:r>
-      <w:r>
-        <w:t xml:space="preserve"> 15,  3-5). Chrystus </w:t>
-      </w:r>
-      <w:r>
-        <w:rPr>
-          <w:i/>
-        </w:rPr>
-        <w:t>umarł</w:t>
-      </w:r>
-      <w:r>
-        <w:t xml:space="preserve">, </w:t>
-      </w:r>
-      <w:r>
-        <w:rPr>
-          <w:i/>
-        </w:rPr>
-        <w:t>został pogrzebany</w:t>
-      </w:r>
-      <w:r>
-        <w:t xml:space="preserve">, </w:t>
-      </w:r>
-      <w:r>
-        <w:rPr>
-          <w:i/>
-        </w:rPr>
-        <w:t>zmartwychwstał,</w:t>
-      </w:r>
-      <w:r>
-        <w:t xml:space="preserve"> </w:t>
-      </w:r>
-      <w:r>
-        <w:rPr>
-          <w:i/>
-        </w:rPr>
-        <w:t>ukazał się</w:t>
-      </w:r>
-      <w:r>
-        <w:t xml:space="preserve">. Dla nas przeszedł przez dramat śmierci. Miłość Ojca wskrzesiła Go w mocy Ducha, czyniąc z Jego człowieczeństwa pierwociny wieczności dla naszego zbawienia. Chrześcijańska nadzieja polega właśnie na tym: w obliczu śmierci, gdzie wszystko wydaje się kończyć, otrzymujemy pewność, że dzięki Chrystusowi, dzięki Jego łasce przekazanej nam w chrzcie, „życie […] zmienia się, ale się nie kończy” na zawsze. W chrzcie bowiem, pogrzebani razem z Chrystusem, otrzymujemy  w Nim zmartwychwstałym dar nowego życia, które burzy mur śmierci, czyniąc z niej przejście do wieczności. I o ile w obliczu </w:t>
-      </w:r>
-      <w:r>
-        <w:rPr>
-          <w:i/>
-        </w:rPr>
-        <w:t>śmierci</w:t>
-      </w:r>
-      <w:r>
-        <w:t xml:space="preserve">, bolesnej rozłąki, która zmusza nas do opuszczenia najdroższych nam osób, nie jest dozwolona jakakolwiek retoryka, to Jubileusz da nam możliwość odkrycia na nowo, z ogromną wdzięcznością, daru tego nowego życia otrzymanego w chrzcie, które jest w stanie przekształcić ten dramat. Ważne, aby  w kontekście Jubileuszu zastanowić się, jak rozumiano tę tajemnicę od pierwszych wieków wiary. Na przykład, przez długi czas chrześcijanie budowali chrzcielnicę w kształcie ośmiokąta, i także dzisiaj możemy podziwiać wiele starożytnych baptysteriów, które zachowały ten kształt, jak w Rzymie u Świętego Jana na Lateranie. Wskazuje on, że w chrzcielnicy inaugurowany jest ósmy dzień, to znaczy dzień zmartwychwstania, dzień, który wykracza poza zwykły rytm, naznaczony upływem każdego tygodnia, otwierając w ten sposób cykl czasu na wymiar wieczności, na życie, które trwa wiecznie: jest to cel, do którego dążymy w naszej ziemskiej pielgrzymce (por. </w:t>
-      </w:r>
-      <w:r>
-        <w:rPr>
-          <w:i/>
-        </w:rPr>
-        <w:t xml:space="preserve">Rz </w:t>
-      </w:r>
-      <w:r>
-        <w:t xml:space="preserve">6, 22). […] </w:t>
-      </w:r>
-    </w:p>
-    <w:p>
-      <w:pPr>
-        <w:numPr>
-          <w:ilvl w:val="0"/>
-          <w:numId w:val="20"/>
-        </w:numPr>
-        <w:ind w:right="0"/>
-      </w:pPr>
-      <w:r>
-        <w:t xml:space="preserve">Co zatem stanie się z nami po śmierci? Za tym progiem jest życie wieczne z Jezusem, które polega na pełnej komunii z Bogiem, na kontemplacji i uczestnictwie w Jego nieskończonej miłości. To, czym teraz żyjemy  w nadziei, zobaczymy w rzeczywistości. Św. Augustyn pisał na ten temat: „Kiedy do Ciebie przywrę całą moją istotą, skończy się dla mnie wszelki ból i wszelki trud. Wtedy moje życie będzie naprawdę żywe, całe napełnione Tobą”. Co zatem będzie charakteryzować taką pełnię komunii? Bycie szczęśliwym. </w:t>
-      </w:r>
-      <w:r>
-        <w:rPr>
-          <w:i/>
-        </w:rPr>
-        <w:t>Szczęście</w:t>
-      </w:r>
-      <w:r>
-        <w:t xml:space="preserve"> jest powołaniem istoty ludzkiej, celem, który dotyczy każdego. </w:t>
-      </w:r>
-    </w:p>
-    <w:p>
-      <w:pPr>
-        <w:ind w:left="-5" w:right="0"/>
-      </w:pPr>
-      <w:r>
-        <w:t>Ale czym jest szczęście? Jakiego szczęścia oczekujemy i pragniemy? Nie przelotnej radości, ulotnej satysfakcji, która raz osiągnięta, domaga się coraz więcej, w spirali chciwości, w której ludzka dusza nigdy nie jest nasycona, lecz coraz bardziej pusta. Potrzebujemy szczęścia, które jest definitywnie spełnione w tym, co nas spełnia, to znaczy w miłości, abyśmy mogli powiedzieć, już teraz: Jestem kochany, a zatem istnieję; i będę istniał na zawsze w Miłości, która nie zawodzi i od której nic i nikt nigdy nie będzie w stanie mnie oddzielić. Przypomnijmy raz jeszcze słowa Apostoła: „Jestem pewien, że ani śmierć, ani życie, ani aniołowie, ani Zwierzchności, ani rzeczy teraźniejsze, ani przyszłe, ani Moce, ani co wysokie, ani co głębokie, ani jakiekolwiek inne stworzenie nie zdoła nas odłączyć od miłości Boga, która jest w Chrystusie Jezusie, Panu naszym” (</w:t>
-      </w:r>
-      <w:r>
-        <w:rPr>
-          <w:i/>
-        </w:rPr>
-        <w:t>Rz</w:t>
-      </w:r>
-      <w:r>
-        <w:t xml:space="preserve"> 8, 38-39). </w:t>
-      </w:r>
-    </w:p>
-    <w:p>
-      <w:pPr>
-        <w:numPr>
-          <w:ilvl w:val="0"/>
-          <w:numId w:val="20"/>
-        </w:numPr>
-        <w:spacing w:after="691"/>
-        <w:ind w:right="0"/>
-      </w:pPr>
-      <w:r>
-        <w:t xml:space="preserve">Inną rzeczywistością związaną z życiem wiecznym jest </w:t>
-      </w:r>
-      <w:r>
-        <w:rPr>
-          <w:i/>
-        </w:rPr>
-        <w:t>sąd Boży</w:t>
-      </w:r>
-      <w:r>
-        <w:t xml:space="preserve">, zarówno na końcu naszego życia, jak i na końcu czasów. Sztuka często próbowała to przedstawić – pomyślmy o arcydziele Michała Anioła w Kaplicy Sykstyńskiej – przyjmując teologiczną koncepcję czasu i przekazując widzowi poczucie lęku. Jeśli słuszne jest przygotowanie się z wielką świadomością i powagą na moment, który podsumowuje życie, to jednocześnie musimy zawsze czynić to w wymiarze nadziei, cnoty teologalnej, która podtrzymuje życie i pozwala nam nie popaść w lęk. Sąd Boga, który jest miłością (por. </w:t>
-      </w:r>
-      <w:r>
-        <w:rPr>
-          <w:i/>
-        </w:rPr>
-        <w:t>1 J</w:t>
-      </w:r>
-      <w:r>
-        <w:t xml:space="preserve"> 4, 8.16), nie może nie opierać się na miłości, zwłaszcza na tym, czy praktykowaliśmy ją wobec najbardziej potrzebujących, w których Chrystus, sam Sędzia, jest obecny (por. </w:t>
-      </w:r>
-      <w:r>
-        <w:rPr>
-          <w:i/>
-        </w:rPr>
-        <w:t>Mt</w:t>
-      </w:r>
-      <w:r>
-        <w:t xml:space="preserve"> 25, 31-46). Idzie zatem o osąd inny niż osąd ludzi i ziemskich sądów; należy go rozumieć jako relację prawdy  z Bogiem-miłością i z samym sobą w niezgłębionej tajemnicy Bożego miłosierdzia. Pismo Święte stwierdza w tym względzie: „Nauczyłeś lud swój [...], że sprawiedliwy powinien być dobrym dla ludzi. I wlałeś synom swym wielką nadzieję, że po występkach dajesz nawrócenie. [...] byśmy oczekiwali miłosierdzia, gdy na nas sąd przyjdzie” (</w:t>
-      </w:r>
-      <w:r>
-        <w:rPr>
-          <w:i/>
-        </w:rPr>
-        <w:t>Mdr</w:t>
-      </w:r>
-      <w:r>
-        <w:t xml:space="preserve"> 12, 19.22). Jak napisał Benedykt XVI, „W chwili Sądu Ostatecznego doświadczamy i przyjmujemy, że Jego miłość przewyższa całe zło świata i zło w nas. Ból miłości staje się naszym zbawieniem i naszą radością”. Sąd dotyczy więc zbawienia, w które ufamy i które Jezus dla nas wyjednał przez swoją śmierć i zmartwychwstanie. Jego celem jest zatem otwarcie nas na ostateczne spotkanie z Nim. A ponieważ w tym </w:t>
-      </w:r>
-      <w:r>
-        <w:lastRenderedPageBreak/>
-        <w:t xml:space="preserve">kontekście nie można myśleć, że wyrządzone zło pozostałoby ukryte, musi ono zostać </w:t>
-      </w:r>
-      <w:r>
-        <w:rPr>
-          <w:i/>
-        </w:rPr>
-        <w:t>oczyszczone</w:t>
-      </w:r>
-      <w:r>
-        <w:t xml:space="preserve">, aby umożliwić nam ostateczne przejście do Bożej miłości. […] </w:t>
-      </w:r>
-    </w:p>
-    <w:p>
-      <w:pPr>
-        <w:spacing w:after="338" w:line="265" w:lineRule="auto"/>
-        <w:ind w:right="4"/>
-        <w:jc w:val="center"/>
-      </w:pPr>
-      <w:r>
-        <w:rPr>
-          <w:rFonts w:ascii="Arial" w:eastAsia="Arial" w:hAnsi="Arial" w:cs="Arial"/>
-          <w:b/>
-          <w:sz w:val="28"/>
-        </w:rPr>
-        <w:t xml:space="preserve">BLOK III </w:t>
-      </w:r>
-    </w:p>
-    <w:p>
-      <w:pPr>
-        <w:spacing w:after="500" w:line="265" w:lineRule="auto"/>
-        <w:ind w:right="5"/>
-        <w:jc w:val="center"/>
-      </w:pPr>
-      <w:r>
-        <w:rPr>
-          <w:rFonts w:ascii="Arial" w:eastAsia="Arial" w:hAnsi="Arial" w:cs="Arial"/>
-          <w:b/>
-          <w:sz w:val="28"/>
-        </w:rPr>
-        <w:t xml:space="preserve">Pytania do modlitwy osobistej i dzielenia w małej grupie </w:t>
-      </w:r>
-    </w:p>
-    <w:p>
-      <w:pPr>
-        <w:numPr>
-          <w:ilvl w:val="1"/>
-          <w:numId w:val="20"/>
-        </w:numPr>
-        <w:ind w:right="0" w:hanging="360"/>
-      </w:pPr>
-      <w:r>
-        <w:t xml:space="preserve">Jakie odczucia rodzą się w twoim sercu, gdy myślisz o powrocie Pana, zmartwychwstaniu i sądzie ostatecznym? Czy te prawdy wiary są dla ciebie przedmiotem nadziei?  </w:t>
-      </w:r>
-    </w:p>
-    <w:p>
-      <w:pPr>
-        <w:numPr>
-          <w:ilvl w:val="1"/>
-          <w:numId w:val="20"/>
-        </w:numPr>
-        <w:ind w:right="0" w:hanging="360"/>
-      </w:pPr>
-      <w:r>
-        <w:t xml:space="preserve">Jak wygląda twoja gotowość na przyjście Pana? Co budzi twój niepokój? Co powinieneś/powinnaś zrobić, aby nie dać się zaskoczyć przez Paruzję? </w:t>
-      </w:r>
-    </w:p>
-    <w:p>
-      <w:pPr>
-        <w:numPr>
-          <w:ilvl w:val="1"/>
-          <w:numId w:val="20"/>
-        </w:numPr>
-        <w:ind w:right="0" w:hanging="360"/>
-      </w:pPr>
-      <w:r>
-        <w:t xml:space="preserve">Co robisz, aby przygotować się na Boży sąd? </w:t>
-      </w:r>
-    </w:p>
-    <w:p>
-      <w:pPr>
-        <w:numPr>
-          <w:ilvl w:val="1"/>
-          <w:numId w:val="20"/>
-        </w:numPr>
-        <w:ind w:right="0" w:hanging="360"/>
-      </w:pPr>
-      <w:r>
-        <w:t xml:space="preserve">Czy myśl o życiu wiecznym z Bogiem pomaga ci w życiu? </w:t>
-      </w:r>
-    </w:p>
-    <w:p>
-      <w:pPr>
-        <w:numPr>
-          <w:ilvl w:val="1"/>
-          <w:numId w:val="20"/>
-        </w:numPr>
-        <w:ind w:right="0" w:hanging="360"/>
-      </w:pPr>
-      <w:r>
-        <w:t xml:space="preserve">Czy odkryłeś coś nowego w nauczaniu ostatnich papieży o Paruzji, zmartwychwstaniu, sądzie i życiu wiecznym jako przedmiotach naszej nadziei? Wskaż, które treści są dla ciebie nowe i odkrywcze? Porozmawiaj na te tematy z Jezusem. Owocami rozważania i modlitwy podziel się w małej grupie. </w:t>
-      </w:r>
-    </w:p>
-    <w:p>
-      <w:pPr>
-        <w:sectPr>
-          <w:headerReference w:type="even" r:id="rId57"/>
-          <w:headerReference w:type="default" r:id="rId58"/>
-          <w:footerReference w:type="even" r:id="rId59"/>
-          <w:footerReference w:type="default" r:id="rId60"/>
-          <w:headerReference w:type="first" r:id="rId61"/>
-          <w:footerReference w:type="first" r:id="rId62"/>
-          <w:pgSz w:w="11906" w:h="16841"/>
-          <w:pgMar w:top="445" w:right="561" w:bottom="1169" w:left="566" w:header="708" w:footer="708" w:gutter="0"/>
-          <w:cols w:space="708"/>
-          <w:titlePg/>
-        </w:sectPr>
-      </w:pPr>
-    </w:p>
-    <w:p>
-      <w:pPr>
-        <w:pStyle w:val="Nagwek1"/>
-      </w:pPr>
-      <w:bookmarkStart w:id="7" w:name="_Toc214884297"/>
-      <w:r>
-        <w:lastRenderedPageBreak/>
-        <w:t xml:space="preserve">Część 6. </w:t>
-      </w:r>
-      <w:r>
-        <w:t xml:space="preserve"> </w:t>
-      </w:r>
-      <w:r>
-        <w:t>Ale nie tylko [tym], lecz chlubimy się także z ucisków, wiedząc, że ucisk wyrabia wytrwałość, a wytrwałość – wypróbowaną cnotę, wypróbowana zaś cnota – nadzieję (Rz 5,3-4)</w:t>
-      </w:r>
-      <w:bookmarkEnd w:id="7"/>
-    </w:p>
-    <w:p>
-      <w:pPr>
-        <w:spacing w:after="338" w:line="265" w:lineRule="auto"/>
-        <w:ind w:right="0"/>
-        <w:jc w:val="center"/>
-      </w:pPr>
-      <w:r>
-        <w:rPr>
-          <w:rFonts w:ascii="Arial" w:eastAsia="Arial" w:hAnsi="Arial" w:cs="Arial"/>
-          <w:b/>
-          <w:sz w:val="28"/>
-        </w:rPr>
-        <w:t xml:space="preserve">BLOK I </w:t>
-      </w:r>
-    </w:p>
-    <w:p>
-      <w:pPr>
-        <w:spacing w:after="254" w:line="265" w:lineRule="auto"/>
-        <w:ind w:right="1"/>
-        <w:jc w:val="center"/>
-      </w:pPr>
-      <w:r>
-        <w:rPr>
-          <w:rFonts w:ascii="Arial" w:eastAsia="Arial" w:hAnsi="Arial" w:cs="Arial"/>
-          <w:b/>
-          <w:sz w:val="28"/>
-        </w:rPr>
-        <w:t xml:space="preserve">Katecheza wprowadzająca </w:t>
-      </w:r>
-    </w:p>
-    <w:p>
-      <w:pPr>
-        <w:spacing w:after="14" w:line="266" w:lineRule="auto"/>
-        <w:ind w:left="-5" w:right="2277"/>
-        <w:jc w:val="left"/>
-      </w:pPr>
-      <w:r>
-        <w:rPr>
-          <w:color w:val="EE0000"/>
-          <w:shd w:val="clear" w:color="auto" w:fill="FFFF00"/>
-        </w:rPr>
-        <w:t xml:space="preserve">Kliknij </w:t>
-      </w:r>
-      <w:hyperlink r:id="rId63">
-        <w:r>
-          <w:rPr>
-            <w:color w:val="467886"/>
-            <w:u w:val="single" w:color="467886"/>
-            <w:shd w:val="clear" w:color="auto" w:fill="FFFF00"/>
-          </w:rPr>
-          <w:t>TUTAJ</w:t>
-        </w:r>
-      </w:hyperlink>
-      <w:hyperlink r:id="rId64">
+      <w:hyperlink r:id="rId60">
         <w:r>
           <w:rPr>
             <w:color w:val="EE0000"/>
@@ -10584,7 +10369,7 @@
         <w:ind w:left="-5" w:right="0"/>
         <w:jc w:val="left"/>
       </w:pPr>
-      <w:hyperlink r:id="rId65">
+      <w:hyperlink r:id="rId61">
         <w:r>
           <w:rPr>
             <w:color w:val="467886"/>
@@ -10593,7 +10378,7 @@
           <w:t>https://tiny.pl/wsf4m</w:t>
         </w:r>
       </w:hyperlink>
-      <w:hyperlink r:id="rId66">
+      <w:hyperlink r:id="rId62">
         <w:r>
           <w:t xml:space="preserve"> </w:t>
         </w:r>
@@ -10769,7 +10554,7 @@
           <w:lang w:val="en-GB"/>
         </w:rPr>
       </w:pPr>
-      <w:hyperlink r:id="rId67">
+      <w:hyperlink r:id="rId63">
         <w:r>
           <w:rPr>
             <w:color w:val="467886"/>
@@ -10779,7 +10564,7 @@
           <w:t>https://tiny.pl/34k71bwn</w:t>
         </w:r>
       </w:hyperlink>
-      <w:hyperlink r:id="rId68">
+      <w:hyperlink r:id="rId64">
         <w:r>
           <w:rPr>
             <w:lang w:val="en-GB"/>
@@ -10875,12 +10660,12 @@
     <w:p>
       <w:pPr>
         <w:sectPr>
-          <w:headerReference w:type="even" r:id="rId69"/>
-          <w:headerReference w:type="default" r:id="rId70"/>
-          <w:footerReference w:type="even" r:id="rId71"/>
-          <w:footerReference w:type="default" r:id="rId72"/>
-          <w:headerReference w:type="first" r:id="rId73"/>
-          <w:footerReference w:type="first" r:id="rId74"/>
+          <w:headerReference w:type="even" r:id="rId65"/>
+          <w:headerReference w:type="default" r:id="rId66"/>
+          <w:footerReference w:type="even" r:id="rId67"/>
+          <w:footerReference w:type="default" r:id="rId68"/>
+          <w:headerReference w:type="first" r:id="rId69"/>
+          <w:footerReference w:type="first" r:id="rId70"/>
           <w:pgSz w:w="11906" w:h="16841"/>
           <w:pgMar w:top="445" w:right="563" w:bottom="1168" w:left="566" w:header="708" w:footer="708" w:gutter="0"/>
           <w:cols w:space="708"/>
@@ -10964,7 +10749,7 @@
         </w:rPr>
         <w:t xml:space="preserve">Kliknij </w:t>
       </w:r>
-      <w:hyperlink r:id="rId75">
+      <w:hyperlink r:id="rId71">
         <w:r>
           <w:rPr>
             <w:color w:val="467886"/>
@@ -10974,7 +10759,7 @@
           <w:t>TUTAJ</w:t>
         </w:r>
       </w:hyperlink>
-      <w:hyperlink r:id="rId76">
+      <w:hyperlink r:id="rId72">
         <w:r>
           <w:rPr>
             <w:color w:val="EE0000"/>
@@ -11951,7 +11736,7 @@
         <w:ind w:left="-5" w:right="0"/>
         <w:jc w:val="left"/>
       </w:pPr>
-      <w:hyperlink r:id="rId77">
+      <w:hyperlink r:id="rId73">
         <w:r>
           <w:rPr>
             <w:color w:val="467886"/>
@@ -11960,7 +11745,7 @@
           <w:t>https://tiny.pl/wsf4m</w:t>
         </w:r>
       </w:hyperlink>
-      <w:hyperlink r:id="rId78">
+      <w:hyperlink r:id="rId74">
         <w:r>
           <w:t xml:space="preserve"> </w:t>
         </w:r>
@@ -12141,12 +11926,12 @@
     <w:p>
       <w:pPr>
         <w:sectPr>
-          <w:headerReference w:type="even" r:id="rId79"/>
-          <w:headerReference w:type="default" r:id="rId80"/>
-          <w:footerReference w:type="even" r:id="rId81"/>
-          <w:footerReference w:type="default" r:id="rId82"/>
-          <w:headerReference w:type="first" r:id="rId83"/>
-          <w:footerReference w:type="first" r:id="rId84"/>
+          <w:headerReference w:type="even" r:id="rId75"/>
+          <w:headerReference w:type="default" r:id="rId76"/>
+          <w:footerReference w:type="even" r:id="rId77"/>
+          <w:footerReference w:type="default" r:id="rId78"/>
+          <w:headerReference w:type="first" r:id="rId79"/>
+          <w:footerReference w:type="first" r:id="rId80"/>
           <w:pgSz w:w="11906" w:h="16841"/>
           <w:pgMar w:top="445" w:right="562" w:bottom="1357" w:left="566" w:header="708" w:footer="708" w:gutter="0"/>
           <w:cols w:space="708"/>
@@ -12212,7 +11997,7 @@
         </w:rPr>
         <w:t xml:space="preserve">Kliknij </w:t>
       </w:r>
-      <w:hyperlink r:id="rId85">
+      <w:hyperlink r:id="rId81">
         <w:r>
           <w:rPr>
             <w:color w:val="467886"/>
@@ -12222,7 +12007,7 @@
           <w:t>TUTAJ</w:t>
         </w:r>
       </w:hyperlink>
-      <w:hyperlink r:id="rId86">
+      <w:hyperlink r:id="rId82">
         <w:r>
           <w:rPr>
             <w:color w:val="EE0000"/>
@@ -12266,12 +12051,12 @@
       </w:r>
     </w:p>
     <w:sectPr>
-      <w:headerReference w:type="even" r:id="rId87"/>
-      <w:headerReference w:type="default" r:id="rId88"/>
-      <w:footerReference w:type="even" r:id="rId89"/>
-      <w:footerReference w:type="default" r:id="rId90"/>
-      <w:headerReference w:type="first" r:id="rId91"/>
-      <w:footerReference w:type="first" r:id="rId92"/>
+      <w:headerReference w:type="even" r:id="rId83"/>
+      <w:headerReference w:type="default" r:id="rId84"/>
+      <w:footerReference w:type="even" r:id="rId85"/>
+      <w:footerReference w:type="default" r:id="rId86"/>
+      <w:headerReference w:type="first" r:id="rId87"/>
+      <w:footerReference w:type="first" r:id="rId88"/>
       <w:pgSz w:w="11906" w:h="16841"/>
       <w:pgMar w:top="1440" w:right="1440" w:bottom="1440" w:left="1440" w:header="708" w:footer="708" w:gutter="0"/>
       <w:cols w:space="708"/>
